--- a/PlastiBioFuel/Funding_Loop/2026-08-22_DOE_SBIR-STTR_FY26-Phase-I-Genesis-Mission/04_Forms_and_Certifications_Checklist.docx
+++ b/PlastiBioFuel/Funding_Loop/2026-08-22_DOE_SBIR-STTR_FY26-Phase-I-Genesis-Mission/04_Forms_and_Certifications_Checklist.docx
@@ -2,786 +2,1375 @@
 <file path=word/document.xml><?xml version="1.0" encoding="utf-8"?>
 <w:document xmlns:wpc="http://schemas.microsoft.com/office/word/2010/wordprocessingCanvas" xmlns:mo="http://schemas.microsoft.com/office/mac/office/2008/main" xmlns:mc="http://schemas.openxmlformats.org/markup-compatibility/2006" xmlns:mv="urn:schemas-microsoft-com:mac:vml" xmlns:o="urn:schemas-microsoft-com:office:office" xmlns:r="http://schemas.openxmlformats.org/officeDocument/2006/relationships" xmlns:m="http://schemas.openxmlformats.org/officeDocument/2006/math" xmlns:v="urn:schemas-microsoft-com:vml" xmlns:wp14="http://schemas.microsoft.com/office/word/2010/wordprocessingDrawing" xmlns:wp="http://schemas.openxmlformats.org/drawingml/2006/wordprocessingDrawing" xmlns:w10="urn:schemas-microsoft-com:office:word" xmlns:w="http://schemas.openxmlformats.org/wordprocessingml/2006/main" xmlns:w14="http://schemas.microsoft.com/office/word/2010/wordml" xmlns:wpg="http://schemas.microsoft.com/office/word/2010/wordprocessingGroup" xmlns:wpi="http://schemas.microsoft.com/office/word/2010/wordprocessingInk" xmlns:wne="http://schemas.microsoft.com/office/word/2006/wordml" xmlns:wps="http://schemas.microsoft.com/office/word/2010/wordprocessingShape" mc:Ignorable="w14 wp14">
   <w:body>
+    <w:tbl>
+      <w:tblPr>
+        <w:tblW w:type="auto" w:w="0"/>
+        <w:jc w:val="left"/>
+        <w:tblLayout w:type="fixed"/>
+        <w:tblLook w:firstColumn="1" w:firstRow="1" w:lastColumn="0" w:lastRow="0" w:noHBand="0" w:noVBand="1" w:val="04A0"/>
+        <w:tblInd w:w="-1440" w:type="dxa"/>
+        <w:tblLayout w:type="fixed"/>
+      </w:tblPr>
+      <w:tblGrid>
+        <w:gridCol w:w="4680"/>
+        <w:gridCol w:w="4680"/>
+      </w:tblGrid>
+      <w:tr>
+        <w:tc>
+          <w:tcPr>
+            <w:tcW w:type="dxa" w:w="6120"/>
+            <w:tcBorders>
+              <w:top w:val="nil"/>
+              <w:left w:val="nil"/>
+              <w:bottom w:val="nil"/>
+              <w:right w:val="nil"/>
+            </w:tcBorders>
+            <w:tcMar>
+              <w:top w:w="0" w:type="dxa"/>
+              <w:start w:w="0" w:type="dxa"/>
+              <w:bottom w:w="0" w:type="dxa"/>
+              <w:end w:w="0" w:type="dxa"/>
+            </w:tcMar>
+            <w:shd w:val="clear" w:color="auto" w:fill="045AA9"/>
+            <w:tcMar>
+              <w:top w:w="140" w:type="dxa"/>
+              <w:start w:w="1440" w:type="dxa"/>
+              <w:bottom w:w="140" w:type="dxa"/>
+              <w:end w:w="0" w:type="dxa"/>
+            </w:tcMar>
+          </w:tcPr>
+          <w:p>
+            <w:pPr>
+              <w:spacing w:before="0" w:after="0" w:line="240" w:lineRule="auto"/>
+            </w:pPr>
+            <w:r>
+              <w:rPr>
+                <w:rFonts w:ascii="Aptos Display" w:hAnsi="Aptos Display" w:cs="Aptos Display" w:eastAsia="Aptos Display"/>
+                <w:b/>
+                <w:i w:val="0"/>
+                <w:color w:val="FFFFFF"/>
+                <w:sz w:val="22"/>
+                <w:spacing w:val="36"/>
+              </w:rPr>
+              <w:t>PLASTIBIOFUEL</w:t>
+            </w:r>
+          </w:p>
+        </w:tc>
+        <w:tc>
+          <w:tcPr>
+            <w:tcW w:type="dxa" w:w="6120"/>
+            <w:tcBorders>
+              <w:top w:val="nil"/>
+              <w:left w:val="nil"/>
+              <w:bottom w:val="nil"/>
+              <w:right w:val="nil"/>
+            </w:tcBorders>
+            <w:tcMar>
+              <w:top w:w="0" w:type="dxa"/>
+              <w:start w:w="0" w:type="dxa"/>
+              <w:bottom w:w="0" w:type="dxa"/>
+              <w:end w:w="0" w:type="dxa"/>
+            </w:tcMar>
+            <w:shd w:val="clear" w:color="auto" w:fill="045AA9"/>
+            <w:tcMar>
+              <w:top w:w="140" w:type="dxa"/>
+              <w:start w:w="0" w:type="dxa"/>
+              <w:bottom w:w="140" w:type="dxa"/>
+              <w:end w:w="1440" w:type="dxa"/>
+            </w:tcMar>
+          </w:tcPr>
+          <w:p>
+            <w:pPr>
+              <w:spacing w:before="0" w:after="0" w:line="240" w:lineRule="auto"/>
+              <w:jc w:val="right"/>
+            </w:pPr>
+            <w:r>
+              <w:rPr>
+                <w:rFonts w:ascii="Aptos Display" w:hAnsi="Aptos Display" w:cs="Aptos Display" w:eastAsia="Aptos Display"/>
+                <w:b/>
+                <w:i w:val="0"/>
+                <w:color w:val="9EC8F0"/>
+                <w:sz w:val="16"/>
+                <w:spacing w:val="38"/>
+              </w:rPr>
+              <w:t>FORMS AND CERTIFICATIONS</w:t>
+            </w:r>
+          </w:p>
+        </w:tc>
+      </w:tr>
+    </w:tbl>
+    <w:tbl>
+      <w:tblPr>
+        <w:tblW w:type="auto" w:w="0"/>
+        <w:jc w:val="left"/>
+        <w:tblLayout w:type="fixed"/>
+        <w:tblLook w:firstColumn="1" w:firstRow="1" w:lastColumn="0" w:lastRow="0" w:noHBand="0" w:noVBand="1" w:val="04A0"/>
+        <w:tblInd w:w="-1440" w:type="dxa"/>
+        <w:tblLayout w:type="fixed"/>
+      </w:tblPr>
+      <w:tblGrid>
+        <w:gridCol w:w="9360"/>
+      </w:tblGrid>
+      <w:tr>
+        <w:tc>
+          <w:tcPr>
+            <w:tcW w:type="dxa" w:w="12240"/>
+            <w:tcBorders>
+              <w:top w:val="nil"/>
+              <w:left w:val="nil"/>
+              <w:bottom w:val="nil"/>
+              <w:right w:val="nil"/>
+            </w:tcBorders>
+            <w:tcMar>
+              <w:top w:w="0" w:type="dxa"/>
+              <w:start w:w="0" w:type="dxa"/>
+              <w:bottom w:w="0" w:type="dxa"/>
+              <w:end w:w="0" w:type="dxa"/>
+            </w:tcMar>
+            <w:shd w:val="clear" w:color="auto" w:fill="D50057"/>
+            <w:tcMar>
+              <w:top w:w="0" w:type="dxa"/>
+              <w:start w:w="0" w:type="dxa"/>
+              <w:bottom w:w="0" w:type="dxa"/>
+              <w:end w:w="0" w:type="dxa"/>
+            </w:tcMar>
+          </w:tcPr>
+          <w:p>
+            <w:pPr>
+              <w:spacing w:before="0" w:after="0" w:line="240" w:lineRule="auto"/>
+            </w:pPr>
+            <w:r>
+              <w:rPr>
+                <w:rFonts w:ascii="Aptos" w:hAnsi="Aptos" w:cs="Aptos" w:eastAsia="Aptos"/>
+                <w:b w:val="0"/>
+                <w:i w:val="0"/>
+                <w:color w:val="2A2A2A"/>
+                <w:sz w:val="4"/>
+              </w:rPr>
+            </w:r>
+          </w:p>
+        </w:tc>
+      </w:tr>
+    </w:tbl>
     <w:p>
       <w:pPr>
-        <w:spacing w:after="40"/>
+        <w:spacing w:before="0" w:after="240" w:line="240" w:lineRule="auto"/>
+      </w:pPr>
+    </w:p>
+    <w:p>
+      <w:pPr>
+        <w:keepNext/>
+        <w:spacing w:before="0" w:after="100" w:line="264" w:lineRule="auto"/>
       </w:pPr>
       <w:r>
         <w:rPr>
-          <w:rFonts w:ascii="Calibri" w:hAnsi="Calibri" w:cs="Calibri" w:eastAsia="Calibri"/>
+          <w:rFonts w:ascii="Aptos Display" w:hAnsi="Aptos Display" w:cs="Aptos Display" w:eastAsia="Aptos Display"/>
           <w:b/>
+          <w:i w:val="0"/>
           <w:color w:val="045AA9"/>
-          <w:sz w:val="40"/>
+          <w:sz w:val="18"/>
+          <w:spacing w:val="28"/>
         </w:rPr>
-        <w:t>Forms and Certifications Checklist</w:t>
+        <w:t>DOE SBIR/STTR FY26 PHASE I  ·  GENESIS MISSION</w:t>
       </w:r>
     </w:p>
     <w:p>
       <w:pPr>
-        <w:spacing w:after="240"/>
+        <w:keepNext/>
+        <w:spacing w:before="0" w:after="0" w:line="247" w:lineRule="auto"/>
       </w:pPr>
       <w:r>
         <w:rPr>
-          <w:rFonts w:ascii="Calibri" w:hAnsi="Calibri" w:cs="Calibri" w:eastAsia="Calibri"/>
+          <w:rFonts w:ascii="Aptos Display" w:hAnsi="Aptos Display" w:cs="Aptos Display" w:eastAsia="Aptos Display"/>
           <w:b/>
-          <w:color w:val="D50057"/>
-          <w:sz w:val="21"/>
+          <w:i w:val="0"/>
+          <w:color w:val="2A2A2A"/>
+          <w:sz w:val="56"/>
         </w:rPr>
-        <w:t>DOE SBIR/STTR FY26 Phase I, Genesis Mission | Two stages, pitch and full application</w:t>
+        <w:t>Nothing to sign</w:t>
       </w:r>
     </w:p>
     <w:p>
       <w:pPr>
-        <w:spacing w:after="120"/>
+        <w:keepNext/>
+        <w:spacing w:before="0" w:after="120" w:line="247" w:lineRule="auto"/>
       </w:pPr>
       <w:r>
         <w:rPr>
-          <w:rFonts w:ascii="Calibri" w:hAnsi="Calibri" w:cs="Calibri" w:eastAsia="Calibri"/>
+          <w:rFonts w:ascii="Aptos Display" w:hAnsi="Aptos Display" w:cs="Aptos Display" w:eastAsia="Aptos Display"/>
+          <w:b/>
+          <w:i w:val="0"/>
           <w:color w:val="2A2A2A"/>
-          <w:sz w:val="22"/>
+          <w:sz w:val="56"/>
         </w:rPr>
-        <w:t>Stage 1 is the pitch. DOE requires no forms, certifications, or representations at the pitch stage. The only gate is an AMP account. Stage 2 items apply only if the pitch is invited forward, and DOE has not yet published the full-application forms package for this opportunity. Stage 2 rows are marked by source so that nothing anticipated is mistaken for something confirmed.</w:t>
+        <w:t>at the pitch stage</w:t>
       </w:r>
     </w:p>
     <w:p>
       <w:pPr>
-        <w:spacing w:before="280" w:after="80"/>
+        <w:spacing w:before="0" w:after="260" w:line="312" w:lineRule="auto"/>
       </w:pPr>
       <w:r>
         <w:rPr>
-          <w:rFonts w:ascii="Calibri" w:hAnsi="Calibri" w:cs="Calibri" w:eastAsia="Calibri"/>
-          <w:b/>
-          <w:color w:val="045AA9"/>
-          <w:sz w:val="27"/>
+          <w:rFonts w:ascii="Aptos" w:hAnsi="Aptos" w:cs="Aptos" w:eastAsia="Aptos"/>
+          <w:b w:val="0"/>
+          <w:i w:val="0"/>
+          <w:color w:val="4A5561"/>
+          <w:sz w:val="22"/>
         </w:rPr>
-        <w:t>Stage 1. Pitch, due September 10, 2026, 2:00 PM ET</w:t>
+        <w:t>DOE requires no forms, certifications, or representations at the pitch stage. The only gate is an AMP account. Stage 2 applies only if the pitch is invited forward, and DOE has not yet published the full-application forms package. Every Stage 2 row is marked by source so nothing anticipated is mistaken for something confirmed.</w:t>
       </w:r>
     </w:p>
     <w:tbl>
       <w:tblPr>
         <w:tblW w:type="auto" w:w="0"/>
         <w:jc w:val="left"/>
-        <w:tblLayout w:type="autofit"/>
+        <w:tblLayout w:type="fixed"/>
         <w:tblLook w:firstColumn="1" w:firstRow="1" w:lastColumn="0" w:lastRow="0" w:noHBand="0" w:noVBand="1" w:val="04A0"/>
+        <w:tblInd w:w="0" w:type="dxa"/>
+        <w:tblLayout w:type="fixed"/>
       </w:tblPr>
       <w:tblGrid>
-        <w:gridCol w:w="2340"/>
-        <w:gridCol w:w="2340"/>
-        <w:gridCol w:w="2340"/>
-        <w:gridCol w:w="2340"/>
+        <w:gridCol w:w="4680"/>
+        <w:gridCol w:w="4680"/>
       </w:tblGrid>
       <w:tr>
         <w:tc>
           <w:tcPr>
-            <w:tcW w:type="dxa" w:w="2664"/>
+            <w:tcW w:type="dxa" w:w="4680"/>
+            <w:tcMar>
+              <w:top w:w="0" w:type="dxa"/>
+              <w:start w:w="0" w:type="dxa"/>
+              <w:bottom w:w="0" w:type="dxa"/>
+              <w:end w:w="0" w:type="dxa"/>
+            </w:tcMar>
             <w:tcBorders>
-              <w:top w:val="single" w:sz="4" w:space="0" w:color="D9D9D9"/>
-              <w:left w:val="single" w:sz="4" w:space="0" w:color="D9D9D9"/>
-              <w:bottom w:val="single" w:sz="4" w:space="0" w:color="D9D9D9"/>
-              <w:right w:val="single" w:sz="4" w:space="0" w:color="D9D9D9"/>
+              <w:top w:val="single" w:sz="12" w:space="0" w:color="2A2A2A"/>
+              <w:left w:val="nil"/>
+              <w:bottom w:val="single" w:sz="6" w:space="0" w:color="E3E8EF"/>
+              <w:right w:val="nil"/>
             </w:tcBorders>
+            <w:tcMar>
+              <w:top w:w="160" w:type="dxa"/>
+              <w:start w:w="0" w:type="dxa"/>
+              <w:bottom w:w="160" w:type="dxa"/>
+              <w:end w:w="240" w:type="dxa"/>
+            </w:tcMar>
           </w:tcPr>
           <w:p>
             <w:pPr>
-              <w:spacing w:after="40" w:before="40" w:line="264" w:lineRule="auto"/>
+              <w:spacing w:before="0" w:after="0" w:line="288" w:lineRule="auto"/>
             </w:pPr>
-            <w:r/>
             <w:r>
               <w:rPr>
-                <w:rFonts w:ascii="Calibri" w:hAnsi="Calibri" w:cs="Calibri" w:eastAsia="Calibri"/>
+                <w:rFonts w:ascii="Aptos Display" w:hAnsi="Aptos Display" w:cs="Aptos Display" w:eastAsia="Aptos Display"/>
                 <w:b/>
+                <w:i w:val="0"/>
                 <w:color w:val="045AA9"/>
-                <w:sz w:val="20"/>
+                <w:sz w:val="14"/>
+                <w:spacing w:val="20"/>
+                <w:shd w:val="clear" w:color="auto" w:fill="E8F1FA"/>
               </w:rPr>
-              <w:t>Item</w:t>
+              <w:t xml:space="preserve"> CONFIRMED </w:t>
+            </w:r>
+            <w:r>
+              <w:rPr>
+                <w:rFonts w:ascii="Aptos" w:hAnsi="Aptos" w:cs="Aptos" w:eastAsia="Aptos"/>
+                <w:b w:val="0"/>
+                <w:i w:val="0"/>
+                <w:color w:val="6B7684"/>
+                <w:sz w:val="17"/>
+              </w:rPr>
+              <w:t xml:space="preserve">   Stated on a DOE or ConnectWerx page as of August 22, 2026</w:t>
             </w:r>
           </w:p>
         </w:tc>
         <w:tc>
           <w:tcPr>
-            <w:tcW w:type="dxa" w:w="2520"/>
+            <w:tcW w:type="dxa" w:w="4680"/>
+            <w:tcMar>
+              <w:top w:w="0" w:type="dxa"/>
+              <w:start w:w="0" w:type="dxa"/>
+              <w:bottom w:w="0" w:type="dxa"/>
+              <w:end w:w="0" w:type="dxa"/>
+            </w:tcMar>
             <w:tcBorders>
-              <w:top w:val="single" w:sz="4" w:space="0" w:color="D9D9D9"/>
-              <w:left w:val="single" w:sz="4" w:space="0" w:color="D9D9D9"/>
-              <w:bottom w:val="single" w:sz="4" w:space="0" w:color="D9D9D9"/>
-              <w:right w:val="single" w:sz="4" w:space="0" w:color="D9D9D9"/>
+              <w:top w:val="single" w:sz="12" w:space="0" w:color="2A2A2A"/>
+              <w:left w:val="nil"/>
+              <w:bottom w:val="single" w:sz="6" w:space="0" w:color="E3E8EF"/>
+              <w:right w:val="nil"/>
             </w:tcBorders>
+            <w:tcMar>
+              <w:top w:w="160" w:type="dxa"/>
+              <w:start w:w="0" w:type="dxa"/>
+              <w:bottom w:w="160" w:type="dxa"/>
+              <w:end w:w="240" w:type="dxa"/>
+            </w:tcMar>
           </w:tcPr>
           <w:p>
             <w:pPr>
-              <w:spacing w:after="40" w:before="40" w:line="264" w:lineRule="auto"/>
+              <w:spacing w:before="0" w:after="0" w:line="288" w:lineRule="auto"/>
             </w:pPr>
-            <w:r/>
             <w:r>
               <w:rPr>
-                <w:rFonts w:ascii="Calibri" w:hAnsi="Calibri" w:cs="Calibri" w:eastAsia="Calibri"/>
+                <w:rFonts w:ascii="Aptos Display" w:hAnsi="Aptos Display" w:cs="Aptos Display" w:eastAsia="Aptos Display"/>
                 <w:b/>
-                <w:color w:val="045AA9"/>
-                <w:sz w:val="20"/>
+                <w:i w:val="0"/>
+                <w:color w:val="7A6410"/>
+                <w:sz w:val="14"/>
+                <w:spacing w:val="20"/>
+                <w:shd w:val="clear" w:color="auto" w:fill="FBF4DF"/>
               </w:rPr>
-              <w:t>Where completed</w:t>
+              <w:t xml:space="preserve"> ANTICIPATED </w:t>
+            </w:r>
+            <w:r>
+              <w:rPr>
+                <w:rFonts w:ascii="Aptos" w:hAnsi="Aptos" w:cs="Aptos" w:eastAsia="Aptos"/>
+                <w:b w:val="0"/>
+                <w:i w:val="0"/>
+                <w:color w:val="6B7684"/>
+                <w:sz w:val="17"/>
+              </w:rPr>
+              <w:t xml:space="preserve">   Standard SBIR/STTR practice, not yet published here</w:t>
+            </w:r>
+          </w:p>
+        </w:tc>
+      </w:tr>
+    </w:tbl>
+    <w:p>
+      <w:pPr>
+        <w:spacing w:before="0" w:after="180" w:line="240" w:lineRule="auto"/>
+      </w:pPr>
+    </w:p>
+    <w:tbl>
+      <w:tblPr>
+        <w:tblW w:type="auto" w:w="0"/>
+        <w:jc w:val="left"/>
+        <w:tblLayout w:type="fixed"/>
+        <w:tblLook w:firstColumn="1" w:firstRow="1" w:lastColumn="0" w:lastRow="0" w:noHBand="0" w:noVBand="1" w:val="04A0"/>
+        <w:tblInd w:w="0" w:type="dxa"/>
+        <w:tblLayout w:type="fixed"/>
+      </w:tblPr>
+      <w:tblGrid>
+        <w:gridCol w:w="4680"/>
+        <w:gridCol w:w="4680"/>
+      </w:tblGrid>
+      <w:tr>
+        <w:tc>
+          <w:tcPr>
+            <w:tcW w:type="dxa" w:w="5184"/>
+            <w:tcBorders>
+              <w:top w:val="nil"/>
+              <w:left w:val="nil"/>
+              <w:bottom w:val="nil"/>
+              <w:right w:val="nil"/>
+            </w:tcBorders>
+            <w:tcMar>
+              <w:top w:w="0" w:type="dxa"/>
+              <w:start w:w="0" w:type="dxa"/>
+              <w:bottom w:w="0" w:type="dxa"/>
+              <w:end w:w="0" w:type="dxa"/>
+            </w:tcMar>
+            <w:shd w:val="clear" w:color="auto" w:fill="045AA9"/>
+            <w:tcMar>
+              <w:top w:w="100" w:type="dxa"/>
+              <w:start w:w="200" w:type="dxa"/>
+              <w:bottom w:w="100" w:type="dxa"/>
+              <w:end w:w="200" w:type="dxa"/>
+            </w:tcMar>
+          </w:tcPr>
+          <w:p>
+            <w:pPr>
+              <w:spacing w:before="0" w:after="0" w:line="264" w:lineRule="auto"/>
+            </w:pPr>
+            <w:r>
+              <w:rPr>
+                <w:rFonts w:ascii="Aptos Display" w:hAnsi="Aptos Display" w:cs="Aptos Display" w:eastAsia="Aptos Display"/>
+                <w:b/>
+                <w:i w:val="0"/>
+                <w:color w:val="FFFFFF"/>
+                <w:sz w:val="19"/>
+                <w:spacing w:val="24"/>
+              </w:rPr>
+              <w:t>STAGE 1  ·  PITCH</w:t>
             </w:r>
           </w:p>
         </w:tc>
         <w:tc>
           <w:tcPr>
-            <w:tcW w:type="dxa" w:w="2088"/>
+            <w:tcW w:type="dxa" w:w="4176"/>
             <w:tcBorders>
-              <w:top w:val="single" w:sz="4" w:space="0" w:color="D9D9D9"/>
-              <w:left w:val="single" w:sz="4" w:space="0" w:color="D9D9D9"/>
-              <w:bottom w:val="single" w:sz="4" w:space="0" w:color="D9D9D9"/>
-              <w:right w:val="single" w:sz="4" w:space="0" w:color="D9D9D9"/>
+              <w:top w:val="nil"/>
+              <w:left w:val="nil"/>
+              <w:bottom w:val="nil"/>
+              <w:right w:val="nil"/>
             </w:tcBorders>
+            <w:tcMar>
+              <w:top w:w="0" w:type="dxa"/>
+              <w:start w:w="0" w:type="dxa"/>
+              <w:bottom w:w="0" w:type="dxa"/>
+              <w:end w:w="0" w:type="dxa"/>
+            </w:tcMar>
+            <w:tcMar>
+              <w:top w:w="120" w:type="dxa"/>
+              <w:start w:w="240" w:type="dxa"/>
+              <w:bottom w:w="100" w:type="dxa"/>
+              <w:end w:w="0" w:type="dxa"/>
+            </w:tcMar>
           </w:tcPr>
           <w:p>
             <w:pPr>
-              <w:spacing w:after="40" w:before="40" w:line="264" w:lineRule="auto"/>
+              <w:spacing w:before="0" w:after="0" w:line="264" w:lineRule="auto"/>
+              <w:jc w:val="right"/>
             </w:pPr>
-            <w:r/>
             <w:r>
               <w:rPr>
-                <w:rFonts w:ascii="Calibri" w:hAnsi="Calibri" w:cs="Calibri" w:eastAsia="Calibri"/>
+                <w:rFonts w:ascii="Aptos Display" w:hAnsi="Aptos Display" w:cs="Aptos Display" w:eastAsia="Aptos Display"/>
                 <w:b/>
-                <w:color w:val="045AA9"/>
-                <w:sz w:val="20"/>
+                <w:i w:val="0"/>
+                <w:color w:val="6B7684"/>
+                <w:sz w:val="18"/>
               </w:rPr>
-              <w:t>Who signs</w:t>
+              <w:t>Due Sep 10, 2026, 2:00 PM ET</w:t>
+            </w:r>
+          </w:p>
+        </w:tc>
+      </w:tr>
+    </w:tbl>
+    <w:p>
+      <w:pPr>
+        <w:spacing w:before="0" w:after="160" w:line="240" w:lineRule="auto"/>
+      </w:pPr>
+    </w:p>
+    <w:tbl>
+      <w:tblPr>
+        <w:tblW w:type="auto" w:w="0"/>
+        <w:jc w:val="left"/>
+        <w:tblLayout w:type="fixed"/>
+        <w:tblLook w:firstColumn="1" w:firstRow="1" w:lastColumn="0" w:lastRow="0" w:noHBand="0" w:noVBand="1" w:val="04A0"/>
+        <w:tblInd w:w="0" w:type="dxa"/>
+        <w:tblLayout w:type="fixed"/>
+      </w:tblPr>
+      <w:tblGrid>
+        <w:gridCol w:w="4680"/>
+        <w:gridCol w:w="4680"/>
+      </w:tblGrid>
+      <w:tr>
+        <w:tc>
+          <w:tcPr>
+            <w:tcW w:type="dxa" w:w="2232"/>
+            <w:tcMar>
+              <w:top w:w="0" w:type="dxa"/>
+              <w:start w:w="0" w:type="dxa"/>
+              <w:bottom w:w="0" w:type="dxa"/>
+              <w:end w:w="0" w:type="dxa"/>
+            </w:tcMar>
+            <w:tcBorders>
+              <w:top w:val="nil"/>
+              <w:left w:val="nil"/>
+              <w:bottom w:val="single" w:sz="4" w:space="0" w:color="EDF1F5"/>
+              <w:right w:val="nil"/>
+            </w:tcBorders>
+            <w:tcMar>
+              <w:top w:w="180" w:type="dxa"/>
+              <w:start w:w="0" w:type="dxa"/>
+              <w:bottom w:w="180" w:type="dxa"/>
+              <w:end w:w="240" w:type="dxa"/>
+            </w:tcMar>
+          </w:tcPr>
+          <w:p>
+            <w:pPr>
+              <w:spacing w:before="0" w:after="0" w:line="288" w:lineRule="auto"/>
+            </w:pPr>
+            <w:r>
+              <w:rPr>
+                <w:rFonts w:ascii="Aptos Display" w:hAnsi="Aptos Display" w:cs="Aptos Display" w:eastAsia="Aptos Display"/>
+                <w:b/>
+                <w:i w:val="0"/>
+                <w:color w:val="D50057"/>
+                <w:sz w:val="14"/>
+                <w:spacing w:val="20"/>
+                <w:shd w:val="clear" w:color="auto" w:fill="FDF0F5"/>
+              </w:rPr>
+              <w:t xml:space="preserve"> REQUIRED </w:t>
             </w:r>
           </w:p>
         </w:tc>
         <w:tc>
           <w:tcPr>
-            <w:tcW w:type="dxa" w:w="2088"/>
+            <w:tcW w:type="dxa" w:w="7128"/>
+            <w:tcMar>
+              <w:top w:w="0" w:type="dxa"/>
+              <w:start w:w="0" w:type="dxa"/>
+              <w:bottom w:w="0" w:type="dxa"/>
+              <w:end w:w="0" w:type="dxa"/>
+            </w:tcMar>
             <w:tcBorders>
-              <w:top w:val="single" w:sz="4" w:space="0" w:color="D9D9D9"/>
-              <w:left w:val="single" w:sz="4" w:space="0" w:color="D9D9D9"/>
-              <w:bottom w:val="single" w:sz="4" w:space="0" w:color="D9D9D9"/>
-              <w:right w:val="single" w:sz="4" w:space="0" w:color="D9D9D9"/>
+              <w:top w:val="nil"/>
+              <w:left w:val="nil"/>
+              <w:bottom w:val="single" w:sz="4" w:space="0" w:color="EDF1F5"/>
+              <w:right w:val="nil"/>
             </w:tcBorders>
+            <w:tcMar>
+              <w:top w:w="160" w:type="dxa"/>
+              <w:start w:w="0" w:type="dxa"/>
+              <w:bottom w:w="180" w:type="dxa"/>
+              <w:end w:w="0" w:type="dxa"/>
+            </w:tcMar>
           </w:tcPr>
           <w:p>
             <w:pPr>
-              <w:spacing w:after="40" w:before="40" w:line="264" w:lineRule="auto"/>
+              <w:spacing w:before="0" w:after="0" w:line="288" w:lineRule="auto"/>
             </w:pPr>
-            <w:r/>
             <w:r>
               <w:rPr>
-                <w:rFonts w:ascii="Calibri" w:hAnsi="Calibri" w:cs="Calibri" w:eastAsia="Calibri"/>
+                <w:rFonts w:ascii="Aptos Display" w:hAnsi="Aptos Display" w:cs="Aptos Display" w:eastAsia="Aptos Display"/>
                 <w:b/>
-                <w:color w:val="045AA9"/>
-                <w:sz w:val="20"/>
-              </w:rPr>
-              <w:t>Status</w:t>
-            </w:r>
-          </w:p>
-        </w:tc>
-      </w:tr>
-      <w:tr>
-        <w:tc>
-          <w:tcPr>
-            <w:tcW w:type="dxa" w:w="2664"/>
-            <w:tcBorders>
-              <w:top w:val="single" w:sz="4" w:space="0" w:color="D9D9D9"/>
-              <w:left w:val="single" w:sz="4" w:space="0" w:color="D9D9D9"/>
-              <w:bottom w:val="single" w:sz="4" w:space="0" w:color="D9D9D9"/>
-              <w:right w:val="single" w:sz="4" w:space="0" w:color="D9D9D9"/>
-            </w:tcBorders>
-          </w:tcPr>
-          <w:p>
-            <w:pPr>
-              <w:spacing w:after="40" w:before="40" w:line="264" w:lineRule="auto"/>
-            </w:pPr>
-            <w:r/>
-            <w:r>
-              <w:rPr>
-                <w:rFonts w:ascii="Calibri" w:hAnsi="Calibri" w:cs="Calibri" w:eastAsia="Calibri"/>
+                <w:i w:val="0"/>
                 <w:color w:val="2A2A2A"/>
-                <w:sz w:val="20"/>
+                <w:sz w:val="21"/>
               </w:rPr>
               <w:t>AMP account request</w:t>
             </w:r>
           </w:p>
-        </w:tc>
-        <w:tc>
-          <w:tcPr>
-            <w:tcW w:type="dxa" w:w="2520"/>
-            <w:tcBorders>
-              <w:top w:val="single" w:sz="4" w:space="0" w:color="D9D9D9"/>
-              <w:left w:val="single" w:sz="4" w:space="0" w:color="D9D9D9"/>
-              <w:bottom w:val="single" w:sz="4" w:space="0" w:color="D9D9D9"/>
-              <w:right w:val="single" w:sz="4" w:space="0" w:color="D9D9D9"/>
-            </w:tcBorders>
-          </w:tcPr>
           <w:p>
             <w:pPr>
-              <w:spacing w:after="40" w:before="40" w:line="264" w:lineRule="auto"/>
+              <w:spacing w:before="60" w:after="0" w:line="288" w:lineRule="auto"/>
             </w:pPr>
-            <w:r/>
             <w:r>
               <w:rPr>
-                <w:rFonts w:ascii="Calibri" w:hAnsi="Calibri" w:cs="Calibri" w:eastAsia="Calibri"/>
-                <w:color w:val="2A2A2A"/>
-                <w:sz w:val="20"/>
+                <w:rFonts w:ascii="Aptos Display" w:hAnsi="Aptos Display" w:cs="Aptos Display" w:eastAsia="Aptos Display"/>
+                <w:b/>
+                <w:i w:val="0"/>
+                <w:color w:val="98A2AE"/>
+                <w:sz w:val="14"/>
+                <w:spacing w:val="20"/>
               </w:rPr>
-              <w:t>https://register.ati.org/</w:t>
+              <w:t xml:space="preserve">WHERE </w:t>
+            </w:r>
+            <w:r>
+              <w:rPr>
+                <w:rFonts w:ascii="Aptos" w:hAnsi="Aptos" w:cs="Aptos" w:eastAsia="Aptos"/>
+                <w:b w:val="0"/>
+                <w:i w:val="0"/>
+                <w:color w:val="6B7684"/>
+                <w:sz w:val="17"/>
+              </w:rPr>
+              <w:t xml:space="preserve">register.ati.org   |   </w:t>
+            </w:r>
+            <w:r>
+              <w:rPr>
+                <w:rFonts w:ascii="Aptos Display" w:hAnsi="Aptos Display" w:cs="Aptos Display" w:eastAsia="Aptos Display"/>
+                <w:b/>
+                <w:i w:val="0"/>
+                <w:color w:val="98A2AE"/>
+                <w:sz w:val="14"/>
+                <w:spacing w:val="20"/>
+              </w:rPr>
+              <w:t xml:space="preserve">SIGNS </w:t>
+            </w:r>
+            <w:r>
+              <w:rPr>
+                <w:rFonts w:ascii="Aptos" w:hAnsi="Aptos" w:cs="Aptos" w:eastAsia="Aptos"/>
+                <w:b w:val="0"/>
+                <w:i w:val="0"/>
+                <w:color w:val="6B7684"/>
+                <w:sz w:val="17"/>
+              </w:rPr>
+              <w:t>Michael Ward, no signature</w:t>
             </w:r>
           </w:p>
-        </w:tc>
-        <w:tc>
-          <w:tcPr>
-            <w:tcW w:type="dxa" w:w="2088"/>
-            <w:tcBorders>
-              <w:top w:val="single" w:sz="4" w:space="0" w:color="D9D9D9"/>
-              <w:left w:val="single" w:sz="4" w:space="0" w:color="D9D9D9"/>
-              <w:bottom w:val="single" w:sz="4" w:space="0" w:color="D9D9D9"/>
-              <w:right w:val="single" w:sz="4" w:space="0" w:color="D9D9D9"/>
-            </w:tcBorders>
-          </w:tcPr>
           <w:p>
             <w:pPr>
-              <w:spacing w:after="40" w:before="40" w:line="264" w:lineRule="auto"/>
+              <w:spacing w:before="60" w:after="0" w:line="307" w:lineRule="auto"/>
             </w:pPr>
-            <w:r/>
             <w:r>
               <w:rPr>
-                <w:rFonts w:ascii="Calibri" w:hAnsi="Calibri" w:cs="Calibri" w:eastAsia="Calibri"/>
-                <w:color w:val="2A2A2A"/>
-                <w:sz w:val="20"/>
-              </w:rPr>
-              <w:t>Michael Ward. No signature required.</w:t>
-            </w:r>
-          </w:p>
-        </w:tc>
-        <w:tc>
-          <w:tcPr>
-            <w:tcW w:type="dxa" w:w="2088"/>
-            <w:tcBorders>
-              <w:top w:val="single" w:sz="4" w:space="0" w:color="D9D9D9"/>
-              <w:left w:val="single" w:sz="4" w:space="0" w:color="D9D9D9"/>
-              <w:bottom w:val="single" w:sz="4" w:space="0" w:color="D9D9D9"/>
-              <w:right w:val="single" w:sz="4" w:space="0" w:color="D9D9D9"/>
-            </w:tcBorders>
-          </w:tcPr>
-          <w:p>
-            <w:pPr>
-              <w:spacing w:after="40" w:before="40" w:line="264" w:lineRule="auto"/>
-            </w:pPr>
-            <w:r/>
-            <w:r>
-              <w:rPr>
-                <w:rFonts w:ascii="Calibri" w:hAnsi="Calibri" w:cs="Calibri" w:eastAsia="Calibri"/>
-                <w:color w:val="2A2A2A"/>
-                <w:sz w:val="20"/>
+                <w:rFonts w:ascii="Aptos" w:hAnsi="Aptos" w:cs="Aptos" w:eastAsia="Aptos"/>
+                <w:b w:val="0"/>
+                <w:i w:val="0"/>
+                <w:color w:val="4A5561"/>
+                <w:sz w:val="19"/>
               </w:rPr>
               <w:t>Required before submission. Under 5 minutes to request, allow 1 to 2 business days for approval.</w:t>
             </w:r>
           </w:p>
         </w:tc>
       </w:tr>
+    </w:tbl>
+    <w:tbl>
+      <w:tblPr>
+        <w:tblW w:type="auto" w:w="0"/>
+        <w:jc w:val="left"/>
+        <w:tblLayout w:type="fixed"/>
+        <w:tblLook w:firstColumn="1" w:firstRow="1" w:lastColumn="0" w:lastRow="0" w:noHBand="0" w:noVBand="1" w:val="04A0"/>
+        <w:tblInd w:w="0" w:type="dxa"/>
+        <w:tblLayout w:type="fixed"/>
+      </w:tblPr>
+      <w:tblGrid>
+        <w:gridCol w:w="4680"/>
+        <w:gridCol w:w="4680"/>
+      </w:tblGrid>
       <w:tr>
         <w:tc>
           <w:tcPr>
-            <w:tcW w:type="dxa" w:w="2664"/>
+            <w:tcW w:type="dxa" w:w="2232"/>
+            <w:tcMar>
+              <w:top w:w="0" w:type="dxa"/>
+              <w:start w:w="0" w:type="dxa"/>
+              <w:bottom w:w="0" w:type="dxa"/>
+              <w:end w:w="0" w:type="dxa"/>
+            </w:tcMar>
             <w:tcBorders>
-              <w:top w:val="single" w:sz="4" w:space="0" w:color="D9D9D9"/>
-              <w:left w:val="single" w:sz="4" w:space="0" w:color="D9D9D9"/>
-              <w:bottom w:val="single" w:sz="4" w:space="0" w:color="D9D9D9"/>
-              <w:right w:val="single" w:sz="4" w:space="0" w:color="D9D9D9"/>
+              <w:top w:val="nil"/>
+              <w:left w:val="nil"/>
+              <w:bottom w:val="single" w:sz="4" w:space="0" w:color="EDF1F5"/>
+              <w:right w:val="nil"/>
             </w:tcBorders>
+            <w:tcMar>
+              <w:top w:w="180" w:type="dxa"/>
+              <w:start w:w="0" w:type="dxa"/>
+              <w:bottom w:w="180" w:type="dxa"/>
+              <w:end w:w="240" w:type="dxa"/>
+            </w:tcMar>
           </w:tcPr>
           <w:p>
             <w:pPr>
-              <w:spacing w:after="40" w:before="40" w:line="264" w:lineRule="auto"/>
+              <w:spacing w:before="0" w:after="0" w:line="288" w:lineRule="auto"/>
             </w:pPr>
-            <w:r/>
             <w:r>
               <w:rPr>
-                <w:rFonts w:ascii="Calibri" w:hAnsi="Calibri" w:cs="Calibri" w:eastAsia="Calibri"/>
-                <w:color w:val="2A2A2A"/>
-                <w:sz w:val="20"/>
+                <w:rFonts w:ascii="Aptos Display" w:hAnsi="Aptos Display" w:cs="Aptos Display" w:eastAsia="Aptos Display"/>
+                <w:b/>
+                <w:i w:val="0"/>
+                <w:color w:val="0F766E"/>
+                <w:sz w:val="14"/>
+                <w:spacing w:val="20"/>
+                <w:shd w:val="clear" w:color="auto" w:fill="E6F4F1"/>
               </w:rPr>
-              <w:t>Pitch submission form, four open-text answers</w:t>
+              <w:t xml:space="preserve"> READY </w:t>
             </w:r>
           </w:p>
         </w:tc>
         <w:tc>
           <w:tcPr>
-            <w:tcW w:type="dxa" w:w="2520"/>
+            <w:tcW w:type="dxa" w:w="7128"/>
+            <w:tcMar>
+              <w:top w:w="0" w:type="dxa"/>
+              <w:start w:w="0" w:type="dxa"/>
+              <w:bottom w:w="0" w:type="dxa"/>
+              <w:end w:w="0" w:type="dxa"/>
+            </w:tcMar>
             <w:tcBorders>
-              <w:top w:val="single" w:sz="4" w:space="0" w:color="D9D9D9"/>
-              <w:left w:val="single" w:sz="4" w:space="0" w:color="D9D9D9"/>
-              <w:bottom w:val="single" w:sz="4" w:space="0" w:color="D9D9D9"/>
-              <w:right w:val="single" w:sz="4" w:space="0" w:color="D9D9D9"/>
+              <w:top w:val="nil"/>
+              <w:left w:val="nil"/>
+              <w:bottom w:val="single" w:sz="4" w:space="0" w:color="EDF1F5"/>
+              <w:right w:val="nil"/>
             </w:tcBorders>
+            <w:tcMar>
+              <w:top w:w="160" w:type="dxa"/>
+              <w:start w:w="0" w:type="dxa"/>
+              <w:bottom w:w="180" w:type="dxa"/>
+              <w:end w:w="0" w:type="dxa"/>
+            </w:tcMar>
           </w:tcPr>
           <w:p>
             <w:pPr>
-              <w:spacing w:after="40" w:before="40" w:line="264" w:lineRule="auto"/>
+              <w:spacing w:before="0" w:after="0" w:line="288" w:lineRule="auto"/>
             </w:pPr>
-            <w:r/>
             <w:r>
               <w:rPr>
-                <w:rFonts w:ascii="Calibri" w:hAnsi="Calibri" w:cs="Calibri" w:eastAsia="Calibri"/>
+                <w:rFonts w:ascii="Aptos Display" w:hAnsi="Aptos Display" w:cs="Aptos Display" w:eastAsia="Aptos Display"/>
+                <w:b/>
+                <w:i w:val="0"/>
                 <w:color w:val="2A2A2A"/>
-                <w:sz w:val="20"/>
+                <w:sz w:val="21"/>
               </w:rPr>
-              <w:t>AMP, https://sbirsttr-amp.ati.org/</w:t>
+              <w:t>Pitch submission form, four open-text answers</w:t>
             </w:r>
           </w:p>
-        </w:tc>
-        <w:tc>
-          <w:tcPr>
-            <w:tcW w:type="dxa" w:w="2088"/>
-            <w:tcBorders>
-              <w:top w:val="single" w:sz="4" w:space="0" w:color="D9D9D9"/>
-              <w:left w:val="single" w:sz="4" w:space="0" w:color="D9D9D9"/>
-              <w:bottom w:val="single" w:sz="4" w:space="0" w:color="D9D9D9"/>
-              <w:right w:val="single" w:sz="4" w:space="0" w:color="D9D9D9"/>
-            </w:tcBorders>
-          </w:tcPr>
           <w:p>
             <w:pPr>
-              <w:spacing w:after="40" w:before="40" w:line="264" w:lineRule="auto"/>
+              <w:spacing w:before="60" w:after="0" w:line="288" w:lineRule="auto"/>
             </w:pPr>
-            <w:r/>
             <w:r>
               <w:rPr>
-                <w:rFonts w:ascii="Calibri" w:hAnsi="Calibri" w:cs="Calibri" w:eastAsia="Calibri"/>
-                <w:color w:val="2A2A2A"/>
-                <w:sz w:val="20"/>
+                <w:rFonts w:ascii="Aptos Display" w:hAnsi="Aptos Display" w:cs="Aptos Display" w:eastAsia="Aptos Display"/>
+                <w:b/>
+                <w:i w:val="0"/>
+                <w:color w:val="98A2AE"/>
+                <w:sz w:val="14"/>
+                <w:spacing w:val="20"/>
               </w:rPr>
-              <w:t>No signature. Submitted under the account holder.</w:t>
+              <w:t xml:space="preserve">WHERE </w:t>
+            </w:r>
+            <w:r>
+              <w:rPr>
+                <w:rFonts w:ascii="Aptos" w:hAnsi="Aptos" w:cs="Aptos" w:eastAsia="Aptos"/>
+                <w:b w:val="0"/>
+                <w:i w:val="0"/>
+                <w:color w:val="6B7684"/>
+                <w:sz w:val="17"/>
+              </w:rPr>
+              <w:t xml:space="preserve">AMP, sbirsttr-amp.ati.org   |   </w:t>
+            </w:r>
+            <w:r>
+              <w:rPr>
+                <w:rFonts w:ascii="Aptos Display" w:hAnsi="Aptos Display" w:cs="Aptos Display" w:eastAsia="Aptos Display"/>
+                <w:b/>
+                <w:i w:val="0"/>
+                <w:color w:val="98A2AE"/>
+                <w:sz w:val="14"/>
+                <w:spacing w:val="20"/>
+              </w:rPr>
+              <w:t xml:space="preserve">SIGNS </w:t>
+            </w:r>
+            <w:r>
+              <w:rPr>
+                <w:rFonts w:ascii="Aptos" w:hAnsi="Aptos" w:cs="Aptos" w:eastAsia="Aptos"/>
+                <w:b w:val="0"/>
+                <w:i w:val="0"/>
+                <w:color w:val="6B7684"/>
+                <w:sz w:val="17"/>
+              </w:rPr>
+              <w:t>No signature</w:t>
             </w:r>
           </w:p>
-        </w:tc>
-        <w:tc>
-          <w:tcPr>
-            <w:tcW w:type="dxa" w:w="2088"/>
-            <w:tcBorders>
-              <w:top w:val="single" w:sz="4" w:space="0" w:color="D9D9D9"/>
-              <w:left w:val="single" w:sz="4" w:space="0" w:color="D9D9D9"/>
-              <w:bottom w:val="single" w:sz="4" w:space="0" w:color="D9D9D9"/>
-              <w:right w:val="single" w:sz="4" w:space="0" w:color="D9D9D9"/>
-            </w:tcBorders>
-          </w:tcPr>
           <w:p>
             <w:pPr>
-              <w:spacing w:after="40" w:before="40" w:line="264" w:lineRule="auto"/>
+              <w:spacing w:before="60" w:after="0" w:line="307" w:lineRule="auto"/>
             </w:pPr>
-            <w:r/>
             <w:r>
               <w:rPr>
-                <w:rFonts w:ascii="Calibri" w:hAnsi="Calibri" w:cs="Calibri" w:eastAsia="Calibri"/>
-                <w:color w:val="2A2A2A"/>
-                <w:sz w:val="20"/>
+                <w:rFonts w:ascii="Aptos" w:hAnsi="Aptos" w:cs="Aptos" w:eastAsia="Aptos"/>
+                <w:b w:val="0"/>
+                <w:i w:val="0"/>
+                <w:color w:val="4A5561"/>
+                <w:sz w:val="19"/>
               </w:rPr>
               <w:t>Text is written. See the Pitch Responses document in this package.</w:t>
             </w:r>
           </w:p>
         </w:tc>
       </w:tr>
+    </w:tbl>
+    <w:tbl>
+      <w:tblPr>
+        <w:tblW w:type="auto" w:w="0"/>
+        <w:jc w:val="left"/>
+        <w:tblLayout w:type="fixed"/>
+        <w:tblLook w:firstColumn="1" w:firstRow="1" w:lastColumn="0" w:lastRow="0" w:noHBand="0" w:noVBand="1" w:val="04A0"/>
+        <w:tblInd w:w="0" w:type="dxa"/>
+        <w:tblLayout w:type="fixed"/>
+      </w:tblPr>
+      <w:tblGrid>
+        <w:gridCol w:w="4680"/>
+        <w:gridCol w:w="4680"/>
+      </w:tblGrid>
       <w:tr>
         <w:tc>
           <w:tcPr>
-            <w:tcW w:type="dxa" w:w="2664"/>
+            <w:tcW w:type="dxa" w:w="2232"/>
+            <w:tcMar>
+              <w:top w:w="0" w:type="dxa"/>
+              <w:start w:w="0" w:type="dxa"/>
+              <w:bottom w:w="0" w:type="dxa"/>
+              <w:end w:w="0" w:type="dxa"/>
+            </w:tcMar>
             <w:tcBorders>
-              <w:top w:val="single" w:sz="4" w:space="0" w:color="D9D9D9"/>
-              <w:left w:val="single" w:sz="4" w:space="0" w:color="D9D9D9"/>
-              <w:bottom w:val="single" w:sz="4" w:space="0" w:color="D9D9D9"/>
-              <w:right w:val="single" w:sz="4" w:space="0" w:color="D9D9D9"/>
+              <w:top w:val="nil"/>
+              <w:left w:val="nil"/>
+              <w:bottom w:val="single" w:sz="4" w:space="0" w:color="EDF1F5"/>
+              <w:right w:val="nil"/>
             </w:tcBorders>
+            <w:tcMar>
+              <w:top w:w="180" w:type="dxa"/>
+              <w:start w:w="0" w:type="dxa"/>
+              <w:bottom w:w="180" w:type="dxa"/>
+              <w:end w:w="240" w:type="dxa"/>
+            </w:tcMar>
           </w:tcPr>
           <w:p>
             <w:pPr>
-              <w:spacing w:after="40" w:before="40" w:line="264" w:lineRule="auto"/>
+              <w:spacing w:before="0" w:after="0" w:line="288" w:lineRule="auto"/>
             </w:pPr>
-            <w:r/>
             <w:r>
               <w:rPr>
-                <w:rFonts w:ascii="Calibri" w:hAnsi="Calibri" w:cs="Calibri" w:eastAsia="Calibri"/>
-                <w:color w:val="2A2A2A"/>
-                <w:sz w:val="20"/>
+                <w:rFonts w:ascii="Aptos Display" w:hAnsi="Aptos Display" w:cs="Aptos Display" w:eastAsia="Aptos Display"/>
+                <w:b/>
+                <w:i w:val="0"/>
+                <w:color w:val="D50057"/>
+                <w:sz w:val="14"/>
+                <w:spacing w:val="20"/>
+                <w:shd w:val="clear" w:color="auto" w:fill="FDF0F5"/>
               </w:rPr>
-              <w:t>Topic selection, one only</w:t>
+              <w:t xml:space="preserve"> REQUIRED </w:t>
             </w:r>
           </w:p>
         </w:tc>
         <w:tc>
           <w:tcPr>
-            <w:tcW w:type="dxa" w:w="2520"/>
+            <w:tcW w:type="dxa" w:w="7128"/>
+            <w:tcMar>
+              <w:top w:w="0" w:type="dxa"/>
+              <w:start w:w="0" w:type="dxa"/>
+              <w:bottom w:w="0" w:type="dxa"/>
+              <w:end w:w="0" w:type="dxa"/>
+            </w:tcMar>
             <w:tcBorders>
-              <w:top w:val="single" w:sz="4" w:space="0" w:color="D9D9D9"/>
-              <w:left w:val="single" w:sz="4" w:space="0" w:color="D9D9D9"/>
-              <w:bottom w:val="single" w:sz="4" w:space="0" w:color="D9D9D9"/>
-              <w:right w:val="single" w:sz="4" w:space="0" w:color="D9D9D9"/>
+              <w:top w:val="nil"/>
+              <w:left w:val="nil"/>
+              <w:bottom w:val="single" w:sz="4" w:space="0" w:color="EDF1F5"/>
+              <w:right w:val="nil"/>
             </w:tcBorders>
+            <w:tcMar>
+              <w:top w:w="160" w:type="dxa"/>
+              <w:start w:w="0" w:type="dxa"/>
+              <w:bottom w:w="180" w:type="dxa"/>
+              <w:end w:w="0" w:type="dxa"/>
+            </w:tcMar>
           </w:tcPr>
           <w:p>
             <w:pPr>
-              <w:spacing w:after="40" w:before="40" w:line="264" w:lineRule="auto"/>
+              <w:spacing w:before="0" w:after="0" w:line="288" w:lineRule="auto"/>
             </w:pPr>
-            <w:r/>
             <w:r>
               <w:rPr>
-                <w:rFonts w:ascii="Calibri" w:hAnsi="Calibri" w:cs="Calibri" w:eastAsia="Calibri"/>
+                <w:rFonts w:ascii="Aptos Display" w:hAnsi="Aptos Display" w:cs="Aptos Display" w:eastAsia="Aptos Display"/>
+                <w:b/>
+                <w:i w:val="0"/>
                 <w:color w:val="2A2A2A"/>
-                <w:sz w:val="20"/>
+                <w:sz w:val="21"/>
               </w:rPr>
-              <w:t>AMP submission form</w:t>
+              <w:t>Topic selection, one only</w:t>
             </w:r>
           </w:p>
-        </w:tc>
-        <w:tc>
-          <w:tcPr>
-            <w:tcW w:type="dxa" w:w="2088"/>
-            <w:tcBorders>
-              <w:top w:val="single" w:sz="4" w:space="0" w:color="D9D9D9"/>
-              <w:left w:val="single" w:sz="4" w:space="0" w:color="D9D9D9"/>
-              <w:bottom w:val="single" w:sz="4" w:space="0" w:color="D9D9D9"/>
-              <w:right w:val="single" w:sz="4" w:space="0" w:color="D9D9D9"/>
-            </w:tcBorders>
-          </w:tcPr>
           <w:p>
             <w:pPr>
-              <w:spacing w:after="40" w:before="40" w:line="264" w:lineRule="auto"/>
+              <w:spacing w:before="60" w:after="0" w:line="288" w:lineRule="auto"/>
             </w:pPr>
-            <w:r/>
             <w:r>
               <w:rPr>
-                <w:rFonts w:ascii="Calibri" w:hAnsi="Calibri" w:cs="Calibri" w:eastAsia="Calibri"/>
-                <w:color w:val="2A2A2A"/>
-                <w:sz w:val="20"/>
+                <w:rFonts w:ascii="Aptos Display" w:hAnsi="Aptos Display" w:cs="Aptos Display" w:eastAsia="Aptos Display"/>
+                <w:b/>
+                <w:i w:val="0"/>
+                <w:color w:val="98A2AE"/>
+                <w:sz w:val="14"/>
+                <w:spacing w:val="20"/>
+              </w:rPr>
+              <w:t xml:space="preserve">WHERE </w:t>
+            </w:r>
+            <w:r>
+              <w:rPr>
+                <w:rFonts w:ascii="Aptos" w:hAnsi="Aptos" w:cs="Aptos" w:eastAsia="Aptos"/>
+                <w:b w:val="0"/>
+                <w:i w:val="0"/>
+                <w:color w:val="6B7684"/>
+                <w:sz w:val="17"/>
+              </w:rPr>
+              <w:t xml:space="preserve">AMP submission form   |   </w:t>
+            </w:r>
+            <w:r>
+              <w:rPr>
+                <w:rFonts w:ascii="Aptos Display" w:hAnsi="Aptos Display" w:cs="Aptos Display" w:eastAsia="Aptos Display"/>
+                <w:b/>
+                <w:i w:val="0"/>
+                <w:color w:val="98A2AE"/>
+                <w:sz w:val="14"/>
+                <w:spacing w:val="20"/>
+              </w:rPr>
+              <w:t xml:space="preserve">SIGNS </w:t>
+            </w:r>
+            <w:r>
+              <w:rPr>
+                <w:rFonts w:ascii="Aptos" w:hAnsi="Aptos" w:cs="Aptos" w:eastAsia="Aptos"/>
+                <w:b w:val="0"/>
+                <w:i w:val="0"/>
+                <w:color w:val="6B7684"/>
+                <w:sz w:val="17"/>
               </w:rPr>
               <w:t>No signature</w:t>
             </w:r>
           </w:p>
-        </w:tc>
-        <w:tc>
-          <w:tcPr>
-            <w:tcW w:type="dxa" w:w="2088"/>
-            <w:tcBorders>
-              <w:top w:val="single" w:sz="4" w:space="0" w:color="D9D9D9"/>
-              <w:left w:val="single" w:sz="4" w:space="0" w:color="D9D9D9"/>
-              <w:bottom w:val="single" w:sz="4" w:space="0" w:color="D9D9D9"/>
-              <w:right w:val="single" w:sz="4" w:space="0" w:color="D9D9D9"/>
-            </w:tcBorders>
-          </w:tcPr>
           <w:p>
             <w:pPr>
-              <w:spacing w:after="40" w:before="40" w:line="264" w:lineRule="auto"/>
+              <w:spacing w:before="60" w:after="0" w:line="307" w:lineRule="auto"/>
             </w:pPr>
-            <w:r/>
             <w:r>
               <w:rPr>
-                <w:rFonts w:ascii="Calibri" w:hAnsi="Calibri" w:cs="Calibri" w:eastAsia="Calibri"/>
-                <w:color w:val="2A2A2A"/>
-                <w:sz w:val="20"/>
+                <w:rFonts w:ascii="Aptos" w:hAnsi="Aptos" w:cs="Aptos" w:eastAsia="Aptos"/>
+                <w:b w:val="0"/>
+                <w:i w:val="0"/>
+                <w:color w:val="4A5561"/>
+                <w:sz w:val="19"/>
               </w:rPr>
               <w:t>Topic 1, Scaling the Biotechnology Revolution. Cannot be changed after submission.</w:t>
             </w:r>
           </w:p>
         </w:tc>
       </w:tr>
+    </w:tbl>
+    <w:tbl>
+      <w:tblPr>
+        <w:tblW w:type="auto" w:w="0"/>
+        <w:jc w:val="left"/>
+        <w:tblLayout w:type="fixed"/>
+        <w:tblLook w:firstColumn="1" w:firstRow="1" w:lastColumn="0" w:lastRow="0" w:noHBand="0" w:noVBand="1" w:val="04A0"/>
+        <w:tblInd w:w="0" w:type="dxa"/>
+        <w:tblLayout w:type="fixed"/>
+      </w:tblPr>
+      <w:tblGrid>
+        <w:gridCol w:w="4680"/>
+        <w:gridCol w:w="4680"/>
+      </w:tblGrid>
       <w:tr>
         <w:tc>
           <w:tcPr>
-            <w:tcW w:type="dxa" w:w="2664"/>
+            <w:tcW w:type="dxa" w:w="2232"/>
+            <w:tcMar>
+              <w:top w:w="0" w:type="dxa"/>
+              <w:start w:w="0" w:type="dxa"/>
+              <w:bottom w:w="0" w:type="dxa"/>
+              <w:end w:w="0" w:type="dxa"/>
+            </w:tcMar>
             <w:tcBorders>
-              <w:top w:val="single" w:sz="4" w:space="0" w:color="D9D9D9"/>
-              <w:left w:val="single" w:sz="4" w:space="0" w:color="D9D9D9"/>
-              <w:bottom w:val="single" w:sz="4" w:space="0" w:color="D9D9D9"/>
-              <w:right w:val="single" w:sz="4" w:space="0" w:color="D9D9D9"/>
+              <w:top w:val="nil"/>
+              <w:left w:val="nil"/>
+              <w:bottom w:val="single" w:sz="4" w:space="0" w:color="EDF1F5"/>
+              <w:right w:val="nil"/>
             </w:tcBorders>
+            <w:tcMar>
+              <w:top w:w="180" w:type="dxa"/>
+              <w:start w:w="0" w:type="dxa"/>
+              <w:bottom w:w="180" w:type="dxa"/>
+              <w:end w:w="240" w:type="dxa"/>
+            </w:tcMar>
           </w:tcPr>
           <w:p>
             <w:pPr>
-              <w:spacing w:after="40" w:before="40" w:line="264" w:lineRule="auto"/>
+              <w:spacing w:before="0" w:after="0" w:line="288" w:lineRule="auto"/>
             </w:pPr>
-            <w:r/>
             <w:r>
               <w:rPr>
-                <w:rFonts w:ascii="Calibri" w:hAnsi="Calibri" w:cs="Calibri" w:eastAsia="Calibri"/>
-                <w:color w:val="2A2A2A"/>
-                <w:sz w:val="20"/>
+                <w:rFonts w:ascii="Aptos Display" w:hAnsi="Aptos Display" w:cs="Aptos Display" w:eastAsia="Aptos Display"/>
+                <w:b/>
+                <w:i w:val="0"/>
+                <w:color w:val="6B7684"/>
+                <w:sz w:val="14"/>
+                <w:spacing w:val="20"/>
+                <w:shd w:val="clear" w:color="auto" w:fill="F1F3F5"/>
               </w:rPr>
-              <w:t>Bibliography and References Cited</w:t>
+              <w:t xml:space="preserve"> OPTIONAL </w:t>
             </w:r>
           </w:p>
         </w:tc>
         <w:tc>
           <w:tcPr>
-            <w:tcW w:type="dxa" w:w="2520"/>
+            <w:tcW w:type="dxa" w:w="7128"/>
+            <w:tcMar>
+              <w:top w:w="0" w:type="dxa"/>
+              <w:start w:w="0" w:type="dxa"/>
+              <w:bottom w:w="0" w:type="dxa"/>
+              <w:end w:w="0" w:type="dxa"/>
+            </w:tcMar>
             <w:tcBorders>
-              <w:top w:val="single" w:sz="4" w:space="0" w:color="D9D9D9"/>
-              <w:left w:val="single" w:sz="4" w:space="0" w:color="D9D9D9"/>
-              <w:bottom w:val="single" w:sz="4" w:space="0" w:color="D9D9D9"/>
-              <w:right w:val="single" w:sz="4" w:space="0" w:color="D9D9D9"/>
+              <w:top w:val="nil"/>
+              <w:left w:val="nil"/>
+              <w:bottom w:val="single" w:sz="4" w:space="0" w:color="EDF1F5"/>
+              <w:right w:val="nil"/>
             </w:tcBorders>
+            <w:tcMar>
+              <w:top w:w="160" w:type="dxa"/>
+              <w:start w:w="0" w:type="dxa"/>
+              <w:bottom w:w="180" w:type="dxa"/>
+              <w:end w:w="0" w:type="dxa"/>
+            </w:tcMar>
           </w:tcPr>
           <w:p>
             <w:pPr>
-              <w:spacing w:after="40" w:before="40" w:line="264" w:lineRule="auto"/>
+              <w:spacing w:before="0" w:after="0" w:line="288" w:lineRule="auto"/>
             </w:pPr>
-            <w:r/>
             <w:r>
               <w:rPr>
-                <w:rFonts w:ascii="Calibri" w:hAnsi="Calibri" w:cs="Calibri" w:eastAsia="Calibri"/>
+                <w:rFonts w:ascii="Aptos Display" w:hAnsi="Aptos Display" w:cs="Aptos Display" w:eastAsia="Aptos Display"/>
+                <w:b/>
+                <w:i w:val="0"/>
                 <w:color w:val="2A2A2A"/>
-                <w:sz w:val="20"/>
+                <w:sz w:val="21"/>
               </w:rPr>
-              <w:t>AMP file upload, PDF, 5 MB or smaller</w:t>
+              <w:t>Bibliography and References Cited</w:t>
+            </w:r>
+          </w:p>
+          <w:p>
+            <w:pPr>
+              <w:spacing w:before="60" w:after="0" w:line="288" w:lineRule="auto"/>
+            </w:pPr>
+            <w:r>
+              <w:rPr>
+                <w:rFonts w:ascii="Aptos Display" w:hAnsi="Aptos Display" w:cs="Aptos Display" w:eastAsia="Aptos Display"/>
+                <w:b/>
+                <w:i w:val="0"/>
+                <w:color w:val="98A2AE"/>
+                <w:sz w:val="14"/>
+                <w:spacing w:val="20"/>
+              </w:rPr>
+              <w:t xml:space="preserve">WHERE </w:t>
+            </w:r>
+            <w:r>
+              <w:rPr>
+                <w:rFonts w:ascii="Aptos" w:hAnsi="Aptos" w:cs="Aptos" w:eastAsia="Aptos"/>
+                <w:b w:val="0"/>
+                <w:i w:val="0"/>
+                <w:color w:val="6B7684"/>
+                <w:sz w:val="17"/>
+              </w:rPr>
+              <w:t xml:space="preserve">AMP file upload, PDF, 5 MB or smaller   |   </w:t>
+            </w:r>
+            <w:r>
+              <w:rPr>
+                <w:rFonts w:ascii="Aptos Display" w:hAnsi="Aptos Display" w:cs="Aptos Display" w:eastAsia="Aptos Display"/>
+                <w:b/>
+                <w:i w:val="0"/>
+                <w:color w:val="98A2AE"/>
+                <w:sz w:val="14"/>
+                <w:spacing w:val="20"/>
+              </w:rPr>
+              <w:t xml:space="preserve">SIGNS </w:t>
+            </w:r>
+            <w:r>
+              <w:rPr>
+                <w:rFonts w:ascii="Aptos" w:hAnsi="Aptos" w:cs="Aptos" w:eastAsia="Aptos"/>
+                <w:b w:val="0"/>
+                <w:i w:val="0"/>
+                <w:color w:val="6B7684"/>
+                <w:sz w:val="17"/>
+              </w:rPr>
+              <w:t>No signature</w:t>
+            </w:r>
+          </w:p>
+          <w:p>
+            <w:pPr>
+              <w:spacing w:before="60" w:after="0" w:line="307" w:lineRule="auto"/>
+            </w:pPr>
+            <w:r>
+              <w:rPr>
+                <w:rFonts w:ascii="Aptos" w:hAnsi="Aptos" w:cs="Aptos" w:eastAsia="Aptos"/>
+                <w:b w:val="0"/>
+                <w:i w:val="0"/>
+                <w:color w:val="4A5561"/>
+                <w:sz w:val="19"/>
+              </w:rPr>
+              <w:t>Prepared. Upload the file named PlastiBioFuelBibliography.pdf.</w:t>
+            </w:r>
+          </w:p>
+        </w:tc>
+      </w:tr>
+    </w:tbl>
+    <w:tbl>
+      <w:tblPr>
+        <w:tblW w:type="auto" w:w="0"/>
+        <w:jc w:val="left"/>
+        <w:tblLayout w:type="fixed"/>
+        <w:tblLook w:firstColumn="1" w:firstRow="1" w:lastColumn="0" w:lastRow="0" w:noHBand="0" w:noVBand="1" w:val="04A0"/>
+        <w:tblInd w:w="0" w:type="dxa"/>
+        <w:tblLayout w:type="fixed"/>
+      </w:tblPr>
+      <w:tblGrid>
+        <w:gridCol w:w="4680"/>
+        <w:gridCol w:w="4680"/>
+      </w:tblGrid>
+      <w:tr>
+        <w:tc>
+          <w:tcPr>
+            <w:tcW w:type="dxa" w:w="2232"/>
+            <w:tcMar>
+              <w:top w:w="0" w:type="dxa"/>
+              <w:start w:w="0" w:type="dxa"/>
+              <w:bottom w:w="0" w:type="dxa"/>
+              <w:end w:w="0" w:type="dxa"/>
+            </w:tcMar>
+            <w:tcBorders>
+              <w:top w:val="nil"/>
+              <w:left w:val="nil"/>
+              <w:bottom w:val="single" w:sz="4" w:space="0" w:color="EDF1F5"/>
+              <w:right w:val="nil"/>
+            </w:tcBorders>
+            <w:tcMar>
+              <w:top w:w="180" w:type="dxa"/>
+              <w:start w:w="0" w:type="dxa"/>
+              <w:bottom w:w="180" w:type="dxa"/>
+              <w:end w:w="240" w:type="dxa"/>
+            </w:tcMar>
+          </w:tcPr>
+          <w:p>
+            <w:pPr>
+              <w:spacing w:before="0" w:after="0" w:line="288" w:lineRule="auto"/>
+            </w:pPr>
+            <w:r>
+              <w:rPr>
+                <w:rFonts w:ascii="Aptos Display" w:hAnsi="Aptos Display" w:cs="Aptos Display" w:eastAsia="Aptos Display"/>
+                <w:b/>
+                <w:i w:val="0"/>
+                <w:color w:val="6B7684"/>
+                <w:sz w:val="14"/>
+                <w:spacing w:val="20"/>
+                <w:shd w:val="clear" w:color="auto" w:fill="F1F3F5"/>
+              </w:rPr>
+              <w:t xml:space="preserve"> NOT APPLICABLE </w:t>
             </w:r>
           </w:p>
         </w:tc>
         <w:tc>
           <w:tcPr>
-            <w:tcW w:type="dxa" w:w="2088"/>
+            <w:tcW w:type="dxa" w:w="7128"/>
+            <w:tcMar>
+              <w:top w:w="0" w:type="dxa"/>
+              <w:start w:w="0" w:type="dxa"/>
+              <w:bottom w:w="0" w:type="dxa"/>
+              <w:end w:w="0" w:type="dxa"/>
+            </w:tcMar>
             <w:tcBorders>
-              <w:top w:val="single" w:sz="4" w:space="0" w:color="D9D9D9"/>
-              <w:left w:val="single" w:sz="4" w:space="0" w:color="D9D9D9"/>
-              <w:bottom w:val="single" w:sz="4" w:space="0" w:color="D9D9D9"/>
-              <w:right w:val="single" w:sz="4" w:space="0" w:color="D9D9D9"/>
+              <w:top w:val="nil"/>
+              <w:left w:val="nil"/>
+              <w:bottom w:val="single" w:sz="4" w:space="0" w:color="EDF1F5"/>
+              <w:right w:val="nil"/>
             </w:tcBorders>
+            <w:tcMar>
+              <w:top w:w="160" w:type="dxa"/>
+              <w:start w:w="0" w:type="dxa"/>
+              <w:bottom w:w="180" w:type="dxa"/>
+              <w:end w:w="0" w:type="dxa"/>
+            </w:tcMar>
           </w:tcPr>
           <w:p>
             <w:pPr>
-              <w:spacing w:after="40" w:before="40" w:line="264" w:lineRule="auto"/>
+              <w:spacing w:before="0" w:after="0" w:line="288" w:lineRule="auto"/>
             </w:pPr>
-            <w:r/>
             <w:r>
               <w:rPr>
-                <w:rFonts w:ascii="Calibri" w:hAnsi="Calibri" w:cs="Calibri" w:eastAsia="Calibri"/>
+                <w:rFonts w:ascii="Aptos Display" w:hAnsi="Aptos Display" w:cs="Aptos Display" w:eastAsia="Aptos Display"/>
+                <w:b/>
+                <w:i w:val="0"/>
                 <w:color w:val="2A2A2A"/>
-                <w:sz w:val="20"/>
-              </w:rPr>
-              <w:t>No signature</w:t>
-            </w:r>
-          </w:p>
-        </w:tc>
-        <w:tc>
-          <w:tcPr>
-            <w:tcW w:type="dxa" w:w="2088"/>
-            <w:tcBorders>
-              <w:top w:val="single" w:sz="4" w:space="0" w:color="D9D9D9"/>
-              <w:left w:val="single" w:sz="4" w:space="0" w:color="D9D9D9"/>
-              <w:bottom w:val="single" w:sz="4" w:space="0" w:color="D9D9D9"/>
-              <w:right w:val="single" w:sz="4" w:space="0" w:color="D9D9D9"/>
-            </w:tcBorders>
-          </w:tcPr>
-          <w:p>
-            <w:pPr>
-              <w:spacing w:after="40" w:before="40" w:line="264" w:lineRule="auto"/>
-            </w:pPr>
-            <w:r/>
-            <w:r>
-              <w:rPr>
-                <w:rFonts w:ascii="Calibri" w:hAnsi="Calibri" w:cs="Calibri" w:eastAsia="Calibri"/>
-                <w:color w:val="2A2A2A"/>
-                <w:sz w:val="20"/>
-              </w:rPr>
-              <w:t>Optional. Prepared. Upload the file named PlastiBioFuelBibliography.pdf.</w:t>
-            </w:r>
-          </w:p>
-        </w:tc>
-      </w:tr>
-      <w:tr>
-        <w:tc>
-          <w:tcPr>
-            <w:tcW w:type="dxa" w:w="2664"/>
-            <w:tcBorders>
-              <w:top w:val="single" w:sz="4" w:space="0" w:color="D9D9D9"/>
-              <w:left w:val="single" w:sz="4" w:space="0" w:color="D9D9D9"/>
-              <w:bottom w:val="single" w:sz="4" w:space="0" w:color="D9D9D9"/>
-              <w:right w:val="single" w:sz="4" w:space="0" w:color="D9D9D9"/>
-            </w:tcBorders>
-          </w:tcPr>
-          <w:p>
-            <w:pPr>
-              <w:spacing w:after="40" w:before="40" w:line="264" w:lineRule="auto"/>
-            </w:pPr>
-            <w:r/>
-            <w:r>
-              <w:rPr>
-                <w:rFonts w:ascii="Calibri" w:hAnsi="Calibri" w:cs="Calibri" w:eastAsia="Calibri"/>
-                <w:color w:val="2A2A2A"/>
-                <w:sz w:val="20"/>
+                <w:sz w:val="21"/>
               </w:rPr>
               <w:t>Certifications and representations</w:t>
             </w:r>
           </w:p>
-        </w:tc>
-        <w:tc>
-          <w:tcPr>
-            <w:tcW w:type="dxa" w:w="2520"/>
-            <w:tcBorders>
-              <w:top w:val="single" w:sz="4" w:space="0" w:color="D9D9D9"/>
-              <w:left w:val="single" w:sz="4" w:space="0" w:color="D9D9D9"/>
-              <w:bottom w:val="single" w:sz="4" w:space="0" w:color="D9D9D9"/>
-              <w:right w:val="single" w:sz="4" w:space="0" w:color="D9D9D9"/>
-            </w:tcBorders>
-          </w:tcPr>
           <w:p>
             <w:pPr>
-              <w:spacing w:after="40" w:before="40" w:line="264" w:lineRule="auto"/>
+              <w:spacing w:before="60" w:after="0" w:line="288" w:lineRule="auto"/>
             </w:pPr>
-            <w:r/>
             <w:r>
               <w:rPr>
-                <w:rFonts w:ascii="Calibri" w:hAnsi="Calibri" w:cs="Calibri" w:eastAsia="Calibri"/>
-                <w:color w:val="2A2A2A"/>
-                <w:sz w:val="20"/>
+                <w:rFonts w:ascii="Aptos Display" w:hAnsi="Aptos Display" w:cs="Aptos Display" w:eastAsia="Aptos Display"/>
+                <w:b/>
+                <w:i w:val="0"/>
+                <w:color w:val="98A2AE"/>
+                <w:sz w:val="14"/>
+                <w:spacing w:val="20"/>
+              </w:rPr>
+              <w:t xml:space="preserve">WHERE </w:t>
+            </w:r>
+            <w:r>
+              <w:rPr>
+                <w:rFonts w:ascii="Aptos" w:hAnsi="Aptos" w:cs="Aptos" w:eastAsia="Aptos"/>
+                <w:b w:val="0"/>
+                <w:i w:val="0"/>
+                <w:color w:val="6B7684"/>
+                <w:sz w:val="17"/>
+              </w:rPr>
+              <w:t xml:space="preserve">Not applicable   |   </w:t>
+            </w:r>
+            <w:r>
+              <w:rPr>
+                <w:rFonts w:ascii="Aptos Display" w:hAnsi="Aptos Display" w:cs="Aptos Display" w:eastAsia="Aptos Display"/>
+                <w:b/>
+                <w:i w:val="0"/>
+                <w:color w:val="98A2AE"/>
+                <w:sz w:val="14"/>
+                <w:spacing w:val="20"/>
+              </w:rPr>
+              <w:t xml:space="preserve">SIGNS </w:t>
+            </w:r>
+            <w:r>
+              <w:rPr>
+                <w:rFonts w:ascii="Aptos" w:hAnsi="Aptos" w:cs="Aptos" w:eastAsia="Aptos"/>
+                <w:b w:val="0"/>
+                <w:i w:val="0"/>
+                <w:color w:val="6B7684"/>
+                <w:sz w:val="17"/>
               </w:rPr>
               <w:t>Not applicable</w:t>
             </w:r>
           </w:p>
-        </w:tc>
-        <w:tc>
-          <w:tcPr>
-            <w:tcW w:type="dxa" w:w="2088"/>
-            <w:tcBorders>
-              <w:top w:val="single" w:sz="4" w:space="0" w:color="D9D9D9"/>
-              <w:left w:val="single" w:sz="4" w:space="0" w:color="D9D9D9"/>
-              <w:bottom w:val="single" w:sz="4" w:space="0" w:color="D9D9D9"/>
-              <w:right w:val="single" w:sz="4" w:space="0" w:color="D9D9D9"/>
-            </w:tcBorders>
-          </w:tcPr>
           <w:p>
             <w:pPr>
-              <w:spacing w:after="40" w:before="40" w:line="264" w:lineRule="auto"/>
+              <w:spacing w:before="60" w:after="0" w:line="307" w:lineRule="auto"/>
             </w:pPr>
-            <w:r/>
             <w:r>
               <w:rPr>
-                <w:rFonts w:ascii="Calibri" w:hAnsi="Calibri" w:cs="Calibri" w:eastAsia="Calibri"/>
-                <w:color w:val="2A2A2A"/>
-                <w:sz w:val="20"/>
-              </w:rPr>
-              <w:t>Not applicable</w:t>
-            </w:r>
-          </w:p>
-        </w:tc>
-        <w:tc>
-          <w:tcPr>
-            <w:tcW w:type="dxa" w:w="2088"/>
-            <w:tcBorders>
-              <w:top w:val="single" w:sz="4" w:space="0" w:color="D9D9D9"/>
-              <w:left w:val="single" w:sz="4" w:space="0" w:color="D9D9D9"/>
-              <w:bottom w:val="single" w:sz="4" w:space="0" w:color="D9D9D9"/>
-              <w:right w:val="single" w:sz="4" w:space="0" w:color="D9D9D9"/>
-            </w:tcBorders>
-          </w:tcPr>
-          <w:p>
-            <w:pPr>
-              <w:spacing w:after="40" w:before="40" w:line="264" w:lineRule="auto"/>
-            </w:pPr>
-            <w:r/>
-            <w:r>
-              <w:rPr>
-                <w:rFonts w:ascii="Calibri" w:hAnsi="Calibri" w:cs="Calibri" w:eastAsia="Calibri"/>
-                <w:color w:val="2A2A2A"/>
-                <w:sz w:val="20"/>
+                <w:rFonts w:ascii="Aptos" w:hAnsi="Aptos" w:cs="Aptos" w:eastAsia="Aptos"/>
+                <w:b w:val="0"/>
+                <w:i w:val="0"/>
+                <w:color w:val="4A5561"/>
+                <w:sz w:val="19"/>
               </w:rPr>
               <w:t>None required at pitch stage. Confirmed against the ConnectWerx opportunity page and FAQ on August 22, 2026.</w:t>
             </w:r>
           </w:p>
         </w:tc>
       </w:tr>
+    </w:tbl>
+    <w:tbl>
+      <w:tblPr>
+        <w:tblW w:type="auto" w:w="0"/>
+        <w:jc w:val="left"/>
+        <w:tblLayout w:type="fixed"/>
+        <w:tblLook w:firstColumn="1" w:firstRow="1" w:lastColumn="0" w:lastRow="0" w:noHBand="0" w:noVBand="1" w:val="04A0"/>
+        <w:tblInd w:w="0" w:type="dxa"/>
+        <w:tblLayout w:type="fixed"/>
+      </w:tblPr>
+      <w:tblGrid>
+        <w:gridCol w:w="4680"/>
+        <w:gridCol w:w="4680"/>
+      </w:tblGrid>
       <w:tr>
         <w:tc>
           <w:tcPr>
-            <w:tcW w:type="dxa" w:w="2664"/>
+            <w:tcW w:type="dxa" w:w="2232"/>
+            <w:tcMar>
+              <w:top w:w="0" w:type="dxa"/>
+              <w:start w:w="0" w:type="dxa"/>
+              <w:bottom w:w="0" w:type="dxa"/>
+              <w:end w:w="0" w:type="dxa"/>
+            </w:tcMar>
             <w:tcBorders>
-              <w:top w:val="single" w:sz="4" w:space="0" w:color="D9D9D9"/>
-              <w:left w:val="single" w:sz="4" w:space="0" w:color="D9D9D9"/>
-              <w:bottom w:val="single" w:sz="4" w:space="0" w:color="D9D9D9"/>
-              <w:right w:val="single" w:sz="4" w:space="0" w:color="D9D9D9"/>
+              <w:top w:val="nil"/>
+              <w:left w:val="nil"/>
+              <w:bottom w:val="single" w:sz="4" w:space="0" w:color="EDF1F5"/>
+              <w:right w:val="nil"/>
             </w:tcBorders>
+            <w:tcMar>
+              <w:top w:w="180" w:type="dxa"/>
+              <w:start w:w="0" w:type="dxa"/>
+              <w:bottom w:w="180" w:type="dxa"/>
+              <w:end w:w="240" w:type="dxa"/>
+            </w:tcMar>
           </w:tcPr>
           <w:p>
             <w:pPr>
-              <w:spacing w:after="40" w:before="40" w:line="264" w:lineRule="auto"/>
+              <w:spacing w:before="0" w:after="0" w:line="288" w:lineRule="auto"/>
             </w:pPr>
-            <w:r/>
             <w:r>
               <w:rPr>
-                <w:rFonts w:ascii="Calibri" w:hAnsi="Calibri" w:cs="Calibri" w:eastAsia="Calibri"/>
-                <w:color w:val="2A2A2A"/>
-                <w:sz w:val="20"/>
+                <w:rFonts w:ascii="Aptos Display" w:hAnsi="Aptos Display" w:cs="Aptos Display" w:eastAsia="Aptos Display"/>
+                <w:b/>
+                <w:i w:val="0"/>
+                <w:color w:val="6B7684"/>
+                <w:sz w:val="14"/>
+                <w:spacing w:val="20"/>
+                <w:shd w:val="clear" w:color="auto" w:fill="F1F3F5"/>
               </w:rPr>
-              <w:t>SBIR versus STTR election</w:t>
+              <w:t xml:space="preserve"> NOT APPLICABLE </w:t>
             </w:r>
           </w:p>
         </w:tc>
         <w:tc>
           <w:tcPr>
-            <w:tcW w:type="dxa" w:w="2520"/>
+            <w:tcW w:type="dxa" w:w="7128"/>
+            <w:tcMar>
+              <w:top w:w="0" w:type="dxa"/>
+              <w:start w:w="0" w:type="dxa"/>
+              <w:bottom w:w="0" w:type="dxa"/>
+              <w:end w:w="0" w:type="dxa"/>
+            </w:tcMar>
             <w:tcBorders>
-              <w:top w:val="single" w:sz="4" w:space="0" w:color="D9D9D9"/>
-              <w:left w:val="single" w:sz="4" w:space="0" w:color="D9D9D9"/>
-              <w:bottom w:val="single" w:sz="4" w:space="0" w:color="D9D9D9"/>
-              <w:right w:val="single" w:sz="4" w:space="0" w:color="D9D9D9"/>
+              <w:top w:val="nil"/>
+              <w:left w:val="nil"/>
+              <w:bottom w:val="single" w:sz="4" w:space="0" w:color="EDF1F5"/>
+              <w:right w:val="nil"/>
             </w:tcBorders>
+            <w:tcMar>
+              <w:top w:w="160" w:type="dxa"/>
+              <w:start w:w="0" w:type="dxa"/>
+              <w:bottom w:w="180" w:type="dxa"/>
+              <w:end w:w="0" w:type="dxa"/>
+            </w:tcMar>
           </w:tcPr>
           <w:p>
             <w:pPr>
-              <w:spacing w:after="40" w:before="40" w:line="264" w:lineRule="auto"/>
+              <w:spacing w:before="0" w:after="0" w:line="288" w:lineRule="auto"/>
             </w:pPr>
-            <w:r/>
             <w:r>
               <w:rPr>
-                <w:rFonts w:ascii="Calibri" w:hAnsi="Calibri" w:cs="Calibri" w:eastAsia="Calibri"/>
+                <w:rFonts w:ascii="Aptos Display" w:hAnsi="Aptos Display" w:cs="Aptos Display" w:eastAsia="Aptos Display"/>
+                <w:b/>
+                <w:i w:val="0"/>
                 <w:color w:val="2A2A2A"/>
-                <w:sz w:val="20"/>
+                <w:sz w:val="21"/>
+              </w:rPr>
+              <w:t>SBIR versus STTR election</w:t>
+            </w:r>
+          </w:p>
+          <w:p>
+            <w:pPr>
+              <w:spacing w:before="60" w:after="0" w:line="288" w:lineRule="auto"/>
+            </w:pPr>
+            <w:r>
+              <w:rPr>
+                <w:rFonts w:ascii="Aptos Display" w:hAnsi="Aptos Display" w:cs="Aptos Display" w:eastAsia="Aptos Display"/>
+                <w:b/>
+                <w:i w:val="0"/>
+                <w:color w:val="98A2AE"/>
+                <w:sz w:val="14"/>
+                <w:spacing w:val="20"/>
+              </w:rPr>
+              <w:t xml:space="preserve">WHERE </w:t>
+            </w:r>
+            <w:r>
+              <w:rPr>
+                <w:rFonts w:ascii="Aptos" w:hAnsi="Aptos" w:cs="Aptos" w:eastAsia="Aptos"/>
+                <w:b w:val="0"/>
+                <w:i w:val="0"/>
+                <w:color w:val="6B7684"/>
+                <w:sz w:val="17"/>
+              </w:rPr>
+              <w:t xml:space="preserve">Not applicable   |   </w:t>
+            </w:r>
+            <w:r>
+              <w:rPr>
+                <w:rFonts w:ascii="Aptos Display" w:hAnsi="Aptos Display" w:cs="Aptos Display" w:eastAsia="Aptos Display"/>
+                <w:b/>
+                <w:i w:val="0"/>
+                <w:color w:val="98A2AE"/>
+                <w:sz w:val="14"/>
+                <w:spacing w:val="20"/>
+              </w:rPr>
+              <w:t xml:space="preserve">SIGNS </w:t>
+            </w:r>
+            <w:r>
+              <w:rPr>
+                <w:rFonts w:ascii="Aptos" w:hAnsi="Aptos" w:cs="Aptos" w:eastAsia="Aptos"/>
+                <w:b w:val="0"/>
+                <w:i w:val="0"/>
+                <w:color w:val="6B7684"/>
+                <w:sz w:val="17"/>
               </w:rPr>
               <w:t>Not applicable</w:t>
             </w:r>
           </w:p>
-        </w:tc>
-        <w:tc>
-          <w:tcPr>
-            <w:tcW w:type="dxa" w:w="2088"/>
-            <w:tcBorders>
-              <w:top w:val="single" w:sz="4" w:space="0" w:color="D9D9D9"/>
-              <w:left w:val="single" w:sz="4" w:space="0" w:color="D9D9D9"/>
-              <w:bottom w:val="single" w:sz="4" w:space="0" w:color="D9D9D9"/>
-              <w:right w:val="single" w:sz="4" w:space="0" w:color="D9D9D9"/>
-            </w:tcBorders>
-          </w:tcPr>
           <w:p>
             <w:pPr>
-              <w:spacing w:after="40" w:before="40" w:line="264" w:lineRule="auto"/>
+              <w:spacing w:before="60" w:after="0" w:line="307" w:lineRule="auto"/>
             </w:pPr>
-            <w:r/>
             <w:r>
               <w:rPr>
-                <w:rFonts w:ascii="Calibri" w:hAnsi="Calibri" w:cs="Calibri" w:eastAsia="Calibri"/>
-                <w:color w:val="2A2A2A"/>
-                <w:sz w:val="20"/>
-              </w:rPr>
-              <w:t>Not applicable</w:t>
-            </w:r>
-          </w:p>
-        </w:tc>
-        <w:tc>
-          <w:tcPr>
-            <w:tcW w:type="dxa" w:w="2088"/>
-            <w:tcBorders>
-              <w:top w:val="single" w:sz="4" w:space="0" w:color="D9D9D9"/>
-              <w:left w:val="single" w:sz="4" w:space="0" w:color="D9D9D9"/>
-              <w:bottom w:val="single" w:sz="4" w:space="0" w:color="D9D9D9"/>
-              <w:right w:val="single" w:sz="4" w:space="0" w:color="D9D9D9"/>
-            </w:tcBorders>
-          </w:tcPr>
-          <w:p>
-            <w:pPr>
-              <w:spacing w:after="40" w:before="40" w:line="264" w:lineRule="auto"/>
-            </w:pPr>
-            <w:r/>
-            <w:r>
-              <w:rPr>
-                <w:rFonts w:ascii="Calibri" w:hAnsi="Calibri" w:cs="Calibri" w:eastAsia="Calibri"/>
-                <w:color w:val="2A2A2A"/>
-                <w:sz w:val="20"/>
+                <w:rFonts w:ascii="Aptos" w:hAnsi="Aptos" w:cs="Aptos" w:eastAsia="Aptos"/>
+                <w:b w:val="0"/>
+                <w:i w:val="0"/>
+                <w:color w:val="4A5561"/>
+                <w:sz w:val="19"/>
               </w:rPr>
               <w:t>Not made at pitch. DOE states pitches are not evaluated separately for SBIR and STTR.</w:t>
             </w:r>
@@ -789,1474 +1378,96 @@
         </w:tc>
       </w:tr>
     </w:tbl>
-    <w:p>
-      <w:pPr>
-        <w:spacing w:before="280" w:after="80"/>
-      </w:pPr>
-      <w:r>
-        <w:rPr>
-          <w:rFonts w:ascii="Calibri" w:hAnsi="Calibri" w:cs="Calibri" w:eastAsia="Calibri"/>
-          <w:b/>
-          <w:color w:val="045AA9"/>
-          <w:sz w:val="27"/>
-        </w:rPr>
-        <w:t>Stage 2. Full application, only if invited</w:t>
-      </w:r>
-    </w:p>
-    <w:p>
-      <w:pPr>
-        <w:spacing w:after="120"/>
-      </w:pPr>
-      <w:r>
-        <w:rPr>
-          <w:rFonts w:ascii="Calibri" w:hAnsi="Calibri" w:cs="Calibri" w:eastAsia="Calibri"/>
-          <w:color w:val="2A2A2A"/>
-          <w:sz w:val="22"/>
-        </w:rPr>
-        <w:t>Rows marked Confirmed are stated on DOE or ConnectWerx pages as of August 22, 2026. Rows marked Anticipated are standard SBIR and STTR requirements that DOE has not yet published in a forms package for this opportunity. Verify every anticipated row against the invitation package before relying on it.</w:t>
-      </w:r>
-    </w:p>
     <w:tbl>
       <w:tblPr>
         <w:tblW w:type="auto" w:w="0"/>
         <w:jc w:val="left"/>
-        <w:tblLayout w:type="autofit"/>
+        <w:tblLayout w:type="fixed"/>
         <w:tblLook w:firstColumn="1" w:firstRow="1" w:lastColumn="0" w:lastRow="0" w:noHBand="0" w:noVBand="1" w:val="04A0"/>
+        <w:tblInd w:w="0" w:type="dxa"/>
+        <w:tblLayout w:type="fixed"/>
       </w:tblPr>
       <w:tblGrid>
-        <w:gridCol w:w="2340"/>
-        <w:gridCol w:w="2340"/>
-        <w:gridCol w:w="2340"/>
-        <w:gridCol w:w="2340"/>
+        <w:gridCol w:w="4680"/>
+        <w:gridCol w:w="4680"/>
       </w:tblGrid>
       <w:tr>
         <w:tc>
           <w:tcPr>
-            <w:tcW w:type="dxa" w:w="3240"/>
+            <w:tcW w:type="dxa" w:w="5184"/>
             <w:tcBorders>
-              <w:top w:val="single" w:sz="4" w:space="0" w:color="D9D9D9"/>
-              <w:left w:val="single" w:sz="4" w:space="0" w:color="D9D9D9"/>
-              <w:bottom w:val="single" w:sz="4" w:space="0" w:color="D9D9D9"/>
-              <w:right w:val="single" w:sz="4" w:space="0" w:color="D9D9D9"/>
+              <w:top w:val="nil"/>
+              <w:left w:val="nil"/>
+              <w:bottom w:val="nil"/>
+              <w:right w:val="nil"/>
             </w:tcBorders>
+            <w:tcMar>
+              <w:top w:w="0" w:type="dxa"/>
+              <w:start w:w="0" w:type="dxa"/>
+              <w:bottom w:w="0" w:type="dxa"/>
+              <w:end w:w="0" w:type="dxa"/>
+            </w:tcMar>
+            <w:shd w:val="clear" w:color="auto" w:fill="045AA9"/>
+            <w:tcMar>
+              <w:top w:w="100" w:type="dxa"/>
+              <w:start w:w="200" w:type="dxa"/>
+              <w:bottom w:w="100" w:type="dxa"/>
+              <w:end w:w="200" w:type="dxa"/>
+            </w:tcMar>
           </w:tcPr>
           <w:p>
             <w:pPr>
-              <w:spacing w:after="40" w:before="40" w:line="264" w:lineRule="auto"/>
+              <w:spacing w:before="0" w:after="0" w:line="264" w:lineRule="auto"/>
             </w:pPr>
-            <w:r/>
             <w:r>
               <w:rPr>
-                <w:rFonts w:ascii="Calibri" w:hAnsi="Calibri" w:cs="Calibri" w:eastAsia="Calibri"/>
+                <w:rFonts w:ascii="Aptos Display" w:hAnsi="Aptos Display" w:cs="Aptos Display" w:eastAsia="Aptos Display"/>
                 <w:b/>
-                <w:color w:val="045AA9"/>
-                <w:sz w:val="20"/>
+                <w:i w:val="0"/>
+                <w:color w:val="FFFFFF"/>
+                <w:sz w:val="19"/>
+                <w:spacing w:val="24"/>
               </w:rPr>
-              <w:t>Item</w:t>
+              <w:t>STAGE 2  ·  FULL APPLICATION</w:t>
             </w:r>
           </w:p>
         </w:tc>
         <w:tc>
           <w:tcPr>
-            <w:tcW w:type="dxa" w:w="2304"/>
+            <w:tcW w:type="dxa" w:w="4176"/>
             <w:tcBorders>
-              <w:top w:val="single" w:sz="4" w:space="0" w:color="D9D9D9"/>
-              <w:left w:val="single" w:sz="4" w:space="0" w:color="D9D9D9"/>
-              <w:bottom w:val="single" w:sz="4" w:space="0" w:color="D9D9D9"/>
-              <w:right w:val="single" w:sz="4" w:space="0" w:color="D9D9D9"/>
+              <w:top w:val="nil"/>
+              <w:left w:val="nil"/>
+              <w:bottom w:val="nil"/>
+              <w:right w:val="nil"/>
             </w:tcBorders>
+            <w:tcMar>
+              <w:top w:w="0" w:type="dxa"/>
+              <w:start w:w="0" w:type="dxa"/>
+              <w:bottom w:w="0" w:type="dxa"/>
+              <w:end w:w="0" w:type="dxa"/>
+            </w:tcMar>
+            <w:tcMar>
+              <w:top w:w="120" w:type="dxa"/>
+              <w:start w:w="240" w:type="dxa"/>
+              <w:bottom w:w="100" w:type="dxa"/>
+              <w:end w:w="0" w:type="dxa"/>
+            </w:tcMar>
           </w:tcPr>
           <w:p>
             <w:pPr>
-              <w:spacing w:after="40" w:before="40" w:line="264" w:lineRule="auto"/>
+              <w:spacing w:before="0" w:after="0" w:line="264" w:lineRule="auto"/>
+              <w:jc w:val="right"/>
             </w:pPr>
-            <w:r/>
             <w:r>
               <w:rPr>
-                <w:rFonts w:ascii="Calibri" w:hAnsi="Calibri" w:cs="Calibri" w:eastAsia="Calibri"/>
+                <w:rFonts w:ascii="Aptos Display" w:hAnsi="Aptos Display" w:cs="Aptos Display" w:eastAsia="Aptos Display"/>
                 <w:b/>
-                <w:color w:val="045AA9"/>
-                <w:sz w:val="20"/>
+                <w:i w:val="0"/>
+                <w:color w:val="6B7684"/>
+                <w:sz w:val="18"/>
               </w:rPr>
-              <w:t>Where completed</w:t>
-            </w:r>
-          </w:p>
-        </w:tc>
-        <w:tc>
-          <w:tcPr>
-            <w:tcW w:type="dxa" w:w="1944"/>
-            <w:tcBorders>
-              <w:top w:val="single" w:sz="4" w:space="0" w:color="D9D9D9"/>
-              <w:left w:val="single" w:sz="4" w:space="0" w:color="D9D9D9"/>
-              <w:bottom w:val="single" w:sz="4" w:space="0" w:color="D9D9D9"/>
-              <w:right w:val="single" w:sz="4" w:space="0" w:color="D9D9D9"/>
-            </w:tcBorders>
-          </w:tcPr>
-          <w:p>
-            <w:pPr>
-              <w:spacing w:after="40" w:before="40" w:line="264" w:lineRule="auto"/>
-            </w:pPr>
-            <w:r/>
-            <w:r>
-              <w:rPr>
-                <w:rFonts w:ascii="Calibri" w:hAnsi="Calibri" w:cs="Calibri" w:eastAsia="Calibri"/>
-                <w:b/>
-                <w:color w:val="045AA9"/>
-                <w:sz w:val="20"/>
-              </w:rPr>
-              <w:t>Who signs</w:t>
-            </w:r>
-          </w:p>
-        </w:tc>
-        <w:tc>
-          <w:tcPr>
-            <w:tcW w:type="dxa" w:w="1872"/>
-            <w:tcBorders>
-              <w:top w:val="single" w:sz="4" w:space="0" w:color="D9D9D9"/>
-              <w:left w:val="single" w:sz="4" w:space="0" w:color="D9D9D9"/>
-              <w:bottom w:val="single" w:sz="4" w:space="0" w:color="D9D9D9"/>
-              <w:right w:val="single" w:sz="4" w:space="0" w:color="D9D9D9"/>
-            </w:tcBorders>
-          </w:tcPr>
-          <w:p>
-            <w:pPr>
-              <w:spacing w:after="40" w:before="40" w:line="264" w:lineRule="auto"/>
-            </w:pPr>
-            <w:r/>
-            <w:r>
-              <w:rPr>
-                <w:rFonts w:ascii="Calibri" w:hAnsi="Calibri" w:cs="Calibri" w:eastAsia="Calibri"/>
-                <w:b/>
-                <w:color w:val="045AA9"/>
-                <w:sz w:val="20"/>
-              </w:rPr>
-              <w:t>Source</w:t>
-            </w:r>
-          </w:p>
-        </w:tc>
-      </w:tr>
-      <w:tr>
-        <w:tc>
-          <w:tcPr>
-            <w:tcW w:type="dxa" w:w="3240"/>
-            <w:tcBorders>
-              <w:top w:val="single" w:sz="4" w:space="0" w:color="D9D9D9"/>
-              <w:left w:val="single" w:sz="4" w:space="0" w:color="D9D9D9"/>
-              <w:bottom w:val="single" w:sz="4" w:space="0" w:color="D9D9D9"/>
-              <w:right w:val="single" w:sz="4" w:space="0" w:color="D9D9D9"/>
-            </w:tcBorders>
-          </w:tcPr>
-          <w:p>
-            <w:pPr>
-              <w:spacing w:after="40" w:before="40" w:line="264" w:lineRule="auto"/>
-            </w:pPr>
-            <w:r/>
-            <w:r>
-              <w:rPr>
-                <w:rFonts w:ascii="Calibri" w:hAnsi="Calibri" w:cs="Calibri" w:eastAsia="Calibri"/>
-                <w:color w:val="2A2A2A"/>
-                <w:sz w:val="20"/>
-              </w:rPr>
-              <w:t>Active SAM.gov registration and UEI</w:t>
-            </w:r>
-          </w:p>
-        </w:tc>
-        <w:tc>
-          <w:tcPr>
-            <w:tcW w:type="dxa" w:w="2304"/>
-            <w:tcBorders>
-              <w:top w:val="single" w:sz="4" w:space="0" w:color="D9D9D9"/>
-              <w:left w:val="single" w:sz="4" w:space="0" w:color="D9D9D9"/>
-              <w:bottom w:val="single" w:sz="4" w:space="0" w:color="D9D9D9"/>
-              <w:right w:val="single" w:sz="4" w:space="0" w:color="D9D9D9"/>
-            </w:tcBorders>
-          </w:tcPr>
-          <w:p>
-            <w:pPr>
-              <w:spacing w:after="40" w:before="40" w:line="264" w:lineRule="auto"/>
-            </w:pPr>
-            <w:r/>
-            <w:r>
-              <w:rPr>
-                <w:rFonts w:ascii="Calibri" w:hAnsi="Calibri" w:cs="Calibri" w:eastAsia="Calibri"/>
-                <w:color w:val="2A2A2A"/>
-                <w:sz w:val="20"/>
-              </w:rPr>
-              <w:t>sam.gov/entity-registration</w:t>
-            </w:r>
-          </w:p>
-        </w:tc>
-        <w:tc>
-          <w:tcPr>
-            <w:tcW w:type="dxa" w:w="1944"/>
-            <w:tcBorders>
-              <w:top w:val="single" w:sz="4" w:space="0" w:color="D9D9D9"/>
-              <w:left w:val="single" w:sz="4" w:space="0" w:color="D9D9D9"/>
-              <w:bottom w:val="single" w:sz="4" w:space="0" w:color="D9D9D9"/>
-              <w:right w:val="single" w:sz="4" w:space="0" w:color="D9D9D9"/>
-            </w:tcBorders>
-          </w:tcPr>
-          <w:p>
-            <w:pPr>
-              <w:spacing w:after="40" w:before="40" w:line="264" w:lineRule="auto"/>
-            </w:pPr>
-            <w:r/>
-            <w:r>
-              <w:rPr>
-                <w:rFonts w:ascii="Calibri" w:hAnsi="Calibri" w:cs="Calibri" w:eastAsia="Calibri"/>
-                <w:color w:val="2A2A2A"/>
-                <w:sz w:val="20"/>
-              </w:rPr>
-              <w:t>Michael Ward as Entity Administrator</w:t>
-            </w:r>
-          </w:p>
-        </w:tc>
-        <w:tc>
-          <w:tcPr>
-            <w:tcW w:type="dxa" w:w="1872"/>
-            <w:tcBorders>
-              <w:top w:val="single" w:sz="4" w:space="0" w:color="D9D9D9"/>
-              <w:left w:val="single" w:sz="4" w:space="0" w:color="D9D9D9"/>
-              <w:bottom w:val="single" w:sz="4" w:space="0" w:color="D9D9D9"/>
-              <w:right w:val="single" w:sz="4" w:space="0" w:color="D9D9D9"/>
-            </w:tcBorders>
-          </w:tcPr>
-          <w:p>
-            <w:pPr>
-              <w:spacing w:after="40" w:before="40" w:line="264" w:lineRule="auto"/>
-            </w:pPr>
-            <w:r/>
-            <w:r>
-              <w:rPr>
-                <w:rFonts w:ascii="Calibri" w:hAnsi="Calibri" w:cs="Calibri" w:eastAsia="Calibri"/>
-                <w:color w:val="2A2A2A"/>
-                <w:sz w:val="20"/>
-              </w:rPr>
-              <w:t>Confirmed. UEI KQAWZ54RDUM8 must be entered on the application.</w:t>
-            </w:r>
-          </w:p>
-        </w:tc>
-      </w:tr>
-      <w:tr>
-        <w:tc>
-          <w:tcPr>
-            <w:tcW w:type="dxa" w:w="3240"/>
-            <w:tcBorders>
-              <w:top w:val="single" w:sz="4" w:space="0" w:color="D9D9D9"/>
-              <w:left w:val="single" w:sz="4" w:space="0" w:color="D9D9D9"/>
-              <w:bottom w:val="single" w:sz="4" w:space="0" w:color="D9D9D9"/>
-              <w:right w:val="single" w:sz="4" w:space="0" w:color="D9D9D9"/>
-            </w:tcBorders>
-          </w:tcPr>
-          <w:p>
-            <w:pPr>
-              <w:spacing w:after="40" w:before="40" w:line="264" w:lineRule="auto"/>
-            </w:pPr>
-            <w:r/>
-            <w:r>
-              <w:rPr>
-                <w:rFonts w:ascii="Calibri" w:hAnsi="Calibri" w:cs="Calibri" w:eastAsia="Calibri"/>
-                <w:color w:val="2A2A2A"/>
-                <w:sz w:val="20"/>
-              </w:rPr>
-              <w:t>SBA Company Registry registration and proof</w:t>
-            </w:r>
-          </w:p>
-        </w:tc>
-        <w:tc>
-          <w:tcPr>
-            <w:tcW w:type="dxa" w:w="2304"/>
-            <w:tcBorders>
-              <w:top w:val="single" w:sz="4" w:space="0" w:color="D9D9D9"/>
-              <w:left w:val="single" w:sz="4" w:space="0" w:color="D9D9D9"/>
-              <w:bottom w:val="single" w:sz="4" w:space="0" w:color="D9D9D9"/>
-              <w:right w:val="single" w:sz="4" w:space="0" w:color="D9D9D9"/>
-            </w:tcBorders>
-          </w:tcPr>
-          <w:p>
-            <w:pPr>
-              <w:spacing w:after="40" w:before="40" w:line="264" w:lineRule="auto"/>
-            </w:pPr>
-            <w:r/>
-            <w:r>
-              <w:rPr>
-                <w:rFonts w:ascii="Calibri" w:hAnsi="Calibri" w:cs="Calibri" w:eastAsia="Calibri"/>
-                <w:color w:val="2A2A2A"/>
-                <w:sz w:val="20"/>
-              </w:rPr>
-              <w:t>app.www.sbir.gov/company-registration</w:t>
-            </w:r>
-          </w:p>
-        </w:tc>
-        <w:tc>
-          <w:tcPr>
-            <w:tcW w:type="dxa" w:w="1944"/>
-            <w:tcBorders>
-              <w:top w:val="single" w:sz="4" w:space="0" w:color="D9D9D9"/>
-              <w:left w:val="single" w:sz="4" w:space="0" w:color="D9D9D9"/>
-              <w:bottom w:val="single" w:sz="4" w:space="0" w:color="D9D9D9"/>
-              <w:right w:val="single" w:sz="4" w:space="0" w:color="D9D9D9"/>
-            </w:tcBorders>
-          </w:tcPr>
-          <w:p>
-            <w:pPr>
-              <w:spacing w:after="40" w:before="40" w:line="264" w:lineRule="auto"/>
-            </w:pPr>
-            <w:r/>
-            <w:r>
-              <w:rPr>
-                <w:rFonts w:ascii="Calibri" w:hAnsi="Calibri" w:cs="Calibri" w:eastAsia="Calibri"/>
-                <w:color w:val="2A2A2A"/>
-                <w:sz w:val="20"/>
-              </w:rPr>
-              <w:t>Michael Ward</w:t>
-            </w:r>
-          </w:p>
-        </w:tc>
-        <w:tc>
-          <w:tcPr>
-            <w:tcW w:type="dxa" w:w="1872"/>
-            <w:tcBorders>
-              <w:top w:val="single" w:sz="4" w:space="0" w:color="D9D9D9"/>
-              <w:left w:val="single" w:sz="4" w:space="0" w:color="D9D9D9"/>
-              <w:bottom w:val="single" w:sz="4" w:space="0" w:color="D9D9D9"/>
-              <w:right w:val="single" w:sz="4" w:space="0" w:color="D9D9D9"/>
-            </w:tcBorders>
-          </w:tcPr>
-          <w:p>
-            <w:pPr>
-              <w:spacing w:after="40" w:before="40" w:line="264" w:lineRule="auto"/>
-            </w:pPr>
-            <w:r/>
-            <w:r>
-              <w:rPr>
-                <w:rFonts w:ascii="Calibri" w:hAnsi="Calibri" w:cs="Calibri" w:eastAsia="Calibri"/>
-                <w:color w:val="2A2A2A"/>
-                <w:sz w:val="20"/>
-              </w:rPr>
-              <w:t>Confirmed. Proof of registration is required as part of the application.</w:t>
-            </w:r>
-          </w:p>
-        </w:tc>
-      </w:tr>
-      <w:tr>
-        <w:tc>
-          <w:tcPr>
-            <w:tcW w:type="dxa" w:w="3240"/>
-            <w:tcBorders>
-              <w:top w:val="single" w:sz="4" w:space="0" w:color="D9D9D9"/>
-              <w:left w:val="single" w:sz="4" w:space="0" w:color="D9D9D9"/>
-              <w:bottom w:val="single" w:sz="4" w:space="0" w:color="D9D9D9"/>
-              <w:right w:val="single" w:sz="4" w:space="0" w:color="D9D9D9"/>
-            </w:tcBorders>
-          </w:tcPr>
-          <w:p>
-            <w:pPr>
-              <w:spacing w:after="40" w:before="40" w:line="264" w:lineRule="auto"/>
-            </w:pPr>
-            <w:r/>
-            <w:r>
-              <w:rPr>
-                <w:rFonts w:ascii="Calibri" w:hAnsi="Calibri" w:cs="Calibri" w:eastAsia="Calibri"/>
-                <w:color w:val="2A2A2A"/>
-                <w:sz w:val="20"/>
-              </w:rPr>
-              <w:t>Small Business Concern eligibility representation: for-profit, U.S. place of business, 51 percent or more U.S. citizen owned and controlled, 500 or fewer employees</w:t>
-            </w:r>
-          </w:p>
-        </w:tc>
-        <w:tc>
-          <w:tcPr>
-            <w:tcW w:type="dxa" w:w="2304"/>
-            <w:tcBorders>
-              <w:top w:val="single" w:sz="4" w:space="0" w:color="D9D9D9"/>
-              <w:left w:val="single" w:sz="4" w:space="0" w:color="D9D9D9"/>
-              <w:bottom w:val="single" w:sz="4" w:space="0" w:color="D9D9D9"/>
-              <w:right w:val="single" w:sz="4" w:space="0" w:color="D9D9D9"/>
-            </w:tcBorders>
-          </w:tcPr>
-          <w:p>
-            <w:pPr>
-              <w:spacing w:after="40" w:before="40" w:line="264" w:lineRule="auto"/>
-            </w:pPr>
-            <w:r/>
-            <w:r>
-              <w:rPr>
-                <w:rFonts w:ascii="Calibri" w:hAnsi="Calibri" w:cs="Calibri" w:eastAsia="Calibri"/>
-                <w:color w:val="2A2A2A"/>
-                <w:sz w:val="20"/>
-              </w:rPr>
-              <w:t>Full application</w:t>
-            </w:r>
-          </w:p>
-        </w:tc>
-        <w:tc>
-          <w:tcPr>
-            <w:tcW w:type="dxa" w:w="1944"/>
-            <w:tcBorders>
-              <w:top w:val="single" w:sz="4" w:space="0" w:color="D9D9D9"/>
-              <w:left w:val="single" w:sz="4" w:space="0" w:color="D9D9D9"/>
-              <w:bottom w:val="single" w:sz="4" w:space="0" w:color="D9D9D9"/>
-              <w:right w:val="single" w:sz="4" w:space="0" w:color="D9D9D9"/>
-            </w:tcBorders>
-          </w:tcPr>
-          <w:p>
-            <w:pPr>
-              <w:spacing w:after="40" w:before="40" w:line="264" w:lineRule="auto"/>
-            </w:pPr>
-            <w:r/>
-            <w:r>
-              <w:rPr>
-                <w:rFonts w:ascii="Calibri" w:hAnsi="Calibri" w:cs="Calibri" w:eastAsia="Calibri"/>
-                <w:color w:val="2A2A2A"/>
-                <w:sz w:val="20"/>
-              </w:rPr>
-              <w:t>Michael Ward, Founder and CEO</w:t>
-            </w:r>
-          </w:p>
-        </w:tc>
-        <w:tc>
-          <w:tcPr>
-            <w:tcW w:type="dxa" w:w="1872"/>
-            <w:tcBorders>
-              <w:top w:val="single" w:sz="4" w:space="0" w:color="D9D9D9"/>
-              <w:left w:val="single" w:sz="4" w:space="0" w:color="D9D9D9"/>
-              <w:bottom w:val="single" w:sz="4" w:space="0" w:color="D9D9D9"/>
-              <w:right w:val="single" w:sz="4" w:space="0" w:color="D9D9D9"/>
-            </w:tcBorders>
-          </w:tcPr>
-          <w:p>
-            <w:pPr>
-              <w:spacing w:after="40" w:before="40" w:line="264" w:lineRule="auto"/>
-            </w:pPr>
-            <w:r/>
-            <w:r>
-              <w:rPr>
-                <w:rFonts w:ascii="Calibri" w:hAnsi="Calibri" w:cs="Calibri" w:eastAsia="Calibri"/>
-                <w:color w:val="2A2A2A"/>
-                <w:sz w:val="20"/>
-              </w:rPr>
-              <w:t>Confirmed as eligibility criteria. Form not yet published.</w:t>
-            </w:r>
-          </w:p>
-        </w:tc>
-      </w:tr>
-      <w:tr>
-        <w:tc>
-          <w:tcPr>
-            <w:tcW w:type="dxa" w:w="3240"/>
-            <w:tcBorders>
-              <w:top w:val="single" w:sz="4" w:space="0" w:color="D9D9D9"/>
-              <w:left w:val="single" w:sz="4" w:space="0" w:color="D9D9D9"/>
-              <w:bottom w:val="single" w:sz="4" w:space="0" w:color="D9D9D9"/>
-              <w:right w:val="single" w:sz="4" w:space="0" w:color="D9D9D9"/>
-            </w:tcBorders>
-          </w:tcPr>
-          <w:p>
-            <w:pPr>
-              <w:spacing w:after="40" w:before="40" w:line="264" w:lineRule="auto"/>
-            </w:pPr>
-            <w:r/>
-            <w:r>
-              <w:rPr>
-                <w:rFonts w:ascii="Calibri" w:hAnsi="Calibri" w:cs="Calibri" w:eastAsia="Calibri"/>
-                <w:color w:val="2A2A2A"/>
-                <w:sz w:val="20"/>
-              </w:rPr>
-              <w:t>Place of performance: all research and development performed in the United States</w:t>
-            </w:r>
-          </w:p>
-        </w:tc>
-        <w:tc>
-          <w:tcPr>
-            <w:tcW w:type="dxa" w:w="2304"/>
-            <w:tcBorders>
-              <w:top w:val="single" w:sz="4" w:space="0" w:color="D9D9D9"/>
-              <w:left w:val="single" w:sz="4" w:space="0" w:color="D9D9D9"/>
-              <w:bottom w:val="single" w:sz="4" w:space="0" w:color="D9D9D9"/>
-              <w:right w:val="single" w:sz="4" w:space="0" w:color="D9D9D9"/>
-            </w:tcBorders>
-          </w:tcPr>
-          <w:p>
-            <w:pPr>
-              <w:spacing w:after="40" w:before="40" w:line="264" w:lineRule="auto"/>
-            </w:pPr>
-            <w:r/>
-            <w:r>
-              <w:rPr>
-                <w:rFonts w:ascii="Calibri" w:hAnsi="Calibri" w:cs="Calibri" w:eastAsia="Calibri"/>
-                <w:color w:val="2A2A2A"/>
-                <w:sz w:val="20"/>
-              </w:rPr>
-              <w:t>Full application</w:t>
-            </w:r>
-          </w:p>
-        </w:tc>
-        <w:tc>
-          <w:tcPr>
-            <w:tcW w:type="dxa" w:w="1944"/>
-            <w:tcBorders>
-              <w:top w:val="single" w:sz="4" w:space="0" w:color="D9D9D9"/>
-              <w:left w:val="single" w:sz="4" w:space="0" w:color="D9D9D9"/>
-              <w:bottom w:val="single" w:sz="4" w:space="0" w:color="D9D9D9"/>
-              <w:right w:val="single" w:sz="4" w:space="0" w:color="D9D9D9"/>
-            </w:tcBorders>
-          </w:tcPr>
-          <w:p>
-            <w:pPr>
-              <w:spacing w:after="40" w:before="40" w:line="264" w:lineRule="auto"/>
-            </w:pPr>
-            <w:r/>
-            <w:r>
-              <w:rPr>
-                <w:rFonts w:ascii="Calibri" w:hAnsi="Calibri" w:cs="Calibri" w:eastAsia="Calibri"/>
-                <w:color w:val="2A2A2A"/>
-                <w:sz w:val="20"/>
-              </w:rPr>
-              <w:t>Michael Ward</w:t>
-            </w:r>
-          </w:p>
-        </w:tc>
-        <w:tc>
-          <w:tcPr>
-            <w:tcW w:type="dxa" w:w="1872"/>
-            <w:tcBorders>
-              <w:top w:val="single" w:sz="4" w:space="0" w:color="D9D9D9"/>
-              <w:left w:val="single" w:sz="4" w:space="0" w:color="D9D9D9"/>
-              <w:bottom w:val="single" w:sz="4" w:space="0" w:color="D9D9D9"/>
-              <w:right w:val="single" w:sz="4" w:space="0" w:color="D9D9D9"/>
-            </w:tcBorders>
-          </w:tcPr>
-          <w:p>
-            <w:pPr>
-              <w:spacing w:after="40" w:before="40" w:line="264" w:lineRule="auto"/>
-            </w:pPr>
-            <w:r/>
-            <w:r>
-              <w:rPr>
-                <w:rFonts w:ascii="Calibri" w:hAnsi="Calibri" w:cs="Calibri" w:eastAsia="Calibri"/>
-                <w:color w:val="2A2A2A"/>
-                <w:sz w:val="20"/>
-              </w:rPr>
-              <w:t>Confirmed as eligibility criteria.</w:t>
-            </w:r>
-          </w:p>
-        </w:tc>
-      </w:tr>
-      <w:tr>
-        <w:tc>
-          <w:tcPr>
-            <w:tcW w:type="dxa" w:w="3240"/>
-            <w:tcBorders>
-              <w:top w:val="single" w:sz="4" w:space="0" w:color="D9D9D9"/>
-              <w:left w:val="single" w:sz="4" w:space="0" w:color="D9D9D9"/>
-              <w:bottom w:val="single" w:sz="4" w:space="0" w:color="D9D9D9"/>
-              <w:right w:val="single" w:sz="4" w:space="0" w:color="D9D9D9"/>
-            </w:tcBorders>
-          </w:tcPr>
-          <w:p>
-            <w:pPr>
-              <w:spacing w:after="40" w:before="40" w:line="264" w:lineRule="auto"/>
-            </w:pPr>
-            <w:r/>
-            <w:r>
-              <w:rPr>
-                <w:rFonts w:ascii="Calibri" w:hAnsi="Calibri" w:cs="Calibri" w:eastAsia="Calibri"/>
-                <w:color w:val="2A2A2A"/>
-                <w:sz w:val="20"/>
-              </w:rPr>
-              <w:t>SBIR only: PI primary employment certification, more than 50 percent with the small business</w:t>
-            </w:r>
-          </w:p>
-        </w:tc>
-        <w:tc>
-          <w:tcPr>
-            <w:tcW w:type="dxa" w:w="2304"/>
-            <w:tcBorders>
-              <w:top w:val="single" w:sz="4" w:space="0" w:color="D9D9D9"/>
-              <w:left w:val="single" w:sz="4" w:space="0" w:color="D9D9D9"/>
-              <w:bottom w:val="single" w:sz="4" w:space="0" w:color="D9D9D9"/>
-              <w:right w:val="single" w:sz="4" w:space="0" w:color="D9D9D9"/>
-            </w:tcBorders>
-          </w:tcPr>
-          <w:p>
-            <w:pPr>
-              <w:spacing w:after="40" w:before="40" w:line="264" w:lineRule="auto"/>
-            </w:pPr>
-            <w:r/>
-            <w:r>
-              <w:rPr>
-                <w:rFonts w:ascii="Calibri" w:hAnsi="Calibri" w:cs="Calibri" w:eastAsia="Calibri"/>
-                <w:color w:val="2A2A2A"/>
-                <w:sz w:val="20"/>
-              </w:rPr>
-              <w:t>Full application</w:t>
-            </w:r>
-          </w:p>
-        </w:tc>
-        <w:tc>
-          <w:tcPr>
-            <w:tcW w:type="dxa" w:w="1944"/>
-            <w:tcBorders>
-              <w:top w:val="single" w:sz="4" w:space="0" w:color="D9D9D9"/>
-              <w:left w:val="single" w:sz="4" w:space="0" w:color="D9D9D9"/>
-              <w:bottom w:val="single" w:sz="4" w:space="0" w:color="D9D9D9"/>
-              <w:right w:val="single" w:sz="4" w:space="0" w:color="D9D9D9"/>
-            </w:tcBorders>
-          </w:tcPr>
-          <w:p>
-            <w:pPr>
-              <w:spacing w:after="40" w:before="40" w:line="264" w:lineRule="auto"/>
-            </w:pPr>
-            <w:r/>
-            <w:r>
-              <w:rPr>
-                <w:rFonts w:ascii="Calibri" w:hAnsi="Calibri" w:cs="Calibri" w:eastAsia="Calibri"/>
-                <w:color w:val="2A2A2A"/>
-                <w:sz w:val="20"/>
-              </w:rPr>
-              <w:t>Michael Ward as PI</w:t>
-            </w:r>
-          </w:p>
-        </w:tc>
-        <w:tc>
-          <w:tcPr>
-            <w:tcW w:type="dxa" w:w="1872"/>
-            <w:tcBorders>
-              <w:top w:val="single" w:sz="4" w:space="0" w:color="D9D9D9"/>
-              <w:left w:val="single" w:sz="4" w:space="0" w:color="D9D9D9"/>
-              <w:bottom w:val="single" w:sz="4" w:space="0" w:color="D9D9D9"/>
-              <w:right w:val="single" w:sz="4" w:space="0" w:color="D9D9D9"/>
-            </w:tcBorders>
-          </w:tcPr>
-          <w:p>
-            <w:pPr>
-              <w:spacing w:after="40" w:before="40" w:line="264" w:lineRule="auto"/>
-            </w:pPr>
-            <w:r/>
-            <w:r>
-              <w:rPr>
-                <w:rFonts w:ascii="Calibri" w:hAnsi="Calibri" w:cs="Calibri" w:eastAsia="Calibri"/>
-                <w:color w:val="2A2A2A"/>
-                <w:sz w:val="20"/>
-              </w:rPr>
-              <w:t>Confirmed as eligibility criteria.</w:t>
-            </w:r>
-          </w:p>
-        </w:tc>
-      </w:tr>
-      <w:tr>
-        <w:tc>
-          <w:tcPr>
-            <w:tcW w:type="dxa" w:w="3240"/>
-            <w:tcBorders>
-              <w:top w:val="single" w:sz="4" w:space="0" w:color="D9D9D9"/>
-              <w:left w:val="single" w:sz="4" w:space="0" w:color="D9D9D9"/>
-              <w:bottom w:val="single" w:sz="4" w:space="0" w:color="D9D9D9"/>
-              <w:right w:val="single" w:sz="4" w:space="0" w:color="D9D9D9"/>
-            </w:tcBorders>
-          </w:tcPr>
-          <w:p>
-            <w:pPr>
-              <w:spacing w:after="40" w:before="40" w:line="264" w:lineRule="auto"/>
-            </w:pPr>
-            <w:r/>
-            <w:r>
-              <w:rPr>
-                <w:rFonts w:ascii="Calibri" w:hAnsi="Calibri" w:cs="Calibri" w:eastAsia="Calibri"/>
-                <w:color w:val="2A2A2A"/>
-                <w:sz w:val="20"/>
-              </w:rPr>
-              <w:t>SBIR only: work-share certification, small business performs at least two-thirds of Phase I effort</w:t>
-            </w:r>
-          </w:p>
-        </w:tc>
-        <w:tc>
-          <w:tcPr>
-            <w:tcW w:type="dxa" w:w="2304"/>
-            <w:tcBorders>
-              <w:top w:val="single" w:sz="4" w:space="0" w:color="D9D9D9"/>
-              <w:left w:val="single" w:sz="4" w:space="0" w:color="D9D9D9"/>
-              <w:bottom w:val="single" w:sz="4" w:space="0" w:color="D9D9D9"/>
-              <w:right w:val="single" w:sz="4" w:space="0" w:color="D9D9D9"/>
-            </w:tcBorders>
-          </w:tcPr>
-          <w:p>
-            <w:pPr>
-              <w:spacing w:after="40" w:before="40" w:line="264" w:lineRule="auto"/>
-            </w:pPr>
-            <w:r/>
-            <w:r>
-              <w:rPr>
-                <w:rFonts w:ascii="Calibri" w:hAnsi="Calibri" w:cs="Calibri" w:eastAsia="Calibri"/>
-                <w:color w:val="2A2A2A"/>
-                <w:sz w:val="20"/>
-              </w:rPr>
-              <w:t>Full application</w:t>
-            </w:r>
-          </w:p>
-        </w:tc>
-        <w:tc>
-          <w:tcPr>
-            <w:tcW w:type="dxa" w:w="1944"/>
-            <w:tcBorders>
-              <w:top w:val="single" w:sz="4" w:space="0" w:color="D9D9D9"/>
-              <w:left w:val="single" w:sz="4" w:space="0" w:color="D9D9D9"/>
-              <w:bottom w:val="single" w:sz="4" w:space="0" w:color="D9D9D9"/>
-              <w:right w:val="single" w:sz="4" w:space="0" w:color="D9D9D9"/>
-            </w:tcBorders>
-          </w:tcPr>
-          <w:p>
-            <w:pPr>
-              <w:spacing w:after="40" w:before="40" w:line="264" w:lineRule="auto"/>
-            </w:pPr>
-            <w:r/>
-            <w:r>
-              <w:rPr>
-                <w:rFonts w:ascii="Calibri" w:hAnsi="Calibri" w:cs="Calibri" w:eastAsia="Calibri"/>
-                <w:color w:val="2A2A2A"/>
-                <w:sz w:val="20"/>
-              </w:rPr>
-              <w:t>Michael Ward</w:t>
-            </w:r>
-          </w:p>
-        </w:tc>
-        <w:tc>
-          <w:tcPr>
-            <w:tcW w:type="dxa" w:w="1872"/>
-            <w:tcBorders>
-              <w:top w:val="single" w:sz="4" w:space="0" w:color="D9D9D9"/>
-              <w:left w:val="single" w:sz="4" w:space="0" w:color="D9D9D9"/>
-              <w:bottom w:val="single" w:sz="4" w:space="0" w:color="D9D9D9"/>
-              <w:right w:val="single" w:sz="4" w:space="0" w:color="D9D9D9"/>
-            </w:tcBorders>
-          </w:tcPr>
-          <w:p>
-            <w:pPr>
-              <w:spacing w:after="40" w:before="40" w:line="264" w:lineRule="auto"/>
-            </w:pPr>
-            <w:r/>
-            <w:r>
-              <w:rPr>
-                <w:rFonts w:ascii="Calibri" w:hAnsi="Calibri" w:cs="Calibri" w:eastAsia="Calibri"/>
-                <w:color w:val="2A2A2A"/>
-                <w:sz w:val="20"/>
-              </w:rPr>
-              <w:t>Confirmed as eligibility criteria.</w:t>
-            </w:r>
-          </w:p>
-        </w:tc>
-      </w:tr>
-      <w:tr>
-        <w:tc>
-          <w:tcPr>
-            <w:tcW w:type="dxa" w:w="3240"/>
-            <w:tcBorders>
-              <w:top w:val="single" w:sz="4" w:space="0" w:color="D9D9D9"/>
-              <w:left w:val="single" w:sz="4" w:space="0" w:color="D9D9D9"/>
-              <w:bottom w:val="single" w:sz="4" w:space="0" w:color="D9D9D9"/>
-              <w:right w:val="single" w:sz="4" w:space="0" w:color="D9D9D9"/>
-            </w:tcBorders>
-          </w:tcPr>
-          <w:p>
-            <w:pPr>
-              <w:spacing w:after="40" w:before="40" w:line="264" w:lineRule="auto"/>
-            </w:pPr>
-            <w:r/>
-            <w:r>
-              <w:rPr>
-                <w:rFonts w:ascii="Calibri" w:hAnsi="Calibri" w:cs="Calibri" w:eastAsia="Calibri"/>
-                <w:color w:val="2A2A2A"/>
-                <w:sz w:val="20"/>
-              </w:rPr>
-              <w:t>STTR only: work-share certification, small business at least 40 percent and research institution at least 30 percent</w:t>
-            </w:r>
-          </w:p>
-        </w:tc>
-        <w:tc>
-          <w:tcPr>
-            <w:tcW w:type="dxa" w:w="2304"/>
-            <w:tcBorders>
-              <w:top w:val="single" w:sz="4" w:space="0" w:color="D9D9D9"/>
-              <w:left w:val="single" w:sz="4" w:space="0" w:color="D9D9D9"/>
-              <w:bottom w:val="single" w:sz="4" w:space="0" w:color="D9D9D9"/>
-              <w:right w:val="single" w:sz="4" w:space="0" w:color="D9D9D9"/>
-            </w:tcBorders>
-          </w:tcPr>
-          <w:p>
-            <w:pPr>
-              <w:spacing w:after="40" w:before="40" w:line="264" w:lineRule="auto"/>
-            </w:pPr>
-            <w:r/>
-            <w:r>
-              <w:rPr>
-                <w:rFonts w:ascii="Calibri" w:hAnsi="Calibri" w:cs="Calibri" w:eastAsia="Calibri"/>
-                <w:color w:val="2A2A2A"/>
-                <w:sz w:val="20"/>
-              </w:rPr>
-              <w:t>Full application</w:t>
-            </w:r>
-          </w:p>
-        </w:tc>
-        <w:tc>
-          <w:tcPr>
-            <w:tcW w:type="dxa" w:w="1944"/>
-            <w:tcBorders>
-              <w:top w:val="single" w:sz="4" w:space="0" w:color="D9D9D9"/>
-              <w:left w:val="single" w:sz="4" w:space="0" w:color="D9D9D9"/>
-              <w:bottom w:val="single" w:sz="4" w:space="0" w:color="D9D9D9"/>
-              <w:right w:val="single" w:sz="4" w:space="0" w:color="D9D9D9"/>
-            </w:tcBorders>
-          </w:tcPr>
-          <w:p>
-            <w:pPr>
-              <w:spacing w:after="40" w:before="40" w:line="264" w:lineRule="auto"/>
-            </w:pPr>
-            <w:r/>
-            <w:r>
-              <w:rPr>
-                <w:rFonts w:ascii="Calibri" w:hAnsi="Calibri" w:cs="Calibri" w:eastAsia="Calibri"/>
-                <w:color w:val="2A2A2A"/>
-                <w:sz w:val="20"/>
-              </w:rPr>
-              <w:t>Michael Ward and UNT authorized official</w:t>
-            </w:r>
-          </w:p>
-        </w:tc>
-        <w:tc>
-          <w:tcPr>
-            <w:tcW w:type="dxa" w:w="1872"/>
-            <w:tcBorders>
-              <w:top w:val="single" w:sz="4" w:space="0" w:color="D9D9D9"/>
-              <w:left w:val="single" w:sz="4" w:space="0" w:color="D9D9D9"/>
-              <w:bottom w:val="single" w:sz="4" w:space="0" w:color="D9D9D9"/>
-              <w:right w:val="single" w:sz="4" w:space="0" w:color="D9D9D9"/>
-            </w:tcBorders>
-          </w:tcPr>
-          <w:p>
-            <w:pPr>
-              <w:spacing w:after="40" w:before="40" w:line="264" w:lineRule="auto"/>
-            </w:pPr>
-            <w:r/>
-            <w:r>
-              <w:rPr>
-                <w:rFonts w:ascii="Calibri" w:hAnsi="Calibri" w:cs="Calibri" w:eastAsia="Calibri"/>
-                <w:color w:val="2A2A2A"/>
-                <w:sz w:val="20"/>
-              </w:rPr>
-              <w:t>Confirmed as eligibility criteria.</w:t>
-            </w:r>
-          </w:p>
-        </w:tc>
-      </w:tr>
-      <w:tr>
-        <w:tc>
-          <w:tcPr>
-            <w:tcW w:type="dxa" w:w="3240"/>
-            <w:tcBorders>
-              <w:top w:val="single" w:sz="4" w:space="0" w:color="D9D9D9"/>
-              <w:left w:val="single" w:sz="4" w:space="0" w:color="D9D9D9"/>
-              <w:bottom w:val="single" w:sz="4" w:space="0" w:color="D9D9D9"/>
-              <w:right w:val="single" w:sz="4" w:space="0" w:color="D9D9D9"/>
-            </w:tcBorders>
-          </w:tcPr>
-          <w:p>
-            <w:pPr>
-              <w:spacing w:after="40" w:before="40" w:line="264" w:lineRule="auto"/>
-            </w:pPr>
-            <w:r/>
-            <w:r>
-              <w:rPr>
-                <w:rFonts w:ascii="Calibri" w:hAnsi="Calibri" w:cs="Calibri" w:eastAsia="Calibri"/>
-                <w:color w:val="2A2A2A"/>
-                <w:sz w:val="20"/>
-              </w:rPr>
-              <w:t>STTR only: written IP allocation and follow-on licensing agreement with UNT</w:t>
-            </w:r>
-          </w:p>
-        </w:tc>
-        <w:tc>
-          <w:tcPr>
-            <w:tcW w:type="dxa" w:w="2304"/>
-            <w:tcBorders>
-              <w:top w:val="single" w:sz="4" w:space="0" w:color="D9D9D9"/>
-              <w:left w:val="single" w:sz="4" w:space="0" w:color="D9D9D9"/>
-              <w:bottom w:val="single" w:sz="4" w:space="0" w:color="D9D9D9"/>
-              <w:right w:val="single" w:sz="4" w:space="0" w:color="D9D9D9"/>
-            </w:tcBorders>
-          </w:tcPr>
-          <w:p>
-            <w:pPr>
-              <w:spacing w:after="40" w:before="40" w:line="264" w:lineRule="auto"/>
-            </w:pPr>
-            <w:r/>
-            <w:r>
-              <w:rPr>
-                <w:rFonts w:ascii="Calibri" w:hAnsi="Calibri" w:cs="Calibri" w:eastAsia="Calibri"/>
-                <w:color w:val="2A2A2A"/>
-                <w:sz w:val="20"/>
-              </w:rPr>
-              <w:t>Executed before work begins, not at submission</w:t>
-            </w:r>
-          </w:p>
-        </w:tc>
-        <w:tc>
-          <w:tcPr>
-            <w:tcW w:type="dxa" w:w="1944"/>
-            <w:tcBorders>
-              <w:top w:val="single" w:sz="4" w:space="0" w:color="D9D9D9"/>
-              <w:left w:val="single" w:sz="4" w:space="0" w:color="D9D9D9"/>
-              <w:bottom w:val="single" w:sz="4" w:space="0" w:color="D9D9D9"/>
-              <w:right w:val="single" w:sz="4" w:space="0" w:color="D9D9D9"/>
-            </w:tcBorders>
-          </w:tcPr>
-          <w:p>
-            <w:pPr>
-              <w:spacing w:after="40" w:before="40" w:line="264" w:lineRule="auto"/>
-            </w:pPr>
-            <w:r/>
-            <w:r>
-              <w:rPr>
-                <w:rFonts w:ascii="Calibri" w:hAnsi="Calibri" w:cs="Calibri" w:eastAsia="Calibri"/>
-                <w:color w:val="2A2A2A"/>
-                <w:sz w:val="20"/>
-              </w:rPr>
-              <w:t>Michael Ward and UNT authorized official</w:t>
-            </w:r>
-          </w:p>
-        </w:tc>
-        <w:tc>
-          <w:tcPr>
-            <w:tcW w:type="dxa" w:w="1872"/>
-            <w:tcBorders>
-              <w:top w:val="single" w:sz="4" w:space="0" w:color="D9D9D9"/>
-              <w:left w:val="single" w:sz="4" w:space="0" w:color="D9D9D9"/>
-              <w:bottom w:val="single" w:sz="4" w:space="0" w:color="D9D9D9"/>
-              <w:right w:val="single" w:sz="4" w:space="0" w:color="D9D9D9"/>
-            </w:tcBorders>
-          </w:tcPr>
-          <w:p>
-            <w:pPr>
-              <w:spacing w:after="40" w:before="40" w:line="264" w:lineRule="auto"/>
-            </w:pPr>
-            <w:r/>
-            <w:r>
-              <w:rPr>
-                <w:rFonts w:ascii="Calibri" w:hAnsi="Calibri" w:cs="Calibri" w:eastAsia="Calibri"/>
-                <w:color w:val="2A2A2A"/>
-                <w:sz w:val="20"/>
-              </w:rPr>
-              <w:t>Confirmed. DOE states this must be in place before work begins.</w:t>
-            </w:r>
-          </w:p>
-        </w:tc>
-      </w:tr>
-      <w:tr>
-        <w:tc>
-          <w:tcPr>
-            <w:tcW w:type="dxa" w:w="3240"/>
-            <w:tcBorders>
-              <w:top w:val="single" w:sz="4" w:space="0" w:color="D9D9D9"/>
-              <w:left w:val="single" w:sz="4" w:space="0" w:color="D9D9D9"/>
-              <w:bottom w:val="single" w:sz="4" w:space="0" w:color="D9D9D9"/>
-              <w:right w:val="single" w:sz="4" w:space="0" w:color="D9D9D9"/>
-            </w:tcBorders>
-          </w:tcPr>
-          <w:p>
-            <w:pPr>
-              <w:spacing w:after="40" w:before="40" w:line="264" w:lineRule="auto"/>
-            </w:pPr>
-            <w:r/>
-            <w:r>
-              <w:rPr>
-                <w:rFonts w:ascii="Calibri" w:hAnsi="Calibri" w:cs="Calibri" w:eastAsia="Calibri"/>
-                <w:color w:val="2A2A2A"/>
-                <w:sz w:val="20"/>
-              </w:rPr>
-              <w:t>Essentially equivalent work and duplicate funding disclosure</w:t>
-            </w:r>
-          </w:p>
-        </w:tc>
-        <w:tc>
-          <w:tcPr>
-            <w:tcW w:type="dxa" w:w="2304"/>
-            <w:tcBorders>
-              <w:top w:val="single" w:sz="4" w:space="0" w:color="D9D9D9"/>
-              <w:left w:val="single" w:sz="4" w:space="0" w:color="D9D9D9"/>
-              <w:bottom w:val="single" w:sz="4" w:space="0" w:color="D9D9D9"/>
-              <w:right w:val="single" w:sz="4" w:space="0" w:color="D9D9D9"/>
-            </w:tcBorders>
-          </w:tcPr>
-          <w:p>
-            <w:pPr>
-              <w:spacing w:after="40" w:before="40" w:line="264" w:lineRule="auto"/>
-            </w:pPr>
-            <w:r/>
-            <w:r>
-              <w:rPr>
-                <w:rFonts w:ascii="Calibri" w:hAnsi="Calibri" w:cs="Calibri" w:eastAsia="Calibri"/>
-                <w:color w:val="2A2A2A"/>
-                <w:sz w:val="20"/>
-              </w:rPr>
-              <w:t>Full application</w:t>
-            </w:r>
-          </w:p>
-        </w:tc>
-        <w:tc>
-          <w:tcPr>
-            <w:tcW w:type="dxa" w:w="1944"/>
-            <w:tcBorders>
-              <w:top w:val="single" w:sz="4" w:space="0" w:color="D9D9D9"/>
-              <w:left w:val="single" w:sz="4" w:space="0" w:color="D9D9D9"/>
-              <w:bottom w:val="single" w:sz="4" w:space="0" w:color="D9D9D9"/>
-              <w:right w:val="single" w:sz="4" w:space="0" w:color="D9D9D9"/>
-            </w:tcBorders>
-          </w:tcPr>
-          <w:p>
-            <w:pPr>
-              <w:spacing w:after="40" w:before="40" w:line="264" w:lineRule="auto"/>
-            </w:pPr>
-            <w:r/>
-            <w:r>
-              <w:rPr>
-                <w:rFonts w:ascii="Calibri" w:hAnsi="Calibri" w:cs="Calibri" w:eastAsia="Calibri"/>
-                <w:color w:val="2A2A2A"/>
-                <w:sz w:val="20"/>
-              </w:rPr>
-              <w:t>Michael Ward</w:t>
-            </w:r>
-          </w:p>
-        </w:tc>
-        <w:tc>
-          <w:tcPr>
-            <w:tcW w:type="dxa" w:w="1872"/>
-            <w:tcBorders>
-              <w:top w:val="single" w:sz="4" w:space="0" w:color="D9D9D9"/>
-              <w:left w:val="single" w:sz="4" w:space="0" w:color="D9D9D9"/>
-              <w:bottom w:val="single" w:sz="4" w:space="0" w:color="D9D9D9"/>
-              <w:right w:val="single" w:sz="4" w:space="0" w:color="D9D9D9"/>
-            </w:tcBorders>
-          </w:tcPr>
-          <w:p>
-            <w:pPr>
-              <w:spacing w:after="40" w:before="40" w:line="264" w:lineRule="auto"/>
-            </w:pPr>
-            <w:r/>
-            <w:r>
-              <w:rPr>
-                <w:rFonts w:ascii="Calibri" w:hAnsi="Calibri" w:cs="Calibri" w:eastAsia="Calibri"/>
-                <w:color w:val="2A2A2A"/>
-                <w:sz w:val="20"/>
-              </w:rPr>
-              <w:t>Anticipated. Standard across SBIR and STTR agencies. Language supplied below.</w:t>
-            </w:r>
-          </w:p>
-        </w:tc>
-      </w:tr>
-      <w:tr>
-        <w:tc>
-          <w:tcPr>
-            <w:tcW w:type="dxa" w:w="3240"/>
-            <w:tcBorders>
-              <w:top w:val="single" w:sz="4" w:space="0" w:color="D9D9D9"/>
-              <w:left w:val="single" w:sz="4" w:space="0" w:color="D9D9D9"/>
-              <w:bottom w:val="single" w:sz="4" w:space="0" w:color="D9D9D9"/>
-              <w:right w:val="single" w:sz="4" w:space="0" w:color="D9D9D9"/>
-            </w:tcBorders>
-          </w:tcPr>
-          <w:p>
-            <w:pPr>
-              <w:spacing w:after="40" w:before="40" w:line="264" w:lineRule="auto"/>
-            </w:pPr>
-            <w:r/>
-            <w:r>
-              <w:rPr>
-                <w:rFonts w:ascii="Calibri" w:hAnsi="Calibri" w:cs="Calibri" w:eastAsia="Calibri"/>
-                <w:color w:val="2A2A2A"/>
-                <w:sz w:val="20"/>
-              </w:rPr>
-              <w:t>Current and pending support for all personnel</w:t>
-            </w:r>
-          </w:p>
-        </w:tc>
-        <w:tc>
-          <w:tcPr>
-            <w:tcW w:type="dxa" w:w="2304"/>
-            <w:tcBorders>
-              <w:top w:val="single" w:sz="4" w:space="0" w:color="D9D9D9"/>
-              <w:left w:val="single" w:sz="4" w:space="0" w:color="D9D9D9"/>
-              <w:bottom w:val="single" w:sz="4" w:space="0" w:color="D9D9D9"/>
-              <w:right w:val="single" w:sz="4" w:space="0" w:color="D9D9D9"/>
-            </w:tcBorders>
-          </w:tcPr>
-          <w:p>
-            <w:pPr>
-              <w:spacing w:after="40" w:before="40" w:line="264" w:lineRule="auto"/>
-            </w:pPr>
-            <w:r/>
-            <w:r>
-              <w:rPr>
-                <w:rFonts w:ascii="Calibri" w:hAnsi="Calibri" w:cs="Calibri" w:eastAsia="Calibri"/>
-                <w:color w:val="2A2A2A"/>
-                <w:sz w:val="20"/>
-              </w:rPr>
-              <w:t>Full application</w:t>
-            </w:r>
-          </w:p>
-        </w:tc>
-        <w:tc>
-          <w:tcPr>
-            <w:tcW w:type="dxa" w:w="1944"/>
-            <w:tcBorders>
-              <w:top w:val="single" w:sz="4" w:space="0" w:color="D9D9D9"/>
-              <w:left w:val="single" w:sz="4" w:space="0" w:color="D9D9D9"/>
-              <w:bottom w:val="single" w:sz="4" w:space="0" w:color="D9D9D9"/>
-              <w:right w:val="single" w:sz="4" w:space="0" w:color="D9D9D9"/>
-            </w:tcBorders>
-          </w:tcPr>
-          <w:p>
-            <w:pPr>
-              <w:spacing w:after="40" w:before="40" w:line="264" w:lineRule="auto"/>
-            </w:pPr>
-            <w:r/>
-            <w:r>
-              <w:rPr>
-                <w:rFonts w:ascii="Calibri" w:hAnsi="Calibri" w:cs="Calibri" w:eastAsia="Calibri"/>
-                <w:color w:val="2A2A2A"/>
-                <w:sz w:val="20"/>
-              </w:rPr>
-              <w:t>Michael Ward</w:t>
-            </w:r>
-          </w:p>
-        </w:tc>
-        <w:tc>
-          <w:tcPr>
-            <w:tcW w:type="dxa" w:w="1872"/>
-            <w:tcBorders>
-              <w:top w:val="single" w:sz="4" w:space="0" w:color="D9D9D9"/>
-              <w:left w:val="single" w:sz="4" w:space="0" w:color="D9D9D9"/>
-              <w:bottom w:val="single" w:sz="4" w:space="0" w:color="D9D9D9"/>
-              <w:right w:val="single" w:sz="4" w:space="0" w:color="D9D9D9"/>
-            </w:tcBorders>
-          </w:tcPr>
-          <w:p>
-            <w:pPr>
-              <w:spacing w:after="40" w:before="40" w:line="264" w:lineRule="auto"/>
-            </w:pPr>
-            <w:r/>
-            <w:r>
-              <w:rPr>
-                <w:rFonts w:ascii="Calibri" w:hAnsi="Calibri" w:cs="Calibri" w:eastAsia="Calibri"/>
-                <w:color w:val="2A2A2A"/>
-                <w:sz w:val="20"/>
-              </w:rPr>
-              <w:t>Anticipated.</w:t>
-            </w:r>
-          </w:p>
-        </w:tc>
-      </w:tr>
-      <w:tr>
-        <w:tc>
-          <w:tcPr>
-            <w:tcW w:type="dxa" w:w="3240"/>
-            <w:tcBorders>
-              <w:top w:val="single" w:sz="4" w:space="0" w:color="D9D9D9"/>
-              <w:left w:val="single" w:sz="4" w:space="0" w:color="D9D9D9"/>
-              <w:bottom w:val="single" w:sz="4" w:space="0" w:color="D9D9D9"/>
-              <w:right w:val="single" w:sz="4" w:space="0" w:color="D9D9D9"/>
-            </w:tcBorders>
-          </w:tcPr>
-          <w:p>
-            <w:pPr>
-              <w:spacing w:after="40" w:before="40" w:line="264" w:lineRule="auto"/>
-            </w:pPr>
-            <w:r/>
-            <w:r>
-              <w:rPr>
-                <w:rFonts w:ascii="Calibri" w:hAnsi="Calibri" w:cs="Calibri" w:eastAsia="Calibri"/>
-                <w:color w:val="2A2A2A"/>
-                <w:sz w:val="20"/>
-              </w:rPr>
-              <w:t>UNT subaward statement of work and budget</w:t>
-            </w:r>
-          </w:p>
-        </w:tc>
-        <w:tc>
-          <w:tcPr>
-            <w:tcW w:type="dxa" w:w="2304"/>
-            <w:tcBorders>
-              <w:top w:val="single" w:sz="4" w:space="0" w:color="D9D9D9"/>
-              <w:left w:val="single" w:sz="4" w:space="0" w:color="D9D9D9"/>
-              <w:bottom w:val="single" w:sz="4" w:space="0" w:color="D9D9D9"/>
-              <w:right w:val="single" w:sz="4" w:space="0" w:color="D9D9D9"/>
-            </w:tcBorders>
-          </w:tcPr>
-          <w:p>
-            <w:pPr>
-              <w:spacing w:after="40" w:before="40" w:line="264" w:lineRule="auto"/>
-            </w:pPr>
-            <w:r/>
-            <w:r>
-              <w:rPr>
-                <w:rFonts w:ascii="Calibri" w:hAnsi="Calibri" w:cs="Calibri" w:eastAsia="Calibri"/>
-                <w:color w:val="2A2A2A"/>
-                <w:sz w:val="20"/>
-              </w:rPr>
-              <w:t>Full application attachment</w:t>
-            </w:r>
-          </w:p>
-        </w:tc>
-        <w:tc>
-          <w:tcPr>
-            <w:tcW w:type="dxa" w:w="1944"/>
-            <w:tcBorders>
-              <w:top w:val="single" w:sz="4" w:space="0" w:color="D9D9D9"/>
-              <w:left w:val="single" w:sz="4" w:space="0" w:color="D9D9D9"/>
-              <w:bottom w:val="single" w:sz="4" w:space="0" w:color="D9D9D9"/>
-              <w:right w:val="single" w:sz="4" w:space="0" w:color="D9D9D9"/>
-            </w:tcBorders>
-          </w:tcPr>
-          <w:p>
-            <w:pPr>
-              <w:spacing w:after="40" w:before="40" w:line="264" w:lineRule="auto"/>
-            </w:pPr>
-            <w:r/>
-            <w:r>
-              <w:rPr>
-                <w:rFonts w:ascii="Calibri" w:hAnsi="Calibri" w:cs="Calibri" w:eastAsia="Calibri"/>
-                <w:color w:val="2A2A2A"/>
-                <w:sz w:val="20"/>
-              </w:rPr>
-              <w:t>Prepared by PlastiBioFuel with UNT input</w:t>
-            </w:r>
-          </w:p>
-        </w:tc>
-        <w:tc>
-          <w:tcPr>
-            <w:tcW w:type="dxa" w:w="1872"/>
-            <w:tcBorders>
-              <w:top w:val="single" w:sz="4" w:space="0" w:color="D9D9D9"/>
-              <w:left w:val="single" w:sz="4" w:space="0" w:color="D9D9D9"/>
-              <w:bottom w:val="single" w:sz="4" w:space="0" w:color="D9D9D9"/>
-              <w:right w:val="single" w:sz="4" w:space="0" w:color="D9D9D9"/>
-            </w:tcBorders>
-          </w:tcPr>
-          <w:p>
-            <w:pPr>
-              <w:spacing w:after="40" w:before="40" w:line="264" w:lineRule="auto"/>
-            </w:pPr>
-            <w:r/>
-            <w:r>
-              <w:rPr>
-                <w:rFonts w:ascii="Calibri" w:hAnsi="Calibri" w:cs="Calibri" w:eastAsia="Calibri"/>
-                <w:color w:val="2A2A2A"/>
-                <w:sz w:val="20"/>
-              </w:rPr>
-              <w:t>Anticipated. Award-stage under 2 CFR 200.332. Institutional sign-off is not required at submission.</w:t>
-            </w:r>
-          </w:p>
-        </w:tc>
-      </w:tr>
-      <w:tr>
-        <w:tc>
-          <w:tcPr>
-            <w:tcW w:type="dxa" w:w="3240"/>
-            <w:tcBorders>
-              <w:top w:val="single" w:sz="4" w:space="0" w:color="D9D9D9"/>
-              <w:left w:val="single" w:sz="4" w:space="0" w:color="D9D9D9"/>
-              <w:bottom w:val="single" w:sz="4" w:space="0" w:color="D9D9D9"/>
-              <w:right w:val="single" w:sz="4" w:space="0" w:color="D9D9D9"/>
-            </w:tcBorders>
-          </w:tcPr>
-          <w:p>
-            <w:pPr>
-              <w:spacing w:after="40" w:before="40" w:line="264" w:lineRule="auto"/>
-            </w:pPr>
-            <w:r/>
-            <w:r>
-              <w:rPr>
-                <w:rFonts w:ascii="Calibri" w:hAnsi="Calibri" w:cs="Calibri" w:eastAsia="Calibri"/>
-                <w:color w:val="2A2A2A"/>
-                <w:sz w:val="20"/>
-              </w:rPr>
-              <w:t>Budget and line-by-line justification</w:t>
-            </w:r>
-          </w:p>
-        </w:tc>
-        <w:tc>
-          <w:tcPr>
-            <w:tcW w:type="dxa" w:w="2304"/>
-            <w:tcBorders>
-              <w:top w:val="single" w:sz="4" w:space="0" w:color="D9D9D9"/>
-              <w:left w:val="single" w:sz="4" w:space="0" w:color="D9D9D9"/>
-              <w:bottom w:val="single" w:sz="4" w:space="0" w:color="D9D9D9"/>
-              <w:right w:val="single" w:sz="4" w:space="0" w:color="D9D9D9"/>
-            </w:tcBorders>
-          </w:tcPr>
-          <w:p>
-            <w:pPr>
-              <w:spacing w:after="40" w:before="40" w:line="264" w:lineRule="auto"/>
-            </w:pPr>
-            <w:r/>
-            <w:r>
-              <w:rPr>
-                <w:rFonts w:ascii="Calibri" w:hAnsi="Calibri" w:cs="Calibri" w:eastAsia="Calibri"/>
-                <w:color w:val="2A2A2A"/>
-                <w:sz w:val="20"/>
-              </w:rPr>
-              <w:t>Full application</w:t>
-            </w:r>
-          </w:p>
-        </w:tc>
-        <w:tc>
-          <w:tcPr>
-            <w:tcW w:type="dxa" w:w="1944"/>
-            <w:tcBorders>
-              <w:top w:val="single" w:sz="4" w:space="0" w:color="D9D9D9"/>
-              <w:left w:val="single" w:sz="4" w:space="0" w:color="D9D9D9"/>
-              <w:bottom w:val="single" w:sz="4" w:space="0" w:color="D9D9D9"/>
-              <w:right w:val="single" w:sz="4" w:space="0" w:color="D9D9D9"/>
-            </w:tcBorders>
-          </w:tcPr>
-          <w:p>
-            <w:pPr>
-              <w:spacing w:after="40" w:before="40" w:line="264" w:lineRule="auto"/>
-            </w:pPr>
-            <w:r/>
-            <w:r>
-              <w:rPr>
-                <w:rFonts w:ascii="Calibri" w:hAnsi="Calibri" w:cs="Calibri" w:eastAsia="Calibri"/>
-                <w:color w:val="2A2A2A"/>
-                <w:sz w:val="20"/>
-              </w:rPr>
-              <w:t>Michael Ward</w:t>
-            </w:r>
-          </w:p>
-        </w:tc>
-        <w:tc>
-          <w:tcPr>
-            <w:tcW w:type="dxa" w:w="1872"/>
-            <w:tcBorders>
-              <w:top w:val="single" w:sz="4" w:space="0" w:color="D9D9D9"/>
-              <w:left w:val="single" w:sz="4" w:space="0" w:color="D9D9D9"/>
-              <w:bottom w:val="single" w:sz="4" w:space="0" w:color="D9D9D9"/>
-              <w:right w:val="single" w:sz="4" w:space="0" w:color="D9D9D9"/>
-            </w:tcBorders>
-          </w:tcPr>
-          <w:p>
-            <w:pPr>
-              <w:spacing w:after="40" w:before="40" w:line="264" w:lineRule="auto"/>
-            </w:pPr>
-            <w:r/>
-            <w:r>
-              <w:rPr>
-                <w:rFonts w:ascii="Calibri" w:hAnsi="Calibri" w:cs="Calibri" w:eastAsia="Calibri"/>
-                <w:color w:val="2A2A2A"/>
-                <w:sz w:val="20"/>
-              </w:rPr>
-              <w:t>Anticipated. Must not exceed $250,000, or $256,500 with TABA.</w:t>
-            </w:r>
-          </w:p>
-        </w:tc>
-      </w:tr>
-      <w:tr>
-        <w:tc>
-          <w:tcPr>
-            <w:tcW w:type="dxa" w:w="3240"/>
-            <w:tcBorders>
-              <w:top w:val="single" w:sz="4" w:space="0" w:color="D9D9D9"/>
-              <w:left w:val="single" w:sz="4" w:space="0" w:color="D9D9D9"/>
-              <w:bottom w:val="single" w:sz="4" w:space="0" w:color="D9D9D9"/>
-              <w:right w:val="single" w:sz="4" w:space="0" w:color="D9D9D9"/>
-            </w:tcBorders>
-          </w:tcPr>
-          <w:p>
-            <w:pPr>
-              <w:spacing w:after="40" w:before="40" w:line="264" w:lineRule="auto"/>
-            </w:pPr>
-            <w:r/>
-            <w:r>
-              <w:rPr>
-                <w:rFonts w:ascii="Calibri" w:hAnsi="Calibri" w:cs="Calibri" w:eastAsia="Calibri"/>
-                <w:color w:val="2A2A2A"/>
-                <w:sz w:val="20"/>
-              </w:rPr>
-              <w:t>Foreign risk management and research security disclosures</w:t>
-            </w:r>
-          </w:p>
-        </w:tc>
-        <w:tc>
-          <w:tcPr>
-            <w:tcW w:type="dxa" w:w="2304"/>
-            <w:tcBorders>
-              <w:top w:val="single" w:sz="4" w:space="0" w:color="D9D9D9"/>
-              <w:left w:val="single" w:sz="4" w:space="0" w:color="D9D9D9"/>
-              <w:bottom w:val="single" w:sz="4" w:space="0" w:color="D9D9D9"/>
-              <w:right w:val="single" w:sz="4" w:space="0" w:color="D9D9D9"/>
-            </w:tcBorders>
-          </w:tcPr>
-          <w:p>
-            <w:pPr>
-              <w:spacing w:after="40" w:before="40" w:line="264" w:lineRule="auto"/>
-            </w:pPr>
-            <w:r/>
-            <w:r>
-              <w:rPr>
-                <w:rFonts w:ascii="Calibri" w:hAnsi="Calibri" w:cs="Calibri" w:eastAsia="Calibri"/>
-                <w:color w:val="2A2A2A"/>
-                <w:sz w:val="20"/>
-              </w:rPr>
-              <w:t>Full application</w:t>
-            </w:r>
-          </w:p>
-        </w:tc>
-        <w:tc>
-          <w:tcPr>
-            <w:tcW w:type="dxa" w:w="1944"/>
-            <w:tcBorders>
-              <w:top w:val="single" w:sz="4" w:space="0" w:color="D9D9D9"/>
-              <w:left w:val="single" w:sz="4" w:space="0" w:color="D9D9D9"/>
-              <w:bottom w:val="single" w:sz="4" w:space="0" w:color="D9D9D9"/>
-              <w:right w:val="single" w:sz="4" w:space="0" w:color="D9D9D9"/>
-            </w:tcBorders>
-          </w:tcPr>
-          <w:p>
-            <w:pPr>
-              <w:spacing w:after="40" w:before="40" w:line="264" w:lineRule="auto"/>
-            </w:pPr>
-            <w:r/>
-            <w:r>
-              <w:rPr>
-                <w:rFonts w:ascii="Calibri" w:hAnsi="Calibri" w:cs="Calibri" w:eastAsia="Calibri"/>
-                <w:color w:val="2A2A2A"/>
-                <w:sz w:val="20"/>
-              </w:rPr>
-              <w:t>Michael Ward</w:t>
-            </w:r>
-          </w:p>
-        </w:tc>
-        <w:tc>
-          <w:tcPr>
-            <w:tcW w:type="dxa" w:w="1872"/>
-            <w:tcBorders>
-              <w:top w:val="single" w:sz="4" w:space="0" w:color="D9D9D9"/>
-              <w:left w:val="single" w:sz="4" w:space="0" w:color="D9D9D9"/>
-              <w:bottom w:val="single" w:sz="4" w:space="0" w:color="D9D9D9"/>
-              <w:right w:val="single" w:sz="4" w:space="0" w:color="D9D9D9"/>
-            </w:tcBorders>
-          </w:tcPr>
-          <w:p>
-            <w:pPr>
-              <w:spacing w:after="40" w:before="40" w:line="264" w:lineRule="auto"/>
-            </w:pPr>
-            <w:r/>
-            <w:r>
-              <w:rPr>
-                <w:rFonts w:ascii="Calibri" w:hAnsi="Calibri" w:cs="Calibri" w:eastAsia="Calibri"/>
-                <w:color w:val="2A2A2A"/>
-                <w:sz w:val="20"/>
-              </w:rPr>
-              <w:t>Anticipated. DOE maintains a Foreign Risk Management page for the SBIR and STTR programs.</w:t>
+              <w:t>Only if invited</w:t>
             </w:r>
           </w:p>
         </w:tc>
@@ -2264,105 +1475,2317 @@
     </w:tbl>
     <w:p>
       <w:pPr>
-        <w:spacing w:before="280" w:after="80"/>
+        <w:spacing w:before="0" w:after="160" w:line="240" w:lineRule="auto"/>
       </w:pPr>
-      <w:r>
-        <w:rPr>
-          <w:rFonts w:ascii="Calibri" w:hAnsi="Calibri" w:cs="Calibri" w:eastAsia="Calibri"/>
-          <w:b/>
-          <w:color w:val="045AA9"/>
-          <w:sz w:val="27"/>
-        </w:rPr>
-        <w:t>Duplicate funding disclosure language, ready to use</w:t>
-      </w:r>
     </w:p>
+    <w:tbl>
+      <w:tblPr>
+        <w:tblW w:type="auto" w:w="0"/>
+        <w:jc w:val="left"/>
+        <w:tblLayout w:type="fixed"/>
+        <w:tblLook w:firstColumn="1" w:firstRow="1" w:lastColumn="0" w:lastRow="0" w:noHBand="0" w:noVBand="1" w:val="04A0"/>
+        <w:tblInd w:w="0" w:type="dxa"/>
+        <w:tblLayout w:type="fixed"/>
+      </w:tblPr>
+      <w:tblGrid>
+        <w:gridCol w:w="4680"/>
+        <w:gridCol w:w="4680"/>
+      </w:tblGrid>
+      <w:tr>
+        <w:tc>
+          <w:tcPr>
+            <w:tcW w:type="dxa" w:w="2232"/>
+            <w:tcMar>
+              <w:top w:w="0" w:type="dxa"/>
+              <w:start w:w="0" w:type="dxa"/>
+              <w:bottom w:w="0" w:type="dxa"/>
+              <w:end w:w="0" w:type="dxa"/>
+            </w:tcMar>
+            <w:tcBorders>
+              <w:top w:val="nil"/>
+              <w:left w:val="nil"/>
+              <w:bottom w:val="single" w:sz="4" w:space="0" w:color="EDF1F5"/>
+              <w:right w:val="nil"/>
+            </w:tcBorders>
+            <w:tcMar>
+              <w:top w:w="180" w:type="dxa"/>
+              <w:start w:w="0" w:type="dxa"/>
+              <w:bottom w:w="180" w:type="dxa"/>
+              <w:end w:w="240" w:type="dxa"/>
+            </w:tcMar>
+          </w:tcPr>
+          <w:p>
+            <w:pPr>
+              <w:spacing w:before="0" w:after="0" w:line="288" w:lineRule="auto"/>
+            </w:pPr>
+            <w:r>
+              <w:rPr>
+                <w:rFonts w:ascii="Aptos Display" w:hAnsi="Aptos Display" w:cs="Aptos Display" w:eastAsia="Aptos Display"/>
+                <w:b/>
+                <w:i w:val="0"/>
+                <w:color w:val="045AA9"/>
+                <w:sz w:val="14"/>
+                <w:spacing w:val="20"/>
+                <w:shd w:val="clear" w:color="auto" w:fill="E8F1FA"/>
+              </w:rPr>
+              <w:t xml:space="preserve"> CONFIRMED </w:t>
+            </w:r>
+          </w:p>
+        </w:tc>
+        <w:tc>
+          <w:tcPr>
+            <w:tcW w:type="dxa" w:w="7128"/>
+            <w:tcMar>
+              <w:top w:w="0" w:type="dxa"/>
+              <w:start w:w="0" w:type="dxa"/>
+              <w:bottom w:w="0" w:type="dxa"/>
+              <w:end w:w="0" w:type="dxa"/>
+            </w:tcMar>
+            <w:tcBorders>
+              <w:top w:val="nil"/>
+              <w:left w:val="nil"/>
+              <w:bottom w:val="single" w:sz="4" w:space="0" w:color="EDF1F5"/>
+              <w:right w:val="nil"/>
+            </w:tcBorders>
+            <w:tcMar>
+              <w:top w:w="160" w:type="dxa"/>
+              <w:start w:w="0" w:type="dxa"/>
+              <w:bottom w:w="180" w:type="dxa"/>
+              <w:end w:w="0" w:type="dxa"/>
+            </w:tcMar>
+          </w:tcPr>
+          <w:p>
+            <w:pPr>
+              <w:spacing w:before="0" w:after="0" w:line="288" w:lineRule="auto"/>
+            </w:pPr>
+            <w:r>
+              <w:rPr>
+                <w:rFonts w:ascii="Aptos Display" w:hAnsi="Aptos Display" w:cs="Aptos Display" w:eastAsia="Aptos Display"/>
+                <w:b/>
+                <w:i w:val="0"/>
+                <w:color w:val="2A2A2A"/>
+                <w:sz w:val="21"/>
+              </w:rPr>
+              <w:t>Active SAM.gov registration and UEI</w:t>
+            </w:r>
+          </w:p>
+          <w:p>
+            <w:pPr>
+              <w:spacing w:before="60" w:after="0" w:line="288" w:lineRule="auto"/>
+            </w:pPr>
+            <w:r>
+              <w:rPr>
+                <w:rFonts w:ascii="Aptos Display" w:hAnsi="Aptos Display" w:cs="Aptos Display" w:eastAsia="Aptos Display"/>
+                <w:b/>
+                <w:i w:val="0"/>
+                <w:color w:val="98A2AE"/>
+                <w:sz w:val="14"/>
+                <w:spacing w:val="20"/>
+              </w:rPr>
+              <w:t xml:space="preserve">WHERE </w:t>
+            </w:r>
+            <w:r>
+              <w:rPr>
+                <w:rFonts w:ascii="Aptos" w:hAnsi="Aptos" w:cs="Aptos" w:eastAsia="Aptos"/>
+                <w:b w:val="0"/>
+                <w:i w:val="0"/>
+                <w:color w:val="6B7684"/>
+                <w:sz w:val="17"/>
+              </w:rPr>
+              <w:t xml:space="preserve">sam.gov/entity-registration   |   </w:t>
+            </w:r>
+            <w:r>
+              <w:rPr>
+                <w:rFonts w:ascii="Aptos Display" w:hAnsi="Aptos Display" w:cs="Aptos Display" w:eastAsia="Aptos Display"/>
+                <w:b/>
+                <w:i w:val="0"/>
+                <w:color w:val="98A2AE"/>
+                <w:sz w:val="14"/>
+                <w:spacing w:val="20"/>
+              </w:rPr>
+              <w:t xml:space="preserve">SIGNS </w:t>
+            </w:r>
+            <w:r>
+              <w:rPr>
+                <w:rFonts w:ascii="Aptos" w:hAnsi="Aptos" w:cs="Aptos" w:eastAsia="Aptos"/>
+                <w:b w:val="0"/>
+                <w:i w:val="0"/>
+                <w:color w:val="6B7684"/>
+                <w:sz w:val="17"/>
+              </w:rPr>
+              <w:t>Michael Ward as Entity Administrator</w:t>
+            </w:r>
+          </w:p>
+          <w:p>
+            <w:pPr>
+              <w:spacing w:before="60" w:after="0" w:line="307" w:lineRule="auto"/>
+            </w:pPr>
+            <w:r>
+              <w:rPr>
+                <w:rFonts w:ascii="Aptos" w:hAnsi="Aptos" w:cs="Aptos" w:eastAsia="Aptos"/>
+                <w:b w:val="0"/>
+                <w:i w:val="0"/>
+                <w:color w:val="4A5561"/>
+                <w:sz w:val="19"/>
+              </w:rPr>
+              <w:t>UEI KQAWZ54RDUM8 must be entered on the application.</w:t>
+            </w:r>
+          </w:p>
+        </w:tc>
+      </w:tr>
+    </w:tbl>
+    <w:tbl>
+      <w:tblPr>
+        <w:tblW w:type="auto" w:w="0"/>
+        <w:jc w:val="left"/>
+        <w:tblLayout w:type="fixed"/>
+        <w:tblLook w:firstColumn="1" w:firstRow="1" w:lastColumn="0" w:lastRow="0" w:noHBand="0" w:noVBand="1" w:val="04A0"/>
+        <w:tblInd w:w="0" w:type="dxa"/>
+        <w:tblLayout w:type="fixed"/>
+      </w:tblPr>
+      <w:tblGrid>
+        <w:gridCol w:w="4680"/>
+        <w:gridCol w:w="4680"/>
+      </w:tblGrid>
+      <w:tr>
+        <w:tc>
+          <w:tcPr>
+            <w:tcW w:type="dxa" w:w="2232"/>
+            <w:tcMar>
+              <w:top w:w="0" w:type="dxa"/>
+              <w:start w:w="0" w:type="dxa"/>
+              <w:bottom w:w="0" w:type="dxa"/>
+              <w:end w:w="0" w:type="dxa"/>
+            </w:tcMar>
+            <w:tcBorders>
+              <w:top w:val="nil"/>
+              <w:left w:val="nil"/>
+              <w:bottom w:val="single" w:sz="4" w:space="0" w:color="EDF1F5"/>
+              <w:right w:val="nil"/>
+            </w:tcBorders>
+            <w:tcMar>
+              <w:top w:w="180" w:type="dxa"/>
+              <w:start w:w="0" w:type="dxa"/>
+              <w:bottom w:w="180" w:type="dxa"/>
+              <w:end w:w="240" w:type="dxa"/>
+            </w:tcMar>
+          </w:tcPr>
+          <w:p>
+            <w:pPr>
+              <w:spacing w:before="0" w:after="0" w:line="288" w:lineRule="auto"/>
+            </w:pPr>
+            <w:r>
+              <w:rPr>
+                <w:rFonts w:ascii="Aptos Display" w:hAnsi="Aptos Display" w:cs="Aptos Display" w:eastAsia="Aptos Display"/>
+                <w:b/>
+                <w:i w:val="0"/>
+                <w:color w:val="045AA9"/>
+                <w:sz w:val="14"/>
+                <w:spacing w:val="20"/>
+                <w:shd w:val="clear" w:color="auto" w:fill="E8F1FA"/>
+              </w:rPr>
+              <w:t xml:space="preserve"> CONFIRMED </w:t>
+            </w:r>
+          </w:p>
+        </w:tc>
+        <w:tc>
+          <w:tcPr>
+            <w:tcW w:type="dxa" w:w="7128"/>
+            <w:tcMar>
+              <w:top w:w="0" w:type="dxa"/>
+              <w:start w:w="0" w:type="dxa"/>
+              <w:bottom w:w="0" w:type="dxa"/>
+              <w:end w:w="0" w:type="dxa"/>
+            </w:tcMar>
+            <w:tcBorders>
+              <w:top w:val="nil"/>
+              <w:left w:val="nil"/>
+              <w:bottom w:val="single" w:sz="4" w:space="0" w:color="EDF1F5"/>
+              <w:right w:val="nil"/>
+            </w:tcBorders>
+            <w:tcMar>
+              <w:top w:w="160" w:type="dxa"/>
+              <w:start w:w="0" w:type="dxa"/>
+              <w:bottom w:w="180" w:type="dxa"/>
+              <w:end w:w="0" w:type="dxa"/>
+            </w:tcMar>
+          </w:tcPr>
+          <w:p>
+            <w:pPr>
+              <w:spacing w:before="0" w:after="0" w:line="288" w:lineRule="auto"/>
+            </w:pPr>
+            <w:r>
+              <w:rPr>
+                <w:rFonts w:ascii="Aptos Display" w:hAnsi="Aptos Display" w:cs="Aptos Display" w:eastAsia="Aptos Display"/>
+                <w:b/>
+                <w:i w:val="0"/>
+                <w:color w:val="2A2A2A"/>
+                <w:sz w:val="21"/>
+              </w:rPr>
+              <w:t>SBA Company Registry registration and proof</w:t>
+            </w:r>
+          </w:p>
+          <w:p>
+            <w:pPr>
+              <w:spacing w:before="60" w:after="0" w:line="288" w:lineRule="auto"/>
+            </w:pPr>
+            <w:r>
+              <w:rPr>
+                <w:rFonts w:ascii="Aptos Display" w:hAnsi="Aptos Display" w:cs="Aptos Display" w:eastAsia="Aptos Display"/>
+                <w:b/>
+                <w:i w:val="0"/>
+                <w:color w:val="98A2AE"/>
+                <w:sz w:val="14"/>
+                <w:spacing w:val="20"/>
+              </w:rPr>
+              <w:t xml:space="preserve">WHERE </w:t>
+            </w:r>
+            <w:r>
+              <w:rPr>
+                <w:rFonts w:ascii="Aptos" w:hAnsi="Aptos" w:cs="Aptos" w:eastAsia="Aptos"/>
+                <w:b w:val="0"/>
+                <w:i w:val="0"/>
+                <w:color w:val="6B7684"/>
+                <w:sz w:val="17"/>
+              </w:rPr>
+              <w:t xml:space="preserve">app.www.sbir.gov/company-registration   |   </w:t>
+            </w:r>
+            <w:r>
+              <w:rPr>
+                <w:rFonts w:ascii="Aptos Display" w:hAnsi="Aptos Display" w:cs="Aptos Display" w:eastAsia="Aptos Display"/>
+                <w:b/>
+                <w:i w:val="0"/>
+                <w:color w:val="98A2AE"/>
+                <w:sz w:val="14"/>
+                <w:spacing w:val="20"/>
+              </w:rPr>
+              <w:t xml:space="preserve">SIGNS </w:t>
+            </w:r>
+            <w:r>
+              <w:rPr>
+                <w:rFonts w:ascii="Aptos" w:hAnsi="Aptos" w:cs="Aptos" w:eastAsia="Aptos"/>
+                <w:b w:val="0"/>
+                <w:i w:val="0"/>
+                <w:color w:val="6B7684"/>
+                <w:sz w:val="17"/>
+              </w:rPr>
+              <w:t>Michael Ward</w:t>
+            </w:r>
+          </w:p>
+          <w:p>
+            <w:pPr>
+              <w:spacing w:before="60" w:after="0" w:line="307" w:lineRule="auto"/>
+            </w:pPr>
+            <w:r>
+              <w:rPr>
+                <w:rFonts w:ascii="Aptos" w:hAnsi="Aptos" w:cs="Aptos" w:eastAsia="Aptos"/>
+                <w:b w:val="0"/>
+                <w:i w:val="0"/>
+                <w:color w:val="4A5561"/>
+                <w:sz w:val="19"/>
+              </w:rPr>
+              <w:t>Proof of registration is required as part of the application.</w:t>
+            </w:r>
+          </w:p>
+        </w:tc>
+      </w:tr>
+    </w:tbl>
+    <w:tbl>
+      <w:tblPr>
+        <w:tblW w:type="auto" w:w="0"/>
+        <w:jc w:val="left"/>
+        <w:tblLayout w:type="fixed"/>
+        <w:tblLook w:firstColumn="1" w:firstRow="1" w:lastColumn="0" w:lastRow="0" w:noHBand="0" w:noVBand="1" w:val="04A0"/>
+        <w:tblInd w:w="0" w:type="dxa"/>
+        <w:tblLayout w:type="fixed"/>
+      </w:tblPr>
+      <w:tblGrid>
+        <w:gridCol w:w="4680"/>
+        <w:gridCol w:w="4680"/>
+      </w:tblGrid>
+      <w:tr>
+        <w:tc>
+          <w:tcPr>
+            <w:tcW w:type="dxa" w:w="2232"/>
+            <w:tcMar>
+              <w:top w:w="0" w:type="dxa"/>
+              <w:start w:w="0" w:type="dxa"/>
+              <w:bottom w:w="0" w:type="dxa"/>
+              <w:end w:w="0" w:type="dxa"/>
+            </w:tcMar>
+            <w:tcBorders>
+              <w:top w:val="nil"/>
+              <w:left w:val="nil"/>
+              <w:bottom w:val="single" w:sz="4" w:space="0" w:color="EDF1F5"/>
+              <w:right w:val="nil"/>
+            </w:tcBorders>
+            <w:tcMar>
+              <w:top w:w="180" w:type="dxa"/>
+              <w:start w:w="0" w:type="dxa"/>
+              <w:bottom w:w="180" w:type="dxa"/>
+              <w:end w:w="240" w:type="dxa"/>
+            </w:tcMar>
+          </w:tcPr>
+          <w:p>
+            <w:pPr>
+              <w:spacing w:before="0" w:after="0" w:line="288" w:lineRule="auto"/>
+            </w:pPr>
+            <w:r>
+              <w:rPr>
+                <w:rFonts w:ascii="Aptos Display" w:hAnsi="Aptos Display" w:cs="Aptos Display" w:eastAsia="Aptos Display"/>
+                <w:b/>
+                <w:i w:val="0"/>
+                <w:color w:val="045AA9"/>
+                <w:sz w:val="14"/>
+                <w:spacing w:val="20"/>
+                <w:shd w:val="clear" w:color="auto" w:fill="E8F1FA"/>
+              </w:rPr>
+              <w:t xml:space="preserve"> CONFIRMED </w:t>
+            </w:r>
+          </w:p>
+        </w:tc>
+        <w:tc>
+          <w:tcPr>
+            <w:tcW w:type="dxa" w:w="7128"/>
+            <w:tcMar>
+              <w:top w:w="0" w:type="dxa"/>
+              <w:start w:w="0" w:type="dxa"/>
+              <w:bottom w:w="0" w:type="dxa"/>
+              <w:end w:w="0" w:type="dxa"/>
+            </w:tcMar>
+            <w:tcBorders>
+              <w:top w:val="nil"/>
+              <w:left w:val="nil"/>
+              <w:bottom w:val="single" w:sz="4" w:space="0" w:color="EDF1F5"/>
+              <w:right w:val="nil"/>
+            </w:tcBorders>
+            <w:tcMar>
+              <w:top w:w="160" w:type="dxa"/>
+              <w:start w:w="0" w:type="dxa"/>
+              <w:bottom w:w="180" w:type="dxa"/>
+              <w:end w:w="0" w:type="dxa"/>
+            </w:tcMar>
+          </w:tcPr>
+          <w:p>
+            <w:pPr>
+              <w:spacing w:before="0" w:after="0" w:line="288" w:lineRule="auto"/>
+            </w:pPr>
+            <w:r>
+              <w:rPr>
+                <w:rFonts w:ascii="Aptos Display" w:hAnsi="Aptos Display" w:cs="Aptos Display" w:eastAsia="Aptos Display"/>
+                <w:b/>
+                <w:i w:val="0"/>
+                <w:color w:val="2A2A2A"/>
+                <w:sz w:val="21"/>
+              </w:rPr>
+              <w:t>Small Business Concern eligibility representation</w:t>
+            </w:r>
+          </w:p>
+          <w:p>
+            <w:pPr>
+              <w:spacing w:before="60" w:after="0" w:line="288" w:lineRule="auto"/>
+            </w:pPr>
+            <w:r>
+              <w:rPr>
+                <w:rFonts w:ascii="Aptos Display" w:hAnsi="Aptos Display" w:cs="Aptos Display" w:eastAsia="Aptos Display"/>
+                <w:b/>
+                <w:i w:val="0"/>
+                <w:color w:val="98A2AE"/>
+                <w:sz w:val="14"/>
+                <w:spacing w:val="20"/>
+              </w:rPr>
+              <w:t xml:space="preserve">WHERE </w:t>
+            </w:r>
+            <w:r>
+              <w:rPr>
+                <w:rFonts w:ascii="Aptos" w:hAnsi="Aptos" w:cs="Aptos" w:eastAsia="Aptos"/>
+                <w:b w:val="0"/>
+                <w:i w:val="0"/>
+                <w:color w:val="6B7684"/>
+                <w:sz w:val="17"/>
+              </w:rPr>
+              <w:t xml:space="preserve">Full application   |   </w:t>
+            </w:r>
+            <w:r>
+              <w:rPr>
+                <w:rFonts w:ascii="Aptos Display" w:hAnsi="Aptos Display" w:cs="Aptos Display" w:eastAsia="Aptos Display"/>
+                <w:b/>
+                <w:i w:val="0"/>
+                <w:color w:val="98A2AE"/>
+                <w:sz w:val="14"/>
+                <w:spacing w:val="20"/>
+              </w:rPr>
+              <w:t xml:space="preserve">SIGNS </w:t>
+            </w:r>
+            <w:r>
+              <w:rPr>
+                <w:rFonts w:ascii="Aptos" w:hAnsi="Aptos" w:cs="Aptos" w:eastAsia="Aptos"/>
+                <w:b w:val="0"/>
+                <w:i w:val="0"/>
+                <w:color w:val="6B7684"/>
+                <w:sz w:val="17"/>
+              </w:rPr>
+              <w:t>Michael Ward, Founder and CEO</w:t>
+            </w:r>
+          </w:p>
+          <w:p>
+            <w:pPr>
+              <w:spacing w:before="60" w:after="0" w:line="307" w:lineRule="auto"/>
+            </w:pPr>
+            <w:r>
+              <w:rPr>
+                <w:rFonts w:ascii="Aptos" w:hAnsi="Aptos" w:cs="Aptos" w:eastAsia="Aptos"/>
+                <w:b w:val="0"/>
+                <w:i w:val="0"/>
+                <w:color w:val="4A5561"/>
+                <w:sz w:val="19"/>
+              </w:rPr>
+              <w:t>For-profit, U.S. place of business, 51 percent or more U.S. citizen owned and controlled, 500 or fewer employees. Form not yet published.</w:t>
+            </w:r>
+          </w:p>
+        </w:tc>
+      </w:tr>
+    </w:tbl>
+    <w:tbl>
+      <w:tblPr>
+        <w:tblW w:type="auto" w:w="0"/>
+        <w:jc w:val="left"/>
+        <w:tblLayout w:type="fixed"/>
+        <w:tblLook w:firstColumn="1" w:firstRow="1" w:lastColumn="0" w:lastRow="0" w:noHBand="0" w:noVBand="1" w:val="04A0"/>
+        <w:tblInd w:w="0" w:type="dxa"/>
+        <w:tblLayout w:type="fixed"/>
+      </w:tblPr>
+      <w:tblGrid>
+        <w:gridCol w:w="4680"/>
+        <w:gridCol w:w="4680"/>
+      </w:tblGrid>
+      <w:tr>
+        <w:tc>
+          <w:tcPr>
+            <w:tcW w:type="dxa" w:w="2232"/>
+            <w:tcMar>
+              <w:top w:w="0" w:type="dxa"/>
+              <w:start w:w="0" w:type="dxa"/>
+              <w:bottom w:w="0" w:type="dxa"/>
+              <w:end w:w="0" w:type="dxa"/>
+            </w:tcMar>
+            <w:tcBorders>
+              <w:top w:val="nil"/>
+              <w:left w:val="nil"/>
+              <w:bottom w:val="single" w:sz="4" w:space="0" w:color="EDF1F5"/>
+              <w:right w:val="nil"/>
+            </w:tcBorders>
+            <w:tcMar>
+              <w:top w:w="180" w:type="dxa"/>
+              <w:start w:w="0" w:type="dxa"/>
+              <w:bottom w:w="180" w:type="dxa"/>
+              <w:end w:w="240" w:type="dxa"/>
+            </w:tcMar>
+          </w:tcPr>
+          <w:p>
+            <w:pPr>
+              <w:spacing w:before="0" w:after="0" w:line="288" w:lineRule="auto"/>
+            </w:pPr>
+            <w:r>
+              <w:rPr>
+                <w:rFonts w:ascii="Aptos Display" w:hAnsi="Aptos Display" w:cs="Aptos Display" w:eastAsia="Aptos Display"/>
+                <w:b/>
+                <w:i w:val="0"/>
+                <w:color w:val="045AA9"/>
+                <w:sz w:val="14"/>
+                <w:spacing w:val="20"/>
+                <w:shd w:val="clear" w:color="auto" w:fill="E8F1FA"/>
+              </w:rPr>
+              <w:t xml:space="preserve"> CONFIRMED </w:t>
+            </w:r>
+          </w:p>
+        </w:tc>
+        <w:tc>
+          <w:tcPr>
+            <w:tcW w:type="dxa" w:w="7128"/>
+            <w:tcMar>
+              <w:top w:w="0" w:type="dxa"/>
+              <w:start w:w="0" w:type="dxa"/>
+              <w:bottom w:w="0" w:type="dxa"/>
+              <w:end w:w="0" w:type="dxa"/>
+            </w:tcMar>
+            <w:tcBorders>
+              <w:top w:val="nil"/>
+              <w:left w:val="nil"/>
+              <w:bottom w:val="single" w:sz="4" w:space="0" w:color="EDF1F5"/>
+              <w:right w:val="nil"/>
+            </w:tcBorders>
+            <w:tcMar>
+              <w:top w:w="160" w:type="dxa"/>
+              <w:start w:w="0" w:type="dxa"/>
+              <w:bottom w:w="180" w:type="dxa"/>
+              <w:end w:w="0" w:type="dxa"/>
+            </w:tcMar>
+          </w:tcPr>
+          <w:p>
+            <w:pPr>
+              <w:spacing w:before="0" w:after="0" w:line="288" w:lineRule="auto"/>
+            </w:pPr>
+            <w:r>
+              <w:rPr>
+                <w:rFonts w:ascii="Aptos Display" w:hAnsi="Aptos Display" w:cs="Aptos Display" w:eastAsia="Aptos Display"/>
+                <w:b/>
+                <w:i w:val="0"/>
+                <w:color w:val="2A2A2A"/>
+                <w:sz w:val="21"/>
+              </w:rPr>
+              <w:t>Place of performance</w:t>
+            </w:r>
+          </w:p>
+          <w:p>
+            <w:pPr>
+              <w:spacing w:before="60" w:after="0" w:line="288" w:lineRule="auto"/>
+            </w:pPr>
+            <w:r>
+              <w:rPr>
+                <w:rFonts w:ascii="Aptos Display" w:hAnsi="Aptos Display" w:cs="Aptos Display" w:eastAsia="Aptos Display"/>
+                <w:b/>
+                <w:i w:val="0"/>
+                <w:color w:val="98A2AE"/>
+                <w:sz w:val="14"/>
+                <w:spacing w:val="20"/>
+              </w:rPr>
+              <w:t xml:space="preserve">WHERE </w:t>
+            </w:r>
+            <w:r>
+              <w:rPr>
+                <w:rFonts w:ascii="Aptos" w:hAnsi="Aptos" w:cs="Aptos" w:eastAsia="Aptos"/>
+                <w:b w:val="0"/>
+                <w:i w:val="0"/>
+                <w:color w:val="6B7684"/>
+                <w:sz w:val="17"/>
+              </w:rPr>
+              <w:t xml:space="preserve">Full application   |   </w:t>
+            </w:r>
+            <w:r>
+              <w:rPr>
+                <w:rFonts w:ascii="Aptos Display" w:hAnsi="Aptos Display" w:cs="Aptos Display" w:eastAsia="Aptos Display"/>
+                <w:b/>
+                <w:i w:val="0"/>
+                <w:color w:val="98A2AE"/>
+                <w:sz w:val="14"/>
+                <w:spacing w:val="20"/>
+              </w:rPr>
+              <w:t xml:space="preserve">SIGNS </w:t>
+            </w:r>
+            <w:r>
+              <w:rPr>
+                <w:rFonts w:ascii="Aptos" w:hAnsi="Aptos" w:cs="Aptos" w:eastAsia="Aptos"/>
+                <w:b w:val="0"/>
+                <w:i w:val="0"/>
+                <w:color w:val="6B7684"/>
+                <w:sz w:val="17"/>
+              </w:rPr>
+              <w:t>Michael Ward</w:t>
+            </w:r>
+          </w:p>
+          <w:p>
+            <w:pPr>
+              <w:spacing w:before="60" w:after="0" w:line="307" w:lineRule="auto"/>
+            </w:pPr>
+            <w:r>
+              <w:rPr>
+                <w:rFonts w:ascii="Aptos" w:hAnsi="Aptos" w:cs="Aptos" w:eastAsia="Aptos"/>
+                <w:b w:val="0"/>
+                <w:i w:val="0"/>
+                <w:color w:val="4A5561"/>
+                <w:sz w:val="19"/>
+              </w:rPr>
+              <w:t>All research and development performed in the United States.</w:t>
+            </w:r>
+          </w:p>
+        </w:tc>
+      </w:tr>
+    </w:tbl>
+    <w:tbl>
+      <w:tblPr>
+        <w:tblW w:type="auto" w:w="0"/>
+        <w:jc w:val="left"/>
+        <w:tblLayout w:type="fixed"/>
+        <w:tblLook w:firstColumn="1" w:firstRow="1" w:lastColumn="0" w:lastRow="0" w:noHBand="0" w:noVBand="1" w:val="04A0"/>
+        <w:tblInd w:w="0" w:type="dxa"/>
+        <w:tblLayout w:type="fixed"/>
+      </w:tblPr>
+      <w:tblGrid>
+        <w:gridCol w:w="4680"/>
+        <w:gridCol w:w="4680"/>
+      </w:tblGrid>
+      <w:tr>
+        <w:tc>
+          <w:tcPr>
+            <w:tcW w:type="dxa" w:w="2232"/>
+            <w:tcMar>
+              <w:top w:w="0" w:type="dxa"/>
+              <w:start w:w="0" w:type="dxa"/>
+              <w:bottom w:w="0" w:type="dxa"/>
+              <w:end w:w="0" w:type="dxa"/>
+            </w:tcMar>
+            <w:tcBorders>
+              <w:top w:val="nil"/>
+              <w:left w:val="nil"/>
+              <w:bottom w:val="single" w:sz="4" w:space="0" w:color="EDF1F5"/>
+              <w:right w:val="nil"/>
+            </w:tcBorders>
+            <w:tcMar>
+              <w:top w:w="180" w:type="dxa"/>
+              <w:start w:w="0" w:type="dxa"/>
+              <w:bottom w:w="180" w:type="dxa"/>
+              <w:end w:w="240" w:type="dxa"/>
+            </w:tcMar>
+          </w:tcPr>
+          <w:p>
+            <w:pPr>
+              <w:spacing w:before="0" w:after="0" w:line="288" w:lineRule="auto"/>
+            </w:pPr>
+            <w:r>
+              <w:rPr>
+                <w:rFonts w:ascii="Aptos Display" w:hAnsi="Aptos Display" w:cs="Aptos Display" w:eastAsia="Aptos Display"/>
+                <w:b/>
+                <w:i w:val="0"/>
+                <w:color w:val="045AA9"/>
+                <w:sz w:val="14"/>
+                <w:spacing w:val="20"/>
+                <w:shd w:val="clear" w:color="auto" w:fill="E8F1FA"/>
+              </w:rPr>
+              <w:t xml:space="preserve"> CONFIRMED </w:t>
+            </w:r>
+          </w:p>
+        </w:tc>
+        <w:tc>
+          <w:tcPr>
+            <w:tcW w:type="dxa" w:w="7128"/>
+            <w:tcMar>
+              <w:top w:w="0" w:type="dxa"/>
+              <w:start w:w="0" w:type="dxa"/>
+              <w:bottom w:w="0" w:type="dxa"/>
+              <w:end w:w="0" w:type="dxa"/>
+            </w:tcMar>
+            <w:tcBorders>
+              <w:top w:val="nil"/>
+              <w:left w:val="nil"/>
+              <w:bottom w:val="single" w:sz="4" w:space="0" w:color="EDF1F5"/>
+              <w:right w:val="nil"/>
+            </w:tcBorders>
+            <w:tcMar>
+              <w:top w:w="160" w:type="dxa"/>
+              <w:start w:w="0" w:type="dxa"/>
+              <w:bottom w:w="180" w:type="dxa"/>
+              <w:end w:w="0" w:type="dxa"/>
+            </w:tcMar>
+          </w:tcPr>
+          <w:p>
+            <w:pPr>
+              <w:spacing w:before="0" w:after="0" w:line="288" w:lineRule="auto"/>
+            </w:pPr>
+            <w:r>
+              <w:rPr>
+                <w:rFonts w:ascii="Aptos Display" w:hAnsi="Aptos Display" w:cs="Aptos Display" w:eastAsia="Aptos Display"/>
+                <w:b/>
+                <w:i w:val="0"/>
+                <w:color w:val="2A2A2A"/>
+                <w:sz w:val="21"/>
+              </w:rPr>
+              <w:t>SBIR only: PI primary employment certification</w:t>
+            </w:r>
+          </w:p>
+          <w:p>
+            <w:pPr>
+              <w:spacing w:before="60" w:after="0" w:line="288" w:lineRule="auto"/>
+            </w:pPr>
+            <w:r>
+              <w:rPr>
+                <w:rFonts w:ascii="Aptos Display" w:hAnsi="Aptos Display" w:cs="Aptos Display" w:eastAsia="Aptos Display"/>
+                <w:b/>
+                <w:i w:val="0"/>
+                <w:color w:val="98A2AE"/>
+                <w:sz w:val="14"/>
+                <w:spacing w:val="20"/>
+              </w:rPr>
+              <w:t xml:space="preserve">WHERE </w:t>
+            </w:r>
+            <w:r>
+              <w:rPr>
+                <w:rFonts w:ascii="Aptos" w:hAnsi="Aptos" w:cs="Aptos" w:eastAsia="Aptos"/>
+                <w:b w:val="0"/>
+                <w:i w:val="0"/>
+                <w:color w:val="6B7684"/>
+                <w:sz w:val="17"/>
+              </w:rPr>
+              <w:t xml:space="preserve">Full application   |   </w:t>
+            </w:r>
+            <w:r>
+              <w:rPr>
+                <w:rFonts w:ascii="Aptos Display" w:hAnsi="Aptos Display" w:cs="Aptos Display" w:eastAsia="Aptos Display"/>
+                <w:b/>
+                <w:i w:val="0"/>
+                <w:color w:val="98A2AE"/>
+                <w:sz w:val="14"/>
+                <w:spacing w:val="20"/>
+              </w:rPr>
+              <w:t xml:space="preserve">SIGNS </w:t>
+            </w:r>
+            <w:r>
+              <w:rPr>
+                <w:rFonts w:ascii="Aptos" w:hAnsi="Aptos" w:cs="Aptos" w:eastAsia="Aptos"/>
+                <w:b w:val="0"/>
+                <w:i w:val="0"/>
+                <w:color w:val="6B7684"/>
+                <w:sz w:val="17"/>
+              </w:rPr>
+              <w:t>Michael Ward as PI</w:t>
+            </w:r>
+          </w:p>
+          <w:p>
+            <w:pPr>
+              <w:spacing w:before="60" w:after="0" w:line="307" w:lineRule="auto"/>
+            </w:pPr>
+            <w:r>
+              <w:rPr>
+                <w:rFonts w:ascii="Aptos" w:hAnsi="Aptos" w:cs="Aptos" w:eastAsia="Aptos"/>
+                <w:b w:val="0"/>
+                <w:i w:val="0"/>
+                <w:color w:val="4A5561"/>
+                <w:sz w:val="19"/>
+              </w:rPr>
+              <w:t>More than 50 percent employment with the small business.</w:t>
+            </w:r>
+          </w:p>
+        </w:tc>
+      </w:tr>
+    </w:tbl>
+    <w:tbl>
+      <w:tblPr>
+        <w:tblW w:type="auto" w:w="0"/>
+        <w:jc w:val="left"/>
+        <w:tblLayout w:type="fixed"/>
+        <w:tblLook w:firstColumn="1" w:firstRow="1" w:lastColumn="0" w:lastRow="0" w:noHBand="0" w:noVBand="1" w:val="04A0"/>
+        <w:tblInd w:w="0" w:type="dxa"/>
+        <w:tblLayout w:type="fixed"/>
+      </w:tblPr>
+      <w:tblGrid>
+        <w:gridCol w:w="4680"/>
+        <w:gridCol w:w="4680"/>
+      </w:tblGrid>
+      <w:tr>
+        <w:tc>
+          <w:tcPr>
+            <w:tcW w:type="dxa" w:w="2232"/>
+            <w:tcMar>
+              <w:top w:w="0" w:type="dxa"/>
+              <w:start w:w="0" w:type="dxa"/>
+              <w:bottom w:w="0" w:type="dxa"/>
+              <w:end w:w="0" w:type="dxa"/>
+            </w:tcMar>
+            <w:tcBorders>
+              <w:top w:val="nil"/>
+              <w:left w:val="nil"/>
+              <w:bottom w:val="single" w:sz="4" w:space="0" w:color="EDF1F5"/>
+              <w:right w:val="nil"/>
+            </w:tcBorders>
+            <w:tcMar>
+              <w:top w:w="180" w:type="dxa"/>
+              <w:start w:w="0" w:type="dxa"/>
+              <w:bottom w:w="180" w:type="dxa"/>
+              <w:end w:w="240" w:type="dxa"/>
+            </w:tcMar>
+          </w:tcPr>
+          <w:p>
+            <w:pPr>
+              <w:spacing w:before="0" w:after="0" w:line="288" w:lineRule="auto"/>
+            </w:pPr>
+            <w:r>
+              <w:rPr>
+                <w:rFonts w:ascii="Aptos Display" w:hAnsi="Aptos Display" w:cs="Aptos Display" w:eastAsia="Aptos Display"/>
+                <w:b/>
+                <w:i w:val="0"/>
+                <w:color w:val="045AA9"/>
+                <w:sz w:val="14"/>
+                <w:spacing w:val="20"/>
+                <w:shd w:val="clear" w:color="auto" w:fill="E8F1FA"/>
+              </w:rPr>
+              <w:t xml:space="preserve"> CONFIRMED </w:t>
+            </w:r>
+          </w:p>
+        </w:tc>
+        <w:tc>
+          <w:tcPr>
+            <w:tcW w:type="dxa" w:w="7128"/>
+            <w:tcMar>
+              <w:top w:w="0" w:type="dxa"/>
+              <w:start w:w="0" w:type="dxa"/>
+              <w:bottom w:w="0" w:type="dxa"/>
+              <w:end w:w="0" w:type="dxa"/>
+            </w:tcMar>
+            <w:tcBorders>
+              <w:top w:val="nil"/>
+              <w:left w:val="nil"/>
+              <w:bottom w:val="single" w:sz="4" w:space="0" w:color="EDF1F5"/>
+              <w:right w:val="nil"/>
+            </w:tcBorders>
+            <w:tcMar>
+              <w:top w:w="160" w:type="dxa"/>
+              <w:start w:w="0" w:type="dxa"/>
+              <w:bottom w:w="180" w:type="dxa"/>
+              <w:end w:w="0" w:type="dxa"/>
+            </w:tcMar>
+          </w:tcPr>
+          <w:p>
+            <w:pPr>
+              <w:spacing w:before="0" w:after="0" w:line="288" w:lineRule="auto"/>
+            </w:pPr>
+            <w:r>
+              <w:rPr>
+                <w:rFonts w:ascii="Aptos Display" w:hAnsi="Aptos Display" w:cs="Aptos Display" w:eastAsia="Aptos Display"/>
+                <w:b/>
+                <w:i w:val="0"/>
+                <w:color w:val="2A2A2A"/>
+                <w:sz w:val="21"/>
+              </w:rPr>
+              <w:t>SBIR only: work-share certification</w:t>
+            </w:r>
+          </w:p>
+          <w:p>
+            <w:pPr>
+              <w:spacing w:before="60" w:after="0" w:line="288" w:lineRule="auto"/>
+            </w:pPr>
+            <w:r>
+              <w:rPr>
+                <w:rFonts w:ascii="Aptos Display" w:hAnsi="Aptos Display" w:cs="Aptos Display" w:eastAsia="Aptos Display"/>
+                <w:b/>
+                <w:i w:val="0"/>
+                <w:color w:val="98A2AE"/>
+                <w:sz w:val="14"/>
+                <w:spacing w:val="20"/>
+              </w:rPr>
+              <w:t xml:space="preserve">WHERE </w:t>
+            </w:r>
+            <w:r>
+              <w:rPr>
+                <w:rFonts w:ascii="Aptos" w:hAnsi="Aptos" w:cs="Aptos" w:eastAsia="Aptos"/>
+                <w:b w:val="0"/>
+                <w:i w:val="0"/>
+                <w:color w:val="6B7684"/>
+                <w:sz w:val="17"/>
+              </w:rPr>
+              <w:t xml:space="preserve">Full application   |   </w:t>
+            </w:r>
+            <w:r>
+              <w:rPr>
+                <w:rFonts w:ascii="Aptos Display" w:hAnsi="Aptos Display" w:cs="Aptos Display" w:eastAsia="Aptos Display"/>
+                <w:b/>
+                <w:i w:val="0"/>
+                <w:color w:val="98A2AE"/>
+                <w:sz w:val="14"/>
+                <w:spacing w:val="20"/>
+              </w:rPr>
+              <w:t xml:space="preserve">SIGNS </w:t>
+            </w:r>
+            <w:r>
+              <w:rPr>
+                <w:rFonts w:ascii="Aptos" w:hAnsi="Aptos" w:cs="Aptos" w:eastAsia="Aptos"/>
+                <w:b w:val="0"/>
+                <w:i w:val="0"/>
+                <w:color w:val="6B7684"/>
+                <w:sz w:val="17"/>
+              </w:rPr>
+              <w:t>Michael Ward</w:t>
+            </w:r>
+          </w:p>
+          <w:p>
+            <w:pPr>
+              <w:spacing w:before="60" w:after="0" w:line="307" w:lineRule="auto"/>
+            </w:pPr>
+            <w:r>
+              <w:rPr>
+                <w:rFonts w:ascii="Aptos" w:hAnsi="Aptos" w:cs="Aptos" w:eastAsia="Aptos"/>
+                <w:b w:val="0"/>
+                <w:i w:val="0"/>
+                <w:color w:val="4A5561"/>
+                <w:sz w:val="19"/>
+              </w:rPr>
+              <w:t>Small business performs at least two-thirds of Phase I effort.</w:t>
+            </w:r>
+          </w:p>
+        </w:tc>
+      </w:tr>
+    </w:tbl>
+    <w:tbl>
+      <w:tblPr>
+        <w:tblW w:type="auto" w:w="0"/>
+        <w:jc w:val="left"/>
+        <w:tblLayout w:type="fixed"/>
+        <w:tblLook w:firstColumn="1" w:firstRow="1" w:lastColumn="0" w:lastRow="0" w:noHBand="0" w:noVBand="1" w:val="04A0"/>
+        <w:tblInd w:w="0" w:type="dxa"/>
+        <w:tblLayout w:type="fixed"/>
+      </w:tblPr>
+      <w:tblGrid>
+        <w:gridCol w:w="4680"/>
+        <w:gridCol w:w="4680"/>
+      </w:tblGrid>
+      <w:tr>
+        <w:tc>
+          <w:tcPr>
+            <w:tcW w:type="dxa" w:w="2232"/>
+            <w:tcMar>
+              <w:top w:w="0" w:type="dxa"/>
+              <w:start w:w="0" w:type="dxa"/>
+              <w:bottom w:w="0" w:type="dxa"/>
+              <w:end w:w="0" w:type="dxa"/>
+            </w:tcMar>
+            <w:tcBorders>
+              <w:top w:val="nil"/>
+              <w:left w:val="nil"/>
+              <w:bottom w:val="single" w:sz="4" w:space="0" w:color="EDF1F5"/>
+              <w:right w:val="nil"/>
+            </w:tcBorders>
+            <w:tcMar>
+              <w:top w:w="180" w:type="dxa"/>
+              <w:start w:w="0" w:type="dxa"/>
+              <w:bottom w:w="180" w:type="dxa"/>
+              <w:end w:w="240" w:type="dxa"/>
+            </w:tcMar>
+          </w:tcPr>
+          <w:p>
+            <w:pPr>
+              <w:spacing w:before="0" w:after="0" w:line="288" w:lineRule="auto"/>
+            </w:pPr>
+            <w:r>
+              <w:rPr>
+                <w:rFonts w:ascii="Aptos Display" w:hAnsi="Aptos Display" w:cs="Aptos Display" w:eastAsia="Aptos Display"/>
+                <w:b/>
+                <w:i w:val="0"/>
+                <w:color w:val="045AA9"/>
+                <w:sz w:val="14"/>
+                <w:spacing w:val="20"/>
+                <w:shd w:val="clear" w:color="auto" w:fill="E8F1FA"/>
+              </w:rPr>
+              <w:t xml:space="preserve"> CONFIRMED </w:t>
+            </w:r>
+          </w:p>
+        </w:tc>
+        <w:tc>
+          <w:tcPr>
+            <w:tcW w:type="dxa" w:w="7128"/>
+            <w:tcMar>
+              <w:top w:w="0" w:type="dxa"/>
+              <w:start w:w="0" w:type="dxa"/>
+              <w:bottom w:w="0" w:type="dxa"/>
+              <w:end w:w="0" w:type="dxa"/>
+            </w:tcMar>
+            <w:tcBorders>
+              <w:top w:val="nil"/>
+              <w:left w:val="nil"/>
+              <w:bottom w:val="single" w:sz="4" w:space="0" w:color="EDF1F5"/>
+              <w:right w:val="nil"/>
+            </w:tcBorders>
+            <w:tcMar>
+              <w:top w:w="160" w:type="dxa"/>
+              <w:start w:w="0" w:type="dxa"/>
+              <w:bottom w:w="180" w:type="dxa"/>
+              <w:end w:w="0" w:type="dxa"/>
+            </w:tcMar>
+          </w:tcPr>
+          <w:p>
+            <w:pPr>
+              <w:spacing w:before="0" w:after="0" w:line="288" w:lineRule="auto"/>
+            </w:pPr>
+            <w:r>
+              <w:rPr>
+                <w:rFonts w:ascii="Aptos Display" w:hAnsi="Aptos Display" w:cs="Aptos Display" w:eastAsia="Aptos Display"/>
+                <w:b/>
+                <w:i w:val="0"/>
+                <w:color w:val="2A2A2A"/>
+                <w:sz w:val="21"/>
+              </w:rPr>
+              <w:t>STTR only: work-share certification</w:t>
+            </w:r>
+          </w:p>
+          <w:p>
+            <w:pPr>
+              <w:spacing w:before="60" w:after="0" w:line="288" w:lineRule="auto"/>
+            </w:pPr>
+            <w:r>
+              <w:rPr>
+                <w:rFonts w:ascii="Aptos Display" w:hAnsi="Aptos Display" w:cs="Aptos Display" w:eastAsia="Aptos Display"/>
+                <w:b/>
+                <w:i w:val="0"/>
+                <w:color w:val="98A2AE"/>
+                <w:sz w:val="14"/>
+                <w:spacing w:val="20"/>
+              </w:rPr>
+              <w:t xml:space="preserve">WHERE </w:t>
+            </w:r>
+            <w:r>
+              <w:rPr>
+                <w:rFonts w:ascii="Aptos" w:hAnsi="Aptos" w:cs="Aptos" w:eastAsia="Aptos"/>
+                <w:b w:val="0"/>
+                <w:i w:val="0"/>
+                <w:color w:val="6B7684"/>
+                <w:sz w:val="17"/>
+              </w:rPr>
+              <w:t xml:space="preserve">Full application   |   </w:t>
+            </w:r>
+            <w:r>
+              <w:rPr>
+                <w:rFonts w:ascii="Aptos Display" w:hAnsi="Aptos Display" w:cs="Aptos Display" w:eastAsia="Aptos Display"/>
+                <w:b/>
+                <w:i w:val="0"/>
+                <w:color w:val="98A2AE"/>
+                <w:sz w:val="14"/>
+                <w:spacing w:val="20"/>
+              </w:rPr>
+              <w:t xml:space="preserve">SIGNS </w:t>
+            </w:r>
+            <w:r>
+              <w:rPr>
+                <w:rFonts w:ascii="Aptos" w:hAnsi="Aptos" w:cs="Aptos" w:eastAsia="Aptos"/>
+                <w:b w:val="0"/>
+                <w:i w:val="0"/>
+                <w:color w:val="6B7684"/>
+                <w:sz w:val="17"/>
+              </w:rPr>
+              <w:t>Michael Ward and UNT authorized official</w:t>
+            </w:r>
+          </w:p>
+          <w:p>
+            <w:pPr>
+              <w:spacing w:before="60" w:after="0" w:line="307" w:lineRule="auto"/>
+            </w:pPr>
+            <w:r>
+              <w:rPr>
+                <w:rFonts w:ascii="Aptos" w:hAnsi="Aptos" w:cs="Aptos" w:eastAsia="Aptos"/>
+                <w:b w:val="0"/>
+                <w:i w:val="0"/>
+                <w:color w:val="4A5561"/>
+                <w:sz w:val="19"/>
+              </w:rPr>
+              <w:t>Small business at least 40 percent and research institution at least 30 percent.</w:t>
+            </w:r>
+          </w:p>
+        </w:tc>
+      </w:tr>
+    </w:tbl>
+    <w:tbl>
+      <w:tblPr>
+        <w:tblW w:type="auto" w:w="0"/>
+        <w:jc w:val="left"/>
+        <w:tblLayout w:type="fixed"/>
+        <w:tblLook w:firstColumn="1" w:firstRow="1" w:lastColumn="0" w:lastRow="0" w:noHBand="0" w:noVBand="1" w:val="04A0"/>
+        <w:tblInd w:w="0" w:type="dxa"/>
+        <w:tblLayout w:type="fixed"/>
+      </w:tblPr>
+      <w:tblGrid>
+        <w:gridCol w:w="4680"/>
+        <w:gridCol w:w="4680"/>
+      </w:tblGrid>
+      <w:tr>
+        <w:tc>
+          <w:tcPr>
+            <w:tcW w:type="dxa" w:w="2232"/>
+            <w:tcMar>
+              <w:top w:w="0" w:type="dxa"/>
+              <w:start w:w="0" w:type="dxa"/>
+              <w:bottom w:w="0" w:type="dxa"/>
+              <w:end w:w="0" w:type="dxa"/>
+            </w:tcMar>
+            <w:tcBorders>
+              <w:top w:val="nil"/>
+              <w:left w:val="nil"/>
+              <w:bottom w:val="single" w:sz="4" w:space="0" w:color="EDF1F5"/>
+              <w:right w:val="nil"/>
+            </w:tcBorders>
+            <w:tcMar>
+              <w:top w:w="180" w:type="dxa"/>
+              <w:start w:w="0" w:type="dxa"/>
+              <w:bottom w:w="180" w:type="dxa"/>
+              <w:end w:w="240" w:type="dxa"/>
+            </w:tcMar>
+          </w:tcPr>
+          <w:p>
+            <w:pPr>
+              <w:spacing w:before="0" w:after="0" w:line="288" w:lineRule="auto"/>
+            </w:pPr>
+            <w:r>
+              <w:rPr>
+                <w:rFonts w:ascii="Aptos Display" w:hAnsi="Aptos Display" w:cs="Aptos Display" w:eastAsia="Aptos Display"/>
+                <w:b/>
+                <w:i w:val="0"/>
+                <w:color w:val="045AA9"/>
+                <w:sz w:val="14"/>
+                <w:spacing w:val="20"/>
+                <w:shd w:val="clear" w:color="auto" w:fill="E8F1FA"/>
+              </w:rPr>
+              <w:t xml:space="preserve"> CONFIRMED </w:t>
+            </w:r>
+          </w:p>
+        </w:tc>
+        <w:tc>
+          <w:tcPr>
+            <w:tcW w:type="dxa" w:w="7128"/>
+            <w:tcMar>
+              <w:top w:w="0" w:type="dxa"/>
+              <w:start w:w="0" w:type="dxa"/>
+              <w:bottom w:w="0" w:type="dxa"/>
+              <w:end w:w="0" w:type="dxa"/>
+            </w:tcMar>
+            <w:tcBorders>
+              <w:top w:val="nil"/>
+              <w:left w:val="nil"/>
+              <w:bottom w:val="single" w:sz="4" w:space="0" w:color="EDF1F5"/>
+              <w:right w:val="nil"/>
+            </w:tcBorders>
+            <w:tcMar>
+              <w:top w:w="160" w:type="dxa"/>
+              <w:start w:w="0" w:type="dxa"/>
+              <w:bottom w:w="180" w:type="dxa"/>
+              <w:end w:w="0" w:type="dxa"/>
+            </w:tcMar>
+          </w:tcPr>
+          <w:p>
+            <w:pPr>
+              <w:spacing w:before="0" w:after="0" w:line="288" w:lineRule="auto"/>
+            </w:pPr>
+            <w:r>
+              <w:rPr>
+                <w:rFonts w:ascii="Aptos Display" w:hAnsi="Aptos Display" w:cs="Aptos Display" w:eastAsia="Aptos Display"/>
+                <w:b/>
+                <w:i w:val="0"/>
+                <w:color w:val="2A2A2A"/>
+                <w:sz w:val="21"/>
+              </w:rPr>
+              <w:t>STTR only: written IP allocation and licensing agreement</w:t>
+            </w:r>
+          </w:p>
+          <w:p>
+            <w:pPr>
+              <w:spacing w:before="60" w:after="0" w:line="288" w:lineRule="auto"/>
+            </w:pPr>
+            <w:r>
+              <w:rPr>
+                <w:rFonts w:ascii="Aptos Display" w:hAnsi="Aptos Display" w:cs="Aptos Display" w:eastAsia="Aptos Display"/>
+                <w:b/>
+                <w:i w:val="0"/>
+                <w:color w:val="98A2AE"/>
+                <w:sz w:val="14"/>
+                <w:spacing w:val="20"/>
+              </w:rPr>
+              <w:t xml:space="preserve">WHERE </w:t>
+            </w:r>
+            <w:r>
+              <w:rPr>
+                <w:rFonts w:ascii="Aptos" w:hAnsi="Aptos" w:cs="Aptos" w:eastAsia="Aptos"/>
+                <w:b w:val="0"/>
+                <w:i w:val="0"/>
+                <w:color w:val="6B7684"/>
+                <w:sz w:val="17"/>
+              </w:rPr>
+              <w:t xml:space="preserve">Executed before work begins   |   </w:t>
+            </w:r>
+            <w:r>
+              <w:rPr>
+                <w:rFonts w:ascii="Aptos Display" w:hAnsi="Aptos Display" w:cs="Aptos Display" w:eastAsia="Aptos Display"/>
+                <w:b/>
+                <w:i w:val="0"/>
+                <w:color w:val="98A2AE"/>
+                <w:sz w:val="14"/>
+                <w:spacing w:val="20"/>
+              </w:rPr>
+              <w:t xml:space="preserve">SIGNS </w:t>
+            </w:r>
+            <w:r>
+              <w:rPr>
+                <w:rFonts w:ascii="Aptos" w:hAnsi="Aptos" w:cs="Aptos" w:eastAsia="Aptos"/>
+                <w:b w:val="0"/>
+                <w:i w:val="0"/>
+                <w:color w:val="6B7684"/>
+                <w:sz w:val="17"/>
+              </w:rPr>
+              <w:t>Michael Ward and UNT authorized official</w:t>
+            </w:r>
+          </w:p>
+          <w:p>
+            <w:pPr>
+              <w:spacing w:before="60" w:after="0" w:line="307" w:lineRule="auto"/>
+            </w:pPr>
+            <w:r>
+              <w:rPr>
+                <w:rFonts w:ascii="Aptos" w:hAnsi="Aptos" w:cs="Aptos" w:eastAsia="Aptos"/>
+                <w:b w:val="0"/>
+                <w:i w:val="0"/>
+                <w:color w:val="4A5561"/>
+                <w:sz w:val="19"/>
+              </w:rPr>
+              <w:t>DOE states this must be in place before work begins.</w:t>
+            </w:r>
+          </w:p>
+        </w:tc>
+      </w:tr>
+    </w:tbl>
+    <w:tbl>
+      <w:tblPr>
+        <w:tblW w:type="auto" w:w="0"/>
+        <w:jc w:val="left"/>
+        <w:tblLayout w:type="fixed"/>
+        <w:tblLook w:firstColumn="1" w:firstRow="1" w:lastColumn="0" w:lastRow="0" w:noHBand="0" w:noVBand="1" w:val="04A0"/>
+        <w:tblInd w:w="0" w:type="dxa"/>
+        <w:tblLayout w:type="fixed"/>
+      </w:tblPr>
+      <w:tblGrid>
+        <w:gridCol w:w="4680"/>
+        <w:gridCol w:w="4680"/>
+      </w:tblGrid>
+      <w:tr>
+        <w:tc>
+          <w:tcPr>
+            <w:tcW w:type="dxa" w:w="2232"/>
+            <w:tcMar>
+              <w:top w:w="0" w:type="dxa"/>
+              <w:start w:w="0" w:type="dxa"/>
+              <w:bottom w:w="0" w:type="dxa"/>
+              <w:end w:w="0" w:type="dxa"/>
+            </w:tcMar>
+            <w:tcBorders>
+              <w:top w:val="nil"/>
+              <w:left w:val="nil"/>
+              <w:bottom w:val="single" w:sz="4" w:space="0" w:color="EDF1F5"/>
+              <w:right w:val="nil"/>
+            </w:tcBorders>
+            <w:tcMar>
+              <w:top w:w="180" w:type="dxa"/>
+              <w:start w:w="0" w:type="dxa"/>
+              <w:bottom w:w="180" w:type="dxa"/>
+              <w:end w:w="240" w:type="dxa"/>
+            </w:tcMar>
+          </w:tcPr>
+          <w:p>
+            <w:pPr>
+              <w:spacing w:before="0" w:after="0" w:line="288" w:lineRule="auto"/>
+            </w:pPr>
+            <w:r>
+              <w:rPr>
+                <w:rFonts w:ascii="Aptos Display" w:hAnsi="Aptos Display" w:cs="Aptos Display" w:eastAsia="Aptos Display"/>
+                <w:b/>
+                <w:i w:val="0"/>
+                <w:color w:val="7A6410"/>
+                <w:sz w:val="14"/>
+                <w:spacing w:val="20"/>
+                <w:shd w:val="clear" w:color="auto" w:fill="FBF4DF"/>
+              </w:rPr>
+              <w:t xml:space="preserve"> ANTICIPATED </w:t>
+            </w:r>
+          </w:p>
+        </w:tc>
+        <w:tc>
+          <w:tcPr>
+            <w:tcW w:type="dxa" w:w="7128"/>
+            <w:tcMar>
+              <w:top w:w="0" w:type="dxa"/>
+              <w:start w:w="0" w:type="dxa"/>
+              <w:bottom w:w="0" w:type="dxa"/>
+              <w:end w:w="0" w:type="dxa"/>
+            </w:tcMar>
+            <w:tcBorders>
+              <w:top w:val="nil"/>
+              <w:left w:val="nil"/>
+              <w:bottom w:val="single" w:sz="4" w:space="0" w:color="EDF1F5"/>
+              <w:right w:val="nil"/>
+            </w:tcBorders>
+            <w:tcMar>
+              <w:top w:w="160" w:type="dxa"/>
+              <w:start w:w="0" w:type="dxa"/>
+              <w:bottom w:w="180" w:type="dxa"/>
+              <w:end w:w="0" w:type="dxa"/>
+            </w:tcMar>
+          </w:tcPr>
+          <w:p>
+            <w:pPr>
+              <w:spacing w:before="0" w:after="0" w:line="288" w:lineRule="auto"/>
+            </w:pPr>
+            <w:r>
+              <w:rPr>
+                <w:rFonts w:ascii="Aptos Display" w:hAnsi="Aptos Display" w:cs="Aptos Display" w:eastAsia="Aptos Display"/>
+                <w:b/>
+                <w:i w:val="0"/>
+                <w:color w:val="2A2A2A"/>
+                <w:sz w:val="21"/>
+              </w:rPr>
+              <w:t>Essentially equivalent work and duplicate funding disclosure</w:t>
+            </w:r>
+          </w:p>
+          <w:p>
+            <w:pPr>
+              <w:spacing w:before="60" w:after="0" w:line="288" w:lineRule="auto"/>
+            </w:pPr>
+            <w:r>
+              <w:rPr>
+                <w:rFonts w:ascii="Aptos Display" w:hAnsi="Aptos Display" w:cs="Aptos Display" w:eastAsia="Aptos Display"/>
+                <w:b/>
+                <w:i w:val="0"/>
+                <w:color w:val="98A2AE"/>
+                <w:sz w:val="14"/>
+                <w:spacing w:val="20"/>
+              </w:rPr>
+              <w:t xml:space="preserve">WHERE </w:t>
+            </w:r>
+            <w:r>
+              <w:rPr>
+                <w:rFonts w:ascii="Aptos" w:hAnsi="Aptos" w:cs="Aptos" w:eastAsia="Aptos"/>
+                <w:b w:val="0"/>
+                <w:i w:val="0"/>
+                <w:color w:val="6B7684"/>
+                <w:sz w:val="17"/>
+              </w:rPr>
+              <w:t xml:space="preserve">Full application   |   </w:t>
+            </w:r>
+            <w:r>
+              <w:rPr>
+                <w:rFonts w:ascii="Aptos Display" w:hAnsi="Aptos Display" w:cs="Aptos Display" w:eastAsia="Aptos Display"/>
+                <w:b/>
+                <w:i w:val="0"/>
+                <w:color w:val="98A2AE"/>
+                <w:sz w:val="14"/>
+                <w:spacing w:val="20"/>
+              </w:rPr>
+              <w:t xml:space="preserve">SIGNS </w:t>
+            </w:r>
+            <w:r>
+              <w:rPr>
+                <w:rFonts w:ascii="Aptos" w:hAnsi="Aptos" w:cs="Aptos" w:eastAsia="Aptos"/>
+                <w:b w:val="0"/>
+                <w:i w:val="0"/>
+                <w:color w:val="6B7684"/>
+                <w:sz w:val="17"/>
+              </w:rPr>
+              <w:t>Michael Ward</w:t>
+            </w:r>
+          </w:p>
+          <w:p>
+            <w:pPr>
+              <w:spacing w:before="60" w:after="0" w:line="307" w:lineRule="auto"/>
+            </w:pPr>
+            <w:r>
+              <w:rPr>
+                <w:rFonts w:ascii="Aptos" w:hAnsi="Aptos" w:cs="Aptos" w:eastAsia="Aptos"/>
+                <w:b w:val="0"/>
+                <w:i w:val="0"/>
+                <w:color w:val="4A5561"/>
+                <w:sz w:val="19"/>
+              </w:rPr>
+              <w:t>Standard across SBIR and STTR agencies. Ready-to-use language is below.</w:t>
+            </w:r>
+          </w:p>
+        </w:tc>
+      </w:tr>
+    </w:tbl>
+    <w:tbl>
+      <w:tblPr>
+        <w:tblW w:type="auto" w:w="0"/>
+        <w:jc w:val="left"/>
+        <w:tblLayout w:type="fixed"/>
+        <w:tblLook w:firstColumn="1" w:firstRow="1" w:lastColumn="0" w:lastRow="0" w:noHBand="0" w:noVBand="1" w:val="04A0"/>
+        <w:tblInd w:w="0" w:type="dxa"/>
+        <w:tblLayout w:type="fixed"/>
+      </w:tblPr>
+      <w:tblGrid>
+        <w:gridCol w:w="4680"/>
+        <w:gridCol w:w="4680"/>
+      </w:tblGrid>
+      <w:tr>
+        <w:tc>
+          <w:tcPr>
+            <w:tcW w:type="dxa" w:w="2232"/>
+            <w:tcMar>
+              <w:top w:w="0" w:type="dxa"/>
+              <w:start w:w="0" w:type="dxa"/>
+              <w:bottom w:w="0" w:type="dxa"/>
+              <w:end w:w="0" w:type="dxa"/>
+            </w:tcMar>
+            <w:tcBorders>
+              <w:top w:val="nil"/>
+              <w:left w:val="nil"/>
+              <w:bottom w:val="single" w:sz="4" w:space="0" w:color="EDF1F5"/>
+              <w:right w:val="nil"/>
+            </w:tcBorders>
+            <w:tcMar>
+              <w:top w:w="180" w:type="dxa"/>
+              <w:start w:w="0" w:type="dxa"/>
+              <w:bottom w:w="180" w:type="dxa"/>
+              <w:end w:w="240" w:type="dxa"/>
+            </w:tcMar>
+          </w:tcPr>
+          <w:p>
+            <w:pPr>
+              <w:spacing w:before="0" w:after="0" w:line="288" w:lineRule="auto"/>
+            </w:pPr>
+            <w:r>
+              <w:rPr>
+                <w:rFonts w:ascii="Aptos Display" w:hAnsi="Aptos Display" w:cs="Aptos Display" w:eastAsia="Aptos Display"/>
+                <w:b/>
+                <w:i w:val="0"/>
+                <w:color w:val="7A6410"/>
+                <w:sz w:val="14"/>
+                <w:spacing w:val="20"/>
+                <w:shd w:val="clear" w:color="auto" w:fill="FBF4DF"/>
+              </w:rPr>
+              <w:t xml:space="preserve"> ANTICIPATED </w:t>
+            </w:r>
+          </w:p>
+        </w:tc>
+        <w:tc>
+          <w:tcPr>
+            <w:tcW w:type="dxa" w:w="7128"/>
+            <w:tcMar>
+              <w:top w:w="0" w:type="dxa"/>
+              <w:start w:w="0" w:type="dxa"/>
+              <w:bottom w:w="0" w:type="dxa"/>
+              <w:end w:w="0" w:type="dxa"/>
+            </w:tcMar>
+            <w:tcBorders>
+              <w:top w:val="nil"/>
+              <w:left w:val="nil"/>
+              <w:bottom w:val="single" w:sz="4" w:space="0" w:color="EDF1F5"/>
+              <w:right w:val="nil"/>
+            </w:tcBorders>
+            <w:tcMar>
+              <w:top w:w="160" w:type="dxa"/>
+              <w:start w:w="0" w:type="dxa"/>
+              <w:bottom w:w="180" w:type="dxa"/>
+              <w:end w:w="0" w:type="dxa"/>
+            </w:tcMar>
+          </w:tcPr>
+          <w:p>
+            <w:pPr>
+              <w:spacing w:before="0" w:after="0" w:line="288" w:lineRule="auto"/>
+            </w:pPr>
+            <w:r>
+              <w:rPr>
+                <w:rFonts w:ascii="Aptos Display" w:hAnsi="Aptos Display" w:cs="Aptos Display" w:eastAsia="Aptos Display"/>
+                <w:b/>
+                <w:i w:val="0"/>
+                <w:color w:val="2A2A2A"/>
+                <w:sz w:val="21"/>
+              </w:rPr>
+              <w:t>Current and pending support for all personnel</w:t>
+            </w:r>
+          </w:p>
+          <w:p>
+            <w:pPr>
+              <w:spacing w:before="60" w:after="0" w:line="288" w:lineRule="auto"/>
+            </w:pPr>
+            <w:r>
+              <w:rPr>
+                <w:rFonts w:ascii="Aptos Display" w:hAnsi="Aptos Display" w:cs="Aptos Display" w:eastAsia="Aptos Display"/>
+                <w:b/>
+                <w:i w:val="0"/>
+                <w:color w:val="98A2AE"/>
+                <w:sz w:val="14"/>
+                <w:spacing w:val="20"/>
+              </w:rPr>
+              <w:t xml:space="preserve">WHERE </w:t>
+            </w:r>
+            <w:r>
+              <w:rPr>
+                <w:rFonts w:ascii="Aptos" w:hAnsi="Aptos" w:cs="Aptos" w:eastAsia="Aptos"/>
+                <w:b w:val="0"/>
+                <w:i w:val="0"/>
+                <w:color w:val="6B7684"/>
+                <w:sz w:val="17"/>
+              </w:rPr>
+              <w:t xml:space="preserve">Full application   |   </w:t>
+            </w:r>
+            <w:r>
+              <w:rPr>
+                <w:rFonts w:ascii="Aptos Display" w:hAnsi="Aptos Display" w:cs="Aptos Display" w:eastAsia="Aptos Display"/>
+                <w:b/>
+                <w:i w:val="0"/>
+                <w:color w:val="98A2AE"/>
+                <w:sz w:val="14"/>
+                <w:spacing w:val="20"/>
+              </w:rPr>
+              <w:t xml:space="preserve">SIGNS </w:t>
+            </w:r>
+            <w:r>
+              <w:rPr>
+                <w:rFonts w:ascii="Aptos" w:hAnsi="Aptos" w:cs="Aptos" w:eastAsia="Aptos"/>
+                <w:b w:val="0"/>
+                <w:i w:val="0"/>
+                <w:color w:val="6B7684"/>
+                <w:sz w:val="17"/>
+              </w:rPr>
+              <w:t>Michael Ward</w:t>
+            </w:r>
+          </w:p>
+          <w:p>
+            <w:pPr>
+              <w:spacing w:before="60" w:after="0" w:line="307" w:lineRule="auto"/>
+            </w:pPr>
+            <w:r>
+              <w:rPr>
+                <w:rFonts w:ascii="Aptos" w:hAnsi="Aptos" w:cs="Aptos" w:eastAsia="Aptos"/>
+                <w:b w:val="0"/>
+                <w:i w:val="0"/>
+                <w:color w:val="4A5561"/>
+                <w:sz w:val="19"/>
+              </w:rPr>
+              <w:t>Not yet published for this opportunity.</w:t>
+            </w:r>
+          </w:p>
+        </w:tc>
+      </w:tr>
+    </w:tbl>
+    <w:tbl>
+      <w:tblPr>
+        <w:tblW w:type="auto" w:w="0"/>
+        <w:jc w:val="left"/>
+        <w:tblLayout w:type="fixed"/>
+        <w:tblLook w:firstColumn="1" w:firstRow="1" w:lastColumn="0" w:lastRow="0" w:noHBand="0" w:noVBand="1" w:val="04A0"/>
+        <w:tblInd w:w="0" w:type="dxa"/>
+        <w:tblLayout w:type="fixed"/>
+      </w:tblPr>
+      <w:tblGrid>
+        <w:gridCol w:w="4680"/>
+        <w:gridCol w:w="4680"/>
+      </w:tblGrid>
+      <w:tr>
+        <w:tc>
+          <w:tcPr>
+            <w:tcW w:type="dxa" w:w="2232"/>
+            <w:tcMar>
+              <w:top w:w="0" w:type="dxa"/>
+              <w:start w:w="0" w:type="dxa"/>
+              <w:bottom w:w="0" w:type="dxa"/>
+              <w:end w:w="0" w:type="dxa"/>
+            </w:tcMar>
+            <w:tcBorders>
+              <w:top w:val="nil"/>
+              <w:left w:val="nil"/>
+              <w:bottom w:val="single" w:sz="4" w:space="0" w:color="EDF1F5"/>
+              <w:right w:val="nil"/>
+            </w:tcBorders>
+            <w:tcMar>
+              <w:top w:w="180" w:type="dxa"/>
+              <w:start w:w="0" w:type="dxa"/>
+              <w:bottom w:w="180" w:type="dxa"/>
+              <w:end w:w="240" w:type="dxa"/>
+            </w:tcMar>
+          </w:tcPr>
+          <w:p>
+            <w:pPr>
+              <w:spacing w:before="0" w:after="0" w:line="288" w:lineRule="auto"/>
+            </w:pPr>
+            <w:r>
+              <w:rPr>
+                <w:rFonts w:ascii="Aptos Display" w:hAnsi="Aptos Display" w:cs="Aptos Display" w:eastAsia="Aptos Display"/>
+                <w:b/>
+                <w:i w:val="0"/>
+                <w:color w:val="7A6410"/>
+                <w:sz w:val="14"/>
+                <w:spacing w:val="20"/>
+                <w:shd w:val="clear" w:color="auto" w:fill="FBF4DF"/>
+              </w:rPr>
+              <w:t xml:space="preserve"> ANTICIPATED </w:t>
+            </w:r>
+          </w:p>
+        </w:tc>
+        <w:tc>
+          <w:tcPr>
+            <w:tcW w:type="dxa" w:w="7128"/>
+            <w:tcMar>
+              <w:top w:w="0" w:type="dxa"/>
+              <w:start w:w="0" w:type="dxa"/>
+              <w:bottom w:w="0" w:type="dxa"/>
+              <w:end w:w="0" w:type="dxa"/>
+            </w:tcMar>
+            <w:tcBorders>
+              <w:top w:val="nil"/>
+              <w:left w:val="nil"/>
+              <w:bottom w:val="single" w:sz="4" w:space="0" w:color="EDF1F5"/>
+              <w:right w:val="nil"/>
+            </w:tcBorders>
+            <w:tcMar>
+              <w:top w:w="160" w:type="dxa"/>
+              <w:start w:w="0" w:type="dxa"/>
+              <w:bottom w:w="180" w:type="dxa"/>
+              <w:end w:w="0" w:type="dxa"/>
+            </w:tcMar>
+          </w:tcPr>
+          <w:p>
+            <w:pPr>
+              <w:spacing w:before="0" w:after="0" w:line="288" w:lineRule="auto"/>
+            </w:pPr>
+            <w:r>
+              <w:rPr>
+                <w:rFonts w:ascii="Aptos Display" w:hAnsi="Aptos Display" w:cs="Aptos Display" w:eastAsia="Aptos Display"/>
+                <w:b/>
+                <w:i w:val="0"/>
+                <w:color w:val="2A2A2A"/>
+                <w:sz w:val="21"/>
+              </w:rPr>
+              <w:t>UNT subaward statement of work and budget</w:t>
+            </w:r>
+          </w:p>
+          <w:p>
+            <w:pPr>
+              <w:spacing w:before="60" w:after="0" w:line="288" w:lineRule="auto"/>
+            </w:pPr>
+            <w:r>
+              <w:rPr>
+                <w:rFonts w:ascii="Aptos Display" w:hAnsi="Aptos Display" w:cs="Aptos Display" w:eastAsia="Aptos Display"/>
+                <w:b/>
+                <w:i w:val="0"/>
+                <w:color w:val="98A2AE"/>
+                <w:sz w:val="14"/>
+                <w:spacing w:val="20"/>
+              </w:rPr>
+              <w:t xml:space="preserve">WHERE </w:t>
+            </w:r>
+            <w:r>
+              <w:rPr>
+                <w:rFonts w:ascii="Aptos" w:hAnsi="Aptos" w:cs="Aptos" w:eastAsia="Aptos"/>
+                <w:b w:val="0"/>
+                <w:i w:val="0"/>
+                <w:color w:val="6B7684"/>
+                <w:sz w:val="17"/>
+              </w:rPr>
+              <w:t xml:space="preserve">Full application attachment   |   </w:t>
+            </w:r>
+            <w:r>
+              <w:rPr>
+                <w:rFonts w:ascii="Aptos Display" w:hAnsi="Aptos Display" w:cs="Aptos Display" w:eastAsia="Aptos Display"/>
+                <w:b/>
+                <w:i w:val="0"/>
+                <w:color w:val="98A2AE"/>
+                <w:sz w:val="14"/>
+                <w:spacing w:val="20"/>
+              </w:rPr>
+              <w:t xml:space="preserve">SIGNS </w:t>
+            </w:r>
+            <w:r>
+              <w:rPr>
+                <w:rFonts w:ascii="Aptos" w:hAnsi="Aptos" w:cs="Aptos" w:eastAsia="Aptos"/>
+                <w:b w:val="0"/>
+                <w:i w:val="0"/>
+                <w:color w:val="6B7684"/>
+                <w:sz w:val="17"/>
+              </w:rPr>
+              <w:t>Prepared by PlastiBioFuel with UNT input</w:t>
+            </w:r>
+          </w:p>
+          <w:p>
+            <w:pPr>
+              <w:spacing w:before="60" w:after="0" w:line="307" w:lineRule="auto"/>
+            </w:pPr>
+            <w:r>
+              <w:rPr>
+                <w:rFonts w:ascii="Aptos" w:hAnsi="Aptos" w:cs="Aptos" w:eastAsia="Aptos"/>
+                <w:b w:val="0"/>
+                <w:i w:val="0"/>
+                <w:color w:val="4A5561"/>
+                <w:sz w:val="19"/>
+              </w:rPr>
+              <w:t>Award-stage under 2 CFR 200.332. Institutional sign-off is not required at submission.</w:t>
+            </w:r>
+          </w:p>
+        </w:tc>
+      </w:tr>
+    </w:tbl>
+    <w:tbl>
+      <w:tblPr>
+        <w:tblW w:type="auto" w:w="0"/>
+        <w:jc w:val="left"/>
+        <w:tblLayout w:type="fixed"/>
+        <w:tblLook w:firstColumn="1" w:firstRow="1" w:lastColumn="0" w:lastRow="0" w:noHBand="0" w:noVBand="1" w:val="04A0"/>
+        <w:tblInd w:w="0" w:type="dxa"/>
+        <w:tblLayout w:type="fixed"/>
+      </w:tblPr>
+      <w:tblGrid>
+        <w:gridCol w:w="4680"/>
+        <w:gridCol w:w="4680"/>
+      </w:tblGrid>
+      <w:tr>
+        <w:tc>
+          <w:tcPr>
+            <w:tcW w:type="dxa" w:w="2232"/>
+            <w:tcMar>
+              <w:top w:w="0" w:type="dxa"/>
+              <w:start w:w="0" w:type="dxa"/>
+              <w:bottom w:w="0" w:type="dxa"/>
+              <w:end w:w="0" w:type="dxa"/>
+            </w:tcMar>
+            <w:tcBorders>
+              <w:top w:val="nil"/>
+              <w:left w:val="nil"/>
+              <w:bottom w:val="single" w:sz="4" w:space="0" w:color="EDF1F5"/>
+              <w:right w:val="nil"/>
+            </w:tcBorders>
+            <w:tcMar>
+              <w:top w:w="180" w:type="dxa"/>
+              <w:start w:w="0" w:type="dxa"/>
+              <w:bottom w:w="180" w:type="dxa"/>
+              <w:end w:w="240" w:type="dxa"/>
+            </w:tcMar>
+          </w:tcPr>
+          <w:p>
+            <w:pPr>
+              <w:spacing w:before="0" w:after="0" w:line="288" w:lineRule="auto"/>
+            </w:pPr>
+            <w:r>
+              <w:rPr>
+                <w:rFonts w:ascii="Aptos Display" w:hAnsi="Aptos Display" w:cs="Aptos Display" w:eastAsia="Aptos Display"/>
+                <w:b/>
+                <w:i w:val="0"/>
+                <w:color w:val="7A6410"/>
+                <w:sz w:val="14"/>
+                <w:spacing w:val="20"/>
+                <w:shd w:val="clear" w:color="auto" w:fill="FBF4DF"/>
+              </w:rPr>
+              <w:t xml:space="preserve"> ANTICIPATED </w:t>
+            </w:r>
+          </w:p>
+        </w:tc>
+        <w:tc>
+          <w:tcPr>
+            <w:tcW w:type="dxa" w:w="7128"/>
+            <w:tcMar>
+              <w:top w:w="0" w:type="dxa"/>
+              <w:start w:w="0" w:type="dxa"/>
+              <w:bottom w:w="0" w:type="dxa"/>
+              <w:end w:w="0" w:type="dxa"/>
+            </w:tcMar>
+            <w:tcBorders>
+              <w:top w:val="nil"/>
+              <w:left w:val="nil"/>
+              <w:bottom w:val="single" w:sz="4" w:space="0" w:color="EDF1F5"/>
+              <w:right w:val="nil"/>
+            </w:tcBorders>
+            <w:tcMar>
+              <w:top w:w="160" w:type="dxa"/>
+              <w:start w:w="0" w:type="dxa"/>
+              <w:bottom w:w="180" w:type="dxa"/>
+              <w:end w:w="0" w:type="dxa"/>
+            </w:tcMar>
+          </w:tcPr>
+          <w:p>
+            <w:pPr>
+              <w:spacing w:before="0" w:after="0" w:line="288" w:lineRule="auto"/>
+            </w:pPr>
+            <w:r>
+              <w:rPr>
+                <w:rFonts w:ascii="Aptos Display" w:hAnsi="Aptos Display" w:cs="Aptos Display" w:eastAsia="Aptos Display"/>
+                <w:b/>
+                <w:i w:val="0"/>
+                <w:color w:val="2A2A2A"/>
+                <w:sz w:val="21"/>
+              </w:rPr>
+              <w:t>Budget and line-by-line justification</w:t>
+            </w:r>
+          </w:p>
+          <w:p>
+            <w:pPr>
+              <w:spacing w:before="60" w:after="0" w:line="288" w:lineRule="auto"/>
+            </w:pPr>
+            <w:r>
+              <w:rPr>
+                <w:rFonts w:ascii="Aptos Display" w:hAnsi="Aptos Display" w:cs="Aptos Display" w:eastAsia="Aptos Display"/>
+                <w:b/>
+                <w:i w:val="0"/>
+                <w:color w:val="98A2AE"/>
+                <w:sz w:val="14"/>
+                <w:spacing w:val="20"/>
+              </w:rPr>
+              <w:t xml:space="preserve">WHERE </w:t>
+            </w:r>
+            <w:r>
+              <w:rPr>
+                <w:rFonts w:ascii="Aptos" w:hAnsi="Aptos" w:cs="Aptos" w:eastAsia="Aptos"/>
+                <w:b w:val="0"/>
+                <w:i w:val="0"/>
+                <w:color w:val="6B7684"/>
+                <w:sz w:val="17"/>
+              </w:rPr>
+              <w:t xml:space="preserve">Full application   |   </w:t>
+            </w:r>
+            <w:r>
+              <w:rPr>
+                <w:rFonts w:ascii="Aptos Display" w:hAnsi="Aptos Display" w:cs="Aptos Display" w:eastAsia="Aptos Display"/>
+                <w:b/>
+                <w:i w:val="0"/>
+                <w:color w:val="98A2AE"/>
+                <w:sz w:val="14"/>
+                <w:spacing w:val="20"/>
+              </w:rPr>
+              <w:t xml:space="preserve">SIGNS </w:t>
+            </w:r>
+            <w:r>
+              <w:rPr>
+                <w:rFonts w:ascii="Aptos" w:hAnsi="Aptos" w:cs="Aptos" w:eastAsia="Aptos"/>
+                <w:b w:val="0"/>
+                <w:i w:val="0"/>
+                <w:color w:val="6B7684"/>
+                <w:sz w:val="17"/>
+              </w:rPr>
+              <w:t>Michael Ward</w:t>
+            </w:r>
+          </w:p>
+          <w:p>
+            <w:pPr>
+              <w:spacing w:before="60" w:after="0" w:line="307" w:lineRule="auto"/>
+            </w:pPr>
+            <w:r>
+              <w:rPr>
+                <w:rFonts w:ascii="Aptos" w:hAnsi="Aptos" w:cs="Aptos" w:eastAsia="Aptos"/>
+                <w:b w:val="0"/>
+                <w:i w:val="0"/>
+                <w:color w:val="4A5561"/>
+                <w:sz w:val="19"/>
+              </w:rPr>
+              <w:t>Must not exceed $250,000, or $256,500 with TABA.</w:t>
+            </w:r>
+          </w:p>
+        </w:tc>
+      </w:tr>
+    </w:tbl>
+    <w:tbl>
+      <w:tblPr>
+        <w:tblW w:type="auto" w:w="0"/>
+        <w:jc w:val="left"/>
+        <w:tblLayout w:type="fixed"/>
+        <w:tblLook w:firstColumn="1" w:firstRow="1" w:lastColumn="0" w:lastRow="0" w:noHBand="0" w:noVBand="1" w:val="04A0"/>
+        <w:tblInd w:w="0" w:type="dxa"/>
+        <w:tblLayout w:type="fixed"/>
+      </w:tblPr>
+      <w:tblGrid>
+        <w:gridCol w:w="4680"/>
+        <w:gridCol w:w="4680"/>
+      </w:tblGrid>
+      <w:tr>
+        <w:tc>
+          <w:tcPr>
+            <w:tcW w:type="dxa" w:w="2232"/>
+            <w:tcMar>
+              <w:top w:w="0" w:type="dxa"/>
+              <w:start w:w="0" w:type="dxa"/>
+              <w:bottom w:w="0" w:type="dxa"/>
+              <w:end w:w="0" w:type="dxa"/>
+            </w:tcMar>
+            <w:tcBorders>
+              <w:top w:val="nil"/>
+              <w:left w:val="nil"/>
+              <w:bottom w:val="single" w:sz="4" w:space="0" w:color="EDF1F5"/>
+              <w:right w:val="nil"/>
+            </w:tcBorders>
+            <w:tcMar>
+              <w:top w:w="180" w:type="dxa"/>
+              <w:start w:w="0" w:type="dxa"/>
+              <w:bottom w:w="180" w:type="dxa"/>
+              <w:end w:w="240" w:type="dxa"/>
+            </w:tcMar>
+          </w:tcPr>
+          <w:p>
+            <w:pPr>
+              <w:spacing w:before="0" w:after="0" w:line="288" w:lineRule="auto"/>
+            </w:pPr>
+            <w:r>
+              <w:rPr>
+                <w:rFonts w:ascii="Aptos Display" w:hAnsi="Aptos Display" w:cs="Aptos Display" w:eastAsia="Aptos Display"/>
+                <w:b/>
+                <w:i w:val="0"/>
+                <w:color w:val="7A6410"/>
+                <w:sz w:val="14"/>
+                <w:spacing w:val="20"/>
+                <w:shd w:val="clear" w:color="auto" w:fill="FBF4DF"/>
+              </w:rPr>
+              <w:t xml:space="preserve"> ANTICIPATED </w:t>
+            </w:r>
+          </w:p>
+        </w:tc>
+        <w:tc>
+          <w:tcPr>
+            <w:tcW w:type="dxa" w:w="7128"/>
+            <w:tcMar>
+              <w:top w:w="0" w:type="dxa"/>
+              <w:start w:w="0" w:type="dxa"/>
+              <w:bottom w:w="0" w:type="dxa"/>
+              <w:end w:w="0" w:type="dxa"/>
+            </w:tcMar>
+            <w:tcBorders>
+              <w:top w:val="nil"/>
+              <w:left w:val="nil"/>
+              <w:bottom w:val="single" w:sz="4" w:space="0" w:color="EDF1F5"/>
+              <w:right w:val="nil"/>
+            </w:tcBorders>
+            <w:tcMar>
+              <w:top w:w="160" w:type="dxa"/>
+              <w:start w:w="0" w:type="dxa"/>
+              <w:bottom w:w="180" w:type="dxa"/>
+              <w:end w:w="0" w:type="dxa"/>
+            </w:tcMar>
+          </w:tcPr>
+          <w:p>
+            <w:pPr>
+              <w:spacing w:before="0" w:after="0" w:line="288" w:lineRule="auto"/>
+            </w:pPr>
+            <w:r>
+              <w:rPr>
+                <w:rFonts w:ascii="Aptos Display" w:hAnsi="Aptos Display" w:cs="Aptos Display" w:eastAsia="Aptos Display"/>
+                <w:b/>
+                <w:i w:val="0"/>
+                <w:color w:val="2A2A2A"/>
+                <w:sz w:val="21"/>
+              </w:rPr>
+              <w:t>Foreign risk management and research security disclosures</w:t>
+            </w:r>
+          </w:p>
+          <w:p>
+            <w:pPr>
+              <w:spacing w:before="60" w:after="0" w:line="288" w:lineRule="auto"/>
+            </w:pPr>
+            <w:r>
+              <w:rPr>
+                <w:rFonts w:ascii="Aptos Display" w:hAnsi="Aptos Display" w:cs="Aptos Display" w:eastAsia="Aptos Display"/>
+                <w:b/>
+                <w:i w:val="0"/>
+                <w:color w:val="98A2AE"/>
+                <w:sz w:val="14"/>
+                <w:spacing w:val="20"/>
+              </w:rPr>
+              <w:t xml:space="preserve">WHERE </w:t>
+            </w:r>
+            <w:r>
+              <w:rPr>
+                <w:rFonts w:ascii="Aptos" w:hAnsi="Aptos" w:cs="Aptos" w:eastAsia="Aptos"/>
+                <w:b w:val="0"/>
+                <w:i w:val="0"/>
+                <w:color w:val="6B7684"/>
+                <w:sz w:val="17"/>
+              </w:rPr>
+              <w:t xml:space="preserve">Full application   |   </w:t>
+            </w:r>
+            <w:r>
+              <w:rPr>
+                <w:rFonts w:ascii="Aptos Display" w:hAnsi="Aptos Display" w:cs="Aptos Display" w:eastAsia="Aptos Display"/>
+                <w:b/>
+                <w:i w:val="0"/>
+                <w:color w:val="98A2AE"/>
+                <w:sz w:val="14"/>
+                <w:spacing w:val="20"/>
+              </w:rPr>
+              <w:t xml:space="preserve">SIGNS </w:t>
+            </w:r>
+            <w:r>
+              <w:rPr>
+                <w:rFonts w:ascii="Aptos" w:hAnsi="Aptos" w:cs="Aptos" w:eastAsia="Aptos"/>
+                <w:b w:val="0"/>
+                <w:i w:val="0"/>
+                <w:color w:val="6B7684"/>
+                <w:sz w:val="17"/>
+              </w:rPr>
+              <w:t>Michael Ward</w:t>
+            </w:r>
+          </w:p>
+          <w:p>
+            <w:pPr>
+              <w:spacing w:before="60" w:after="0" w:line="307" w:lineRule="auto"/>
+            </w:pPr>
+            <w:r>
+              <w:rPr>
+                <w:rFonts w:ascii="Aptos" w:hAnsi="Aptos" w:cs="Aptos" w:eastAsia="Aptos"/>
+                <w:b w:val="0"/>
+                <w:i w:val="0"/>
+                <w:color w:val="4A5561"/>
+                <w:sz w:val="19"/>
+              </w:rPr>
+              <w:t>DOE maintains a Foreign Risk Management page for the SBIR and STTR programs.</w:t>
+            </w:r>
+          </w:p>
+        </w:tc>
+      </w:tr>
+    </w:tbl>
+    <w:tbl>
+      <w:tblPr>
+        <w:tblW w:type="auto" w:w="0"/>
+        <w:jc w:val="left"/>
+        <w:tblLayout w:type="fixed"/>
+        <w:tblLook w:firstColumn="1" w:firstRow="1" w:lastColumn="0" w:lastRow="0" w:noHBand="0" w:noVBand="1" w:val="04A0"/>
+        <w:tblInd w:w="0" w:type="dxa"/>
+        <w:tblLayout w:type="fixed"/>
+      </w:tblPr>
+      <w:tblGrid>
+        <w:gridCol w:w="9360"/>
+      </w:tblGrid>
+      <w:tr>
+        <w:tc>
+          <w:tcPr>
+            <w:tcW w:type="dxa" w:w="9360"/>
+            <w:tcBorders>
+              <w:top w:val="nil"/>
+              <w:left w:val="nil"/>
+              <w:bottom w:val="nil"/>
+              <w:right w:val="nil"/>
+            </w:tcBorders>
+            <w:tcMar>
+              <w:top w:w="0" w:type="dxa"/>
+              <w:start w:w="0" w:type="dxa"/>
+              <w:bottom w:w="0" w:type="dxa"/>
+              <w:end w:w="0" w:type="dxa"/>
+            </w:tcMar>
+            <w:shd w:val="clear" w:color="auto" w:fill="F2F7FC"/>
+            <w:tcMar>
+              <w:top w:w="220" w:type="dxa"/>
+              <w:start w:w="360" w:type="dxa"/>
+              <w:bottom w:w="220" w:type="dxa"/>
+              <w:end w:w="360" w:type="dxa"/>
+            </w:tcMar>
+          </w:tcPr>
+          <w:p>
+            <w:pPr>
+              <w:spacing w:before="0" w:after="0" w:line="276" w:lineRule="auto"/>
+            </w:pPr>
+            <w:r>
+              <w:rPr>
+                <w:rFonts w:ascii="Aptos Display" w:hAnsi="Aptos Display" w:cs="Aptos Display" w:eastAsia="Aptos Display"/>
+                <w:b/>
+                <w:i w:val="0"/>
+                <w:color w:val="045AA9"/>
+                <w:sz w:val="17"/>
+                <w:spacing w:val="24"/>
+              </w:rPr>
+              <w:t>DUPLICATE FUNDING DISCLOSURE, READY TO USE</w:t>
+            </w:r>
+          </w:p>
+          <w:p>
+            <w:pPr>
+              <w:spacing w:before="80" w:after="0" w:line="300" w:lineRule="auto"/>
+            </w:pPr>
+            <w:r>
+              <w:rPr>
+                <w:rFonts w:ascii="Aptos" w:hAnsi="Aptos" w:cs="Aptos" w:eastAsia="Aptos"/>
+                <w:b w:val="0"/>
+                <w:i w:val="0"/>
+                <w:color w:val="6B7684"/>
+                <w:sz w:val="17"/>
+              </w:rPr>
+              <w:t>Use this wording on any essentially equivalent work certification at full application. It is already reflected in Question 4 of the pitch.</w:t>
+            </w:r>
+          </w:p>
+          <w:p>
+            <w:pPr>
+              <w:spacing w:before="100" w:after="0" w:line="317" w:lineRule="auto"/>
+              <w:ind w:left="200"/>
+              <w:pBdr>
+                <w:left w:val="single" w:sz="12" w:space="6" w:color="045AA9"/>
+              </w:pBdr>
+            </w:pPr>
+            <w:r>
+              <w:rPr>
+                <w:rFonts w:ascii="Aptos" w:hAnsi="Aptos" w:cs="Aptos" w:eastAsia="Aptos"/>
+                <w:b w:val="0"/>
+                <w:i w:val="0"/>
+                <w:color w:val="2A2A2A"/>
+                <w:sz w:val="20"/>
+              </w:rPr>
+              <w:t>“PlastiBioFuel LLC has one other federal proposal pending: NSF SBIR Phase I, Research.gov proposal 328095, solicitation NSF 26-510, subtopic BT10 Synthetic Biology and Metabolic Engineering, total requested $304,955, submitting against the November 4, 2026 window. That proposal addresses COF-enzyme reusability, the monomer-to-ethanol biological conversion pathway, and construction of an integrated lab-scale spiral reactor module. The scope proposed to DOE is the computational design layer: a physics-informed machine learning surrogate model of the immobilized-enzyme reactor and its experimental validation. The two efforts share no tasks, no personnel effort months, and no budget lines. This is not essentially equivalent work, and no duplicate funding would result from award of both.”</w:t>
+            </w:r>
+          </w:p>
+        </w:tc>
+      </w:tr>
+    </w:tbl>
     <w:p>
       <w:pPr>
-        <w:spacing w:after="120"/>
+        <w:spacing w:before="0" w:after="200" w:line="240" w:lineRule="auto"/>
       </w:pPr>
-      <w:r>
-        <w:rPr>
-          <w:rFonts w:ascii="Calibri" w:hAnsi="Calibri" w:cs="Calibri" w:eastAsia="Calibri"/>
-          <w:color w:val="2A2A2A"/>
-          <w:sz w:val="22"/>
-        </w:rPr>
-        <w:t>Use this wording on any essentially equivalent work or duplicate funding certification at full application. It is already reflected in Question 4 of the pitch.</w:t>
-      </w:r>
     </w:p>
+    <w:tbl>
+      <w:tblPr>
+        <w:tblW w:type="auto" w:w="0"/>
+        <w:jc w:val="left"/>
+        <w:tblLayout w:type="fixed"/>
+        <w:tblLook w:firstColumn="1" w:firstRow="1" w:lastColumn="0" w:lastRow="0" w:noHBand="0" w:noVBand="1" w:val="04A0"/>
+        <w:tblInd w:w="0" w:type="dxa"/>
+        <w:tblLayout w:type="fixed"/>
+      </w:tblPr>
+      <w:tblGrid>
+        <w:gridCol w:w="9360"/>
+      </w:tblGrid>
+      <w:tr>
+        <w:tc>
+          <w:tcPr>
+            <w:tcW w:type="dxa" w:w="9360"/>
+            <w:tcMar>
+              <w:top w:w="0" w:type="dxa"/>
+              <w:start w:w="0" w:type="dxa"/>
+              <w:bottom w:w="0" w:type="dxa"/>
+              <w:end w:w="0" w:type="dxa"/>
+            </w:tcMar>
+            <w:shd w:val="clear" w:color="auto" w:fill="FDF0F5"/>
+            <w:tcBorders>
+              <w:top w:val="nil"/>
+              <w:left w:val="single" w:sz="24" w:space="0" w:color="D50057"/>
+              <w:bottom w:val="nil"/>
+              <w:right w:val="nil"/>
+            </w:tcBorders>
+            <w:tcMar>
+              <w:top w:w="200" w:type="dxa"/>
+              <w:start w:w="320" w:type="dxa"/>
+              <w:bottom w:w="200" w:type="dxa"/>
+              <w:end w:w="320" w:type="dxa"/>
+            </w:tcMar>
+          </w:tcPr>
+          <w:p>
+            <w:pPr>
+              <w:spacing w:before="0" w:after="0" w:line="276" w:lineRule="auto"/>
+            </w:pPr>
+            <w:r>
+              <w:rPr>
+                <w:rFonts w:ascii="Aptos Display" w:hAnsi="Aptos Display" w:cs="Aptos Display" w:eastAsia="Aptos Display"/>
+                <w:b/>
+                <w:i w:val="0"/>
+                <w:color w:val="D50057"/>
+                <w:sz w:val="17"/>
+                <w:spacing w:val="24"/>
+              </w:rPr>
+              <w:t>TWO STANDING RULES FOR THIS PACKAGE</w:t>
+            </w:r>
+          </w:p>
+          <w:p>
+            <w:pPr>
+              <w:spacing w:before="100" w:after="0" w:line="312" w:lineRule="auto"/>
+            </w:pPr>
+            <w:r>
+              <w:rPr>
+                <w:rFonts w:ascii="Aptos" w:hAnsi="Aptos" w:cs="Aptos" w:eastAsia="Aptos"/>
+                <w:b w:val="0"/>
+                <w:i w:val="0"/>
+                <w:color w:val="2A2A2A"/>
+                <w:sz w:val="21"/>
+              </w:rPr>
+              <w:t>1.  Dr. Shengqian Ma is Other Personnel on NSF-style forms, not Senior or Key Personnel. DOE has not published its personnel categories for this opportunity, so apply the same treatment unless the DOE form defines categories differently.</w:t>
+            </w:r>
+          </w:p>
+          <w:p>
+            <w:pPr>
+              <w:spacing w:before="80" w:after="0" w:line="312" w:lineRule="auto"/>
+            </w:pPr>
+            <w:r>
+              <w:rPr>
+                <w:rFonts w:ascii="Aptos" w:hAnsi="Aptos" w:cs="Aptos" w:eastAsia="Aptos"/>
+                <w:b w:val="0"/>
+                <w:i w:val="0"/>
+                <w:color w:val="2A2A2A"/>
+                <w:sz w:val="21"/>
+              </w:rPr>
+              <w:t>2.  ARG Petro is offtake discussions and interest. There is no signed letter of intent and no executed offtake agreement. No document in this package may say otherwise.</w:t>
+            </w:r>
+          </w:p>
+        </w:tc>
+      </w:tr>
+    </w:tbl>
     <w:p>
       <w:pPr>
-        <w:spacing w:after="120"/>
+        <w:spacing w:before="0" w:after="200" w:line="240" w:lineRule="auto"/>
       </w:pPr>
-      <w:r>
-        <w:rPr>
-          <w:rFonts w:ascii="Calibri" w:hAnsi="Calibri" w:cs="Calibri" w:eastAsia="Calibri"/>
-          <w:color w:val="2A2A2A"/>
-          <w:sz w:val="22"/>
-        </w:rPr>
-        <w:t>"PlastiBioFuel LLC has one other federal proposal pending: NSF SBIR Phase I, Research.gov proposal 328095, solicitation NSF 26-510, subtopic BT10 Synthetic Biology and Metabolic Engineering, total requested $304,955, submitting against the November 4, 2026 window. That proposal addresses COF-enzyme reusability, the monomer-to-ethanol biological conversion pathway, and construction of an integrated lab-scale spiral reactor module. The scope proposed to DOE is the computational design layer: a physics-informed machine learning surrogate model of the immobilized-enzyme reactor and its experimental validation. The two efforts share no tasks, no personnel effort months, and no budget lines. This is not essentially equivalent work, and no duplicate funding would result from award of both."</w:t>
-      </w:r>
     </w:p>
-    <w:p>
-      <w:pPr>
-        <w:spacing w:before="280" w:after="80"/>
-      </w:pPr>
-      <w:r>
-        <w:rPr>
-          <w:rFonts w:ascii="Calibri" w:hAnsi="Calibri" w:cs="Calibri" w:eastAsia="Calibri"/>
-          <w:b/>
-          <w:color w:val="045AA9"/>
-          <w:sz w:val="27"/>
-        </w:rPr>
-        <w:t>Two standing rules for this package</w:t>
-      </w:r>
-    </w:p>
-    <w:p>
-      <w:pPr>
-        <w:pStyle w:val="ListBullet"/>
-        <w:spacing w:after="60" w:line="276" w:lineRule="auto"/>
-        <w:ind w:left="360"/>
-      </w:pPr>
-      <w:r>
-        <w:rPr>
-          <w:rFonts w:ascii="Calibri" w:hAnsi="Calibri" w:cs="Calibri" w:eastAsia="Calibri"/>
-          <w:color w:val="2A2A2A"/>
-          <w:sz w:val="22"/>
-        </w:rPr>
-        <w:t>Dr. Shengqian Ma is listed as Other Personnel on NSF-style forms, not as Senior or Key Personnel. DOE has not published its personnel categories for this opportunity. Apply the same treatment unless the DOE form defines categories differently.</w:t>
-      </w:r>
-    </w:p>
-    <w:p>
-      <w:pPr>
-        <w:pStyle w:val="ListBullet"/>
-        <w:spacing w:after="60" w:line="276" w:lineRule="auto"/>
-        <w:ind w:left="360"/>
-      </w:pPr>
-      <w:r>
-        <w:rPr>
-          <w:rFonts w:ascii="Calibri" w:hAnsi="Calibri" w:cs="Calibri" w:eastAsia="Calibri"/>
-          <w:color w:val="2A2A2A"/>
-          <w:sz w:val="22"/>
-        </w:rPr>
-        <w:t>ARG Petro is described as offtake discussions and interest. There is no signed letter of intent and no executed offtake agreement. No document in this package may say otherwise.</w:t>
-      </w:r>
-    </w:p>
-    <w:p>
-      <w:pPr>
-        <w:spacing w:before="280"/>
-      </w:pPr>
-      <w:r>
-        <w:rPr>
-          <w:rFonts w:ascii="Calibri" w:hAnsi="Calibri" w:cs="Calibri" w:eastAsia="Calibri"/>
-          <w:i/>
-          <w:color w:val="666666"/>
-          <w:sz w:val="17"/>
-        </w:rPr>
-        <w:t>PlastiBioFuel LLC | UEI KQAWZ54RDUM8 | CAGE 175D6 | NAICS 325199, 325193, 541715 | SDVOSB, SBA VetCert verified</w:t>
-      </w:r>
-    </w:p>
+    <w:tbl>
+      <w:tblPr>
+        <w:tblW w:type="auto" w:w="0"/>
+        <w:jc w:val="left"/>
+        <w:tblLayout w:type="fixed"/>
+        <w:tblLook w:firstColumn="1" w:firstRow="1" w:lastColumn="0" w:lastRow="0" w:noHBand="0" w:noVBand="1" w:val="04A0"/>
+        <w:tblInd w:w="0" w:type="dxa"/>
+        <w:tblLayout w:type="fixed"/>
+      </w:tblPr>
+      <w:tblGrid>
+        <w:gridCol w:w="4680"/>
+        <w:gridCol w:w="4680"/>
+      </w:tblGrid>
+      <w:tr>
+        <w:tc>
+          <w:tcPr>
+            <w:tcW w:type="dxa" w:w="6192"/>
+            <w:tcMar>
+              <w:top w:w="0" w:type="dxa"/>
+              <w:start w:w="0" w:type="dxa"/>
+              <w:bottom w:w="0" w:type="dxa"/>
+              <w:end w:w="0" w:type="dxa"/>
+            </w:tcMar>
+            <w:tcBorders>
+              <w:top w:val="single" w:sz="6" w:space="0" w:color="E3E8EF"/>
+              <w:left w:val="nil"/>
+              <w:bottom w:val="nil"/>
+              <w:right w:val="nil"/>
+            </w:tcBorders>
+            <w:tcMar>
+              <w:top w:w="140" w:type="dxa"/>
+              <w:start w:w="0" w:type="dxa"/>
+              <w:bottom w:w="0" w:type="dxa"/>
+              <w:end w:w="0" w:type="dxa"/>
+            </w:tcMar>
+          </w:tcPr>
+          <w:p>
+            <w:pPr>
+              <w:spacing w:before="0" w:after="0" w:line="300" w:lineRule="auto"/>
+            </w:pPr>
+            <w:r>
+              <w:rPr>
+                <w:rFonts w:ascii="Aptos" w:hAnsi="Aptos" w:cs="Aptos" w:eastAsia="Aptos"/>
+                <w:b w:val="0"/>
+                <w:i w:val="0"/>
+                <w:color w:val="6B7684"/>
+                <w:sz w:val="16"/>
+              </w:rPr>
+              <w:t>PlastiBioFuel LLC  ·  SDVOSB, SBA VetCert verified  ·  NAICS 325199, 325193, 541715</w:t>
+            </w:r>
+          </w:p>
+        </w:tc>
+        <w:tc>
+          <w:tcPr>
+            <w:tcW w:type="dxa" w:w="3168"/>
+            <w:tcMar>
+              <w:top w:w="0" w:type="dxa"/>
+              <w:start w:w="0" w:type="dxa"/>
+              <w:bottom w:w="0" w:type="dxa"/>
+              <w:end w:w="0" w:type="dxa"/>
+            </w:tcMar>
+            <w:tcBorders>
+              <w:top w:val="single" w:sz="6" w:space="0" w:color="E3E8EF"/>
+              <w:left w:val="nil"/>
+              <w:bottom w:val="nil"/>
+              <w:right w:val="nil"/>
+            </w:tcBorders>
+            <w:tcMar>
+              <w:top w:w="140" w:type="dxa"/>
+              <w:start w:w="0" w:type="dxa"/>
+              <w:bottom w:w="0" w:type="dxa"/>
+              <w:end w:w="0" w:type="dxa"/>
+            </w:tcMar>
+          </w:tcPr>
+          <w:p>
+            <w:pPr>
+              <w:spacing w:before="0" w:after="0" w:line="300" w:lineRule="auto"/>
+              <w:jc w:val="right"/>
+            </w:pPr>
+            <w:r>
+              <w:rPr>
+                <w:rFonts w:ascii="Aptos" w:hAnsi="Aptos" w:cs="Aptos" w:eastAsia="Aptos"/>
+                <w:b w:val="0"/>
+                <w:i w:val="0"/>
+                <w:color w:val="6B7684"/>
+                <w:sz w:val="16"/>
+              </w:rPr>
+              <w:t>UEI KQAWZ54RDUM8  ·  CAGE 175D6</w:t>
+            </w:r>
+          </w:p>
+        </w:tc>
+      </w:tr>
+    </w:tbl>
     <w:sectPr>
       <w:pgSz w:w="12240" w:h="15840"/>
-      <w:pgMar w:top="1440" w:right="1440" w:bottom="1440" w:left="1440" w:header="720" w:footer="720" w:gutter="0"/>
+      <w:pgMar w:top="792" w:right="1440" w:bottom="1008" w:left="1440" w:header="720" w:footer="720" w:gutter="0"/>
       <w:cols w:space="720"/>
       <w:docGrid w:linePitch="360"/>
     </w:sectPr>
@@ -2734,12 +4157,13 @@
     <w:qFormat/>
     <w:rsid w:val="00FC693F"/>
     <w:pPr>
-      <w:spacing w:line="276" w:lineRule="auto" w:after="120"/>
+      <w:spacing w:line="283" w:lineRule="auto" w:after="120"/>
     </w:pPr>
     <w:rPr>
-      <w:rFonts w:ascii="Calibri" w:hAnsi="Calibri" w:cs="Calibri" w:eastAsia="Calibri"/>
+      <w:rFonts w:ascii="Aptos" w:hAnsi="Aptos" w:cs="Aptos" w:eastAsia="Aptos"/>
+      <w:rFonts w:ascii="Aptos" w:hAnsi="Aptos"/>
       <w:color w:val="2A2A2A"/>
-      <w:sz w:val="22"/>
+      <w:sz w:val="21"/>
     </w:rPr>
   </w:style>
   <w:style w:type="paragraph" w:styleId="Header">

--- a/PlastiBioFuel/Funding_Loop/2026-08-22_DOE_SBIR-STTR_FY26-Phase-I-Genesis-Mission/04_Forms_and_Certifications_Checklist.docx
+++ b/PlastiBioFuel/Funding_Loop/2026-08-22_DOE_SBIR-STTR_FY26-Phase-I-Genesis-Mission/04_Forms_and_Certifications_Checklist.docx
@@ -3738,7 +3738,7 @@
                 <w:color w:val="6B7684"/>
                 <w:sz w:val="16"/>
               </w:rPr>
-              <w:t>PlastiBioFuel LLC  ·  SDVOSB, SBA VetCert verified  ·  NAICS 325199, 325193, 541715</w:t>
+              <w:t>PlastiBioFuel LLC  ·  michael@plastibiofuel.com  ·  SDVOSB, SBA VetCert verified  ·  NAICS 325199, 325193, 541715</w:t>
             </w:r>
           </w:p>
         </w:tc>

--- a/PlastiBioFuel/Funding_Loop/2026-08-22_DOE_SBIR-STTR_FY26-Phase-I-Genesis-Mission/04_Forms_and_Certifications_Checklist.docx
+++ b/PlastiBioFuel/Funding_Loop/2026-08-22_DOE_SBIR-STTR_FY26-Phase-I-Genesis-Mission/04_Forms_and_Certifications_Checklist.docx
@@ -3616,6 +3616,176 @@
         <w:tc>
           <w:tcPr>
             <w:tcW w:type="dxa" w:w="9360"/>
+            <w:tcBorders>
+              <w:top w:val="nil"/>
+              <w:left w:val="nil"/>
+              <w:bottom w:val="nil"/>
+              <w:right w:val="nil"/>
+            </w:tcBorders>
+            <w:tcMar>
+              <w:top w:w="0" w:type="dxa"/>
+              <w:start w:w="0" w:type="dxa"/>
+              <w:bottom w:w="0" w:type="dxa"/>
+              <w:end w:w="0" w:type="dxa"/>
+            </w:tcMar>
+            <w:shd w:val="clear" w:color="auto" w:fill="F2F7FC"/>
+            <w:tcMar>
+              <w:top w:w="220" w:type="dxa"/>
+              <w:start w:w="360" w:type="dxa"/>
+              <w:bottom w:w="220" w:type="dxa"/>
+              <w:end w:w="360" w:type="dxa"/>
+            </w:tcMar>
+          </w:tcPr>
+          <w:p>
+            <w:pPr>
+              <w:spacing w:before="0" w:after="0" w:line="276" w:lineRule="auto"/>
+            </w:pPr>
+            <w:r>
+              <w:rPr>
+                <w:rFonts w:ascii="Aptos Display" w:hAnsi="Aptos Display" w:cs="Aptos Display" w:eastAsia="Aptos Display"/>
+                <w:b/>
+                <w:i w:val="0"/>
+                <w:color w:val="045AA9"/>
+                <w:sz w:val="17"/>
+                <w:spacing w:val="24"/>
+              </w:rPr>
+              <w:t>GENERATIVE AI USE DISCLOSURE, READY TO USE</w:t>
+            </w:r>
+          </w:p>
+          <w:p>
+            <w:pPr>
+              <w:spacing w:before="80" w:after="0" w:line="300" w:lineRule="auto"/>
+            </w:pPr>
+            <w:r>
+              <w:rPr>
+                <w:rFonts w:ascii="Aptos" w:hAnsi="Aptos" w:cs="Aptos" w:eastAsia="Aptos"/>
+                <w:b w:val="0"/>
+                <w:i w:val="0"/>
+                <w:color w:val="6B7684"/>
+                <w:sz w:val="17"/>
+              </w:rPr>
+              <w:t>DOE asks every applicant to state the extent of generative AI use and how it was used. Paste this into that field. It is written for a reader who must not confuse the two uses: AI is the engineering method behind the technology, and it was separately used to draft this text.</w:t>
+            </w:r>
+          </w:p>
+          <w:p>
+            <w:pPr>
+              <w:spacing w:before="100" w:after="0" w:line="317" w:lineRule="auto"/>
+              <w:ind w:left="200"/>
+              <w:pBdr>
+                <w:left w:val="single" w:sz="12" w:space="6" w:color="045AA9"/>
+              </w:pBdr>
+            </w:pPr>
+            <w:r>
+              <w:rPr>
+                <w:rFonts w:ascii="Aptos" w:hAnsi="Aptos" w:cs="Aptos" w:eastAsia="Aptos"/>
+                <w:b w:val="0"/>
+                <w:i w:val="0"/>
+                <w:color w:val="2A2A2A"/>
+                <w:sz w:val="20"/>
+              </w:rPr>
+              <w:t>Generative AI was used in two distinct ways, and they should be read separately.</w:t>
+            </w:r>
+          </w:p>
+          <w:p>
+            <w:pPr>
+              <w:spacing w:before="140" w:after="0" w:line="317" w:lineRule="auto"/>
+              <w:ind w:left="200"/>
+              <w:pBdr>
+                <w:left w:val="single" w:sz="12" w:space="6" w:color="045AA9"/>
+              </w:pBdr>
+            </w:pPr>
+            <w:r>
+              <w:rPr>
+                <w:rFonts w:ascii="Aptos" w:hAnsi="Aptos" w:cs="Aptos" w:eastAsia="Aptos"/>
+                <w:b w:val="0"/>
+                <w:i w:val="0"/>
+                <w:color w:val="2A2A2A"/>
+                <w:sz w:val="20"/>
+              </w:rPr>
+              <w:t>1. In the research itself. Michael David Ward, Founder and CEO and the proposed principal investigator, used a commercial large language model (Grok, xAI) as a modeling and design environment to derive and test the continuous spiral-flow reactor this proposal describes. Channel geometry, flow behavior, and enzyme reusability were explored across more than one million simulation runs. He built that capability and operates it himself. This is the subject of the proposal rather than an aid to writing it, and the Phase I work proposed here is the work of quantifying where that model is trustworthy against physical measurement. The model has not been validated against a physical reactor, and the proposal says so.</w:t>
+            </w:r>
+          </w:p>
+          <w:p>
+            <w:pPr>
+              <w:spacing w:before="140" w:after="0" w:line="317" w:lineRule="auto"/>
+              <w:ind w:left="200"/>
+              <w:pBdr>
+                <w:left w:val="single" w:sz="12" w:space="6" w:color="045AA9"/>
+              </w:pBdr>
+            </w:pPr>
+            <w:r>
+              <w:rPr>
+                <w:rFonts w:ascii="Aptos" w:hAnsi="Aptos" w:cs="Aptos" w:eastAsia="Aptos"/>
+                <w:b w:val="0"/>
+                <w:i w:val="0"/>
+                <w:color w:val="2A2A2A"/>
+                <w:sz w:val="20"/>
+              </w:rPr>
+              <w:t>2. In preparing the written submission. A commercial generative AI assistant (Claude, Anthropic) was used to draft, organize, and format the narrative text of this submission from source material supplied by the applicant: the company technical file, the University of North Texas Final Project Report for Phase-I signed by Prof. Shengqian Ma and dated August 7, 2026, correspondence from Dr. Bradley Phipps, USPTO provisional application 63/848,456, and the agency’s own published solicitation pages.</w:t>
+            </w:r>
+          </w:p>
+          <w:p>
+            <w:pPr>
+              <w:spacing w:before="140" w:after="0" w:line="317" w:lineRule="auto"/>
+              <w:ind w:left="200"/>
+              <w:pBdr>
+                <w:left w:val="single" w:sz="12" w:space="6" w:color="045AA9"/>
+              </w:pBdr>
+            </w:pPr>
+            <w:r>
+              <w:rPr>
+                <w:rFonts w:ascii="Aptos" w:hAnsi="Aptos" w:cs="Aptos" w:eastAsia="Aptos"/>
+                <w:b w:val="0"/>
+                <w:i w:val="0"/>
+                <w:color w:val="2A2A2A"/>
+                <w:sz w:val="20"/>
+              </w:rPr>
+              <w:t>What generative AI did not do. It did not generate, estimate, or extrapolate any experimental result. Every laboratory value here, including the 122 µmol/h/mg immobilized turnover figure, comes from the signed UNT report. The one figure sourced outside that report, roughly 3.6 times the standard rate at 80 °C, is attributed to Dr. Phipps by email and is stated with its confounding caveat. Every reference was verified against PubMed by identifier before inclusion. No text, data, or citation was accepted without tracing it to a named primary source.</w:t>
+            </w:r>
+          </w:p>
+          <w:p>
+            <w:pPr>
+              <w:spacing w:before="140" w:after="0" w:line="317" w:lineRule="auto"/>
+              <w:ind w:left="200"/>
+              <w:pBdr>
+                <w:left w:val="single" w:sz="12" w:space="6" w:color="045AA9"/>
+              </w:pBdr>
+            </w:pPr>
+            <w:r>
+              <w:rPr>
+                <w:rFonts w:ascii="Aptos" w:hAnsi="Aptos" w:cs="Aptos" w:eastAsia="Aptos"/>
+                <w:b w:val="0"/>
+                <w:i w:val="0"/>
+                <w:color w:val="2A2A2A"/>
+                <w:sz w:val="20"/>
+              </w:rPr>
+              <w:t>Responsibility. Michael David Ward reviewed and approved every statement in this submission and is responsible for its accuracy, authenticity, and authorship. PlastiBioFuel LLC is fully capable of performing the work described. To the best of the applicant’s knowledge, this submission does not infringe or violate the rights of any third party.</w:t>
+            </w:r>
+          </w:p>
+        </w:tc>
+      </w:tr>
+    </w:tbl>
+    <w:p>
+      <w:pPr>
+        <w:spacing w:before="0" w:after="200" w:line="240" w:lineRule="auto"/>
+      </w:pPr>
+    </w:p>
+    <w:tbl>
+      <w:tblPr>
+        <w:tblW w:type="auto" w:w="0"/>
+        <w:jc w:val="left"/>
+        <w:tblLayout w:type="fixed"/>
+        <w:tblLook w:firstColumn="1" w:firstRow="1" w:lastColumn="0" w:lastRow="0" w:noHBand="0" w:noVBand="1" w:val="04A0"/>
+        <w:tblInd w:w="0" w:type="dxa"/>
+        <w:tblLayout w:type="fixed"/>
+      </w:tblPr>
+      <w:tblGrid>
+        <w:gridCol w:w="9360"/>
+      </w:tblGrid>
+      <w:tr>
+        <w:tc>
+          <w:tcPr>
+            <w:tcW w:type="dxa" w:w="9360"/>
             <w:tcMar>
               <w:top w:w="0" w:type="dxa"/>
               <w:start w:w="0" w:type="dxa"/>

--- a/PlastiBioFuel/Funding_Loop/2026-08-22_DOE_SBIR-STTR_FY26-Phase-I-Genesis-Mission/04_Forms_and_Certifications_Checklist.docx
+++ b/PlastiBioFuel/Funding_Loop/2026-08-22_DOE_SBIR-STTR_FY26-Phase-I-Genesis-Mission/04_Forms_and_Certifications_Checklist.docx
@@ -3908,7 +3908,7 @@
                 <w:color w:val="6B7684"/>
                 <w:sz w:val="16"/>
               </w:rPr>
-              <w:t>PlastiBioFuel LLC  ·  michael@plastibiofuel.com  ·  SDVOSB, SBA VetCert verified  ·  NAICS 325199, 325193, 541715</w:t>
+              <w:t>PlastiBioFuel LLC  ·  michael@plastibiofuel.com  ·  SDVOSB, certified and active in SAM.gov  ·  NAICS 325199, 325193, 541715</w:t>
             </w:r>
           </w:p>
         </w:tc>
